--- a/Documentacion_Tecnica_Acompanarte.docx
+++ b/Documentacion_Tecnica_Acompanarte.docx
@@ -7514,6 +7514,1316 @@
       </w:r>
     </w:p>
     <w:p>
+      <w:pPr>
+        <w:pStyle w:val="Heading2"/>
+        <w:spacing w:after="140" w:before="300"/>
+      </w:pPr>
+      <w:r>
+        <w:rPr>
+          <w:rFonts w:ascii="Arial" w:cs="Arial" w:eastAsia="Arial" w:hAnsi="Arial"/>
+          <w:b/>
+          <w:bCs/>
+          <w:color w:val="1D4E7C"/>
+          <w:sz w:val="26"/>
+          <w:szCs w:val="26"/>
+        </w:rPr>
+        <w:t xml:space="preserve">Fase 6 — Correción Integral de Dashboards y API</w:t>
+      </w:r>
+    </w:p>
+    <w:p>
+      <w:pPr>
+        <w:spacing w:after="80"/>
+      </w:pPr>
+      <w:r>
+        <w:t xml:space="preserve"/>
+      </w:r>
+    </w:p>
+    <w:p>
+      <w:pPr>
+        <w:spacing w:after="160"/>
+      </w:pPr>
+      <w:r>
+        <w:rPr>
+          <w:rFonts w:ascii="Arial" w:cs="Arial" w:eastAsia="Arial" w:hAnsi="Arial"/>
+          <w:color w:val="1F2937"/>
+          <w:sz w:val="22"/>
+          <w:szCs w:val="22"/>
+        </w:rPr>
+        <w:t xml:space="preserve">Con el backend y el pipeline RAG funcionando, se realizó una auditoría completa de todas las páginas del frontend para verificar que los datos mostrados provengan realmente de la base de datos, sin datos falsos ni hardcodeados.</w:t>
+      </w:r>
+    </w:p>
+    <w:p>
+      <w:pPr>
+        <w:pStyle w:val="Heading3"/>
+        <w:spacing w:after="100" w:before="200"/>
+      </w:pPr>
+      <w:r>
+        <w:rPr>
+          <w:rFonts w:ascii="Arial" w:cs="Arial" w:eastAsia="Arial" w:hAnsi="Arial"/>
+          <w:b/>
+          <w:bCs/>
+          <w:color w:val="1F2937"/>
+          <w:sz w:val="23"/>
+          <w:szCs w:val="23"/>
+        </w:rPr>
+        <w:t xml:space="preserve">Reescritura de dashboard_router.py</w:t>
+      </w:r>
+    </w:p>
+    <w:p>
+      <w:pPr>
+        <w:spacing w:after="160"/>
+      </w:pPr>
+      <w:r>
+        <w:rPr>
+          <w:rFonts w:ascii="Arial" w:cs="Arial" w:eastAsia="Arial" w:hAnsi="Arial"/>
+          <w:color w:val="1F2937"/>
+          <w:sz w:val="22"/>
+          <w:szCs w:val="22"/>
+        </w:rPr>
+        <w:t xml:space="preserve">El archivo dashboard_router.py fue completamente reescrito. Cada endpoint fue reemplazado con consultas reales a la base de datos:</w:t>
+      </w:r>
+    </w:p>
+    <w:p>
+      <w:pPr>
+        <w:numPr>
+          <w:ilvl w:val="0"/>
+          <w:numId w:val="1"/>
+        </w:numPr>
+        <w:spacing w:after="80"/>
+      </w:pPr>
+      <w:r>
+        <w:rPr>
+          <w:rFonts w:ascii="Arial" w:cs="Arial" w:eastAsia="Arial" w:hAnsi="Arial"/>
+          <w:color w:val="1F2937"/>
+          <w:sz w:val="22"/>
+          <w:szCs w:val="22"/>
+        </w:rPr>
+        <w:t xml:space="preserve">familiar_dashboard: cálculo real del bienestar (desde RegistroSeguimiento), carga del equipo terapéutico con joinedload encadenado (EquipoTerapeutico → MiembroEquipo → Terapeuta → Usuario), y reemplazo de hora/categoria por el campo real frecuencia de ActividadFamiliar.</w:t>
+      </w:r>
+    </w:p>
+    <w:p>
+      <w:pPr>
+        <w:numPr>
+          <w:ilvl w:val="0"/>
+          <w:numId w:val="1"/>
+        </w:numPr>
+        <w:spacing w:after="80"/>
+      </w:pPr>
+      <w:r>
+        <w:rPr>
+          <w:rFonts w:ascii="Arial" w:cs="Arial" w:eastAsia="Arial" w:hAnsi="Arial"/>
+          <w:color w:val="1F2937"/>
+          <w:sz w:val="22"/>
+          <w:szCs w:val="22"/>
+        </w:rPr>
+        <w:t xml:space="preserve">terapeuta_dashboard: filtrado de pacientes por membresía real en equipo terapéutico, cálculo de ultima_sesion desde RegistroSeguimiento y bienestar individual por paciente.</w:t>
+      </w:r>
+    </w:p>
+    <w:p>
+      <w:pPr>
+        <w:numPr>
+          <w:ilvl w:val="0"/>
+          <w:numId w:val="1"/>
+        </w:numPr>
+        <w:spacing w:after="80"/>
+      </w:pPr>
+      <w:r>
+        <w:rPr>
+          <w:rFonts w:ascii="Arial" w:cs="Arial" w:eastAsia="Arial" w:hAnsi="Arial"/>
+          <w:color w:val="1F2937"/>
+          <w:sz w:val="22"/>
+          <w:szCs w:val="22"/>
+        </w:rPr>
+        <w:t xml:space="preserve">terapeuta_externo_dashboard: misma lógica de filtrado, cálculo de ultima_visita desde registros, conteo real de registros propios del terapeuta.</w:t>
+      </w:r>
+    </w:p>
+    <w:p>
+      <w:pPr>
+        <w:numPr>
+          <w:ilvl w:val="0"/>
+          <w:numId w:val="1"/>
+        </w:numPr>
+        <w:spacing w:after="80"/>
+      </w:pPr>
+      <w:r>
+        <w:rPr>
+          <w:rFonts w:ascii="Arial" w:cs="Arial" w:eastAsia="Arial" w:hAnsi="Arial"/>
+          <w:color w:val="1F2937"/>
+          <w:sz w:val="22"/>
+          <w:szCs w:val="22"/>
+        </w:rPr>
+        <w:t xml:space="preserve">admin_dashboard: cálculo real de nuevos_mes (usuarios creados en el mes), alta_este_mes (pacientes creados en el mes) y actividades_hoy (ProgresoActividad completadas hoy).</w:t>
+      </w:r>
+    </w:p>
+    <w:p>
+      <w:pPr>
+        <w:spacing w:after="80"/>
+      </w:pPr>
+      <w:r>
+        <w:t xml:space="preserve"/>
+      </w:r>
+    </w:p>
+    <w:p>
+      <w:pPr>
+        <w:spacing w:after="160"/>
+      </w:pPr>
+      <w:r>
+        <w:rPr>
+          <w:rFonts w:ascii="Arial" w:cs="Arial" w:eastAsia="Arial" w:hAnsi="Arial"/>
+          <w:b/>
+          <w:bCs/>
+          <w:color w:val="1F2937"/>
+          <w:sz w:val="22"/>
+          <w:szCs w:val="22"/>
+        </w:rPr>
+        <w:t xml:space="preserve">Helpers creados: </w:t>
+      </w:r>
+      <w:r>
+        <w:rPr>
+          <w:rFonts w:ascii="Arial" w:cs="Arial" w:eastAsia="Arial" w:hAnsi="Arial"/>
+          <w:color w:val="1F2937"/>
+          <w:sz w:val="22"/>
+          <w:szCs w:val="22"/>
+        </w:rPr>
+        <w:t xml:space="preserve">Se agregaron funciones auxiliares reutilizables:</w:t>
+      </w:r>
+    </w:p>
+    <w:p>
+      <w:pPr>
+        <w:numPr>
+          <w:ilvl w:val="0"/>
+          <w:numId w:val="1"/>
+        </w:numPr>
+        <w:spacing w:after="80"/>
+      </w:pPr>
+      <w:r>
+        <w:rPr>
+          <w:rFonts w:ascii="Arial" w:cs="Arial" w:eastAsia="Arial" w:hAnsi="Arial"/>
+          <w:color w:val="1F2937"/>
+          <w:sz w:val="22"/>
+          <w:szCs w:val="22"/>
+        </w:rPr>
+        <w:t xml:space="preserve">_calcular_edad(fecha_nacimiento): cálculo correcto de edad en años desde la fecha de nacimiento.</w:t>
+      </w:r>
+    </w:p>
+    <w:p>
+      <w:pPr>
+        <w:numPr>
+          <w:ilvl w:val="0"/>
+          <w:numId w:val="1"/>
+        </w:numPr>
+        <w:spacing w:after="80"/>
+      </w:pPr>
+      <w:r>
+        <w:rPr>
+          <w:rFonts w:ascii="Arial" w:cs="Arial" w:eastAsia="Arial" w:hAnsi="Arial"/>
+          <w:color w:val="1F2937"/>
+          <w:sz w:val="22"/>
+          <w:szCs w:val="22"/>
+        </w:rPr>
+        <w:t xml:space="preserve">_bienestar_desde_registros(registros): promedio ponderado por tipo (logro=100, objetivo=75, evolucion=65, observacion=55, incidente=25).</w:t>
+      </w:r>
+    </w:p>
+    <w:p>
+      <w:pPr>
+        <w:numPr>
+          <w:ilvl w:val="0"/>
+          <w:numId w:val="1"/>
+        </w:numPr>
+        <w:spacing w:after="80"/>
+      </w:pPr>
+      <w:r>
+        <w:rPr>
+          <w:rFonts w:ascii="Arial" w:cs="Arial" w:eastAsia="Arial" w:hAnsi="Arial"/>
+          <w:color w:val="1F2937"/>
+          <w:sz w:val="22"/>
+          <w:szCs w:val="22"/>
+        </w:rPr>
+        <w:t xml:space="preserve">_bienestar_label(pct): convierte porcentaje en etiqueta legible (Excelente, Bueno, Regular, Bajo).</w:t>
+      </w:r>
+    </w:p>
+    <w:p>
+      <w:pPr>
+        <w:numPr>
+          <w:ilvl w:val="0"/>
+          <w:numId w:val="1"/>
+        </w:numPr>
+        <w:spacing w:after="80"/>
+      </w:pPr>
+      <w:r>
+        <w:rPr>
+          <w:rFonts w:ascii="Arial" w:cs="Arial" w:eastAsia="Arial" w:hAnsi="Arial"/>
+          <w:color w:val="1F2937"/>
+          <w:sz w:val="22"/>
+          <w:szCs w:val="22"/>
+        </w:rPr>
+        <w:t xml:space="preserve">_formato_fecha_relativa(fecha): convierte fecha ISO a texto relativo (Hoy, Ayer, hace N días).</w:t>
+      </w:r>
+    </w:p>
+    <w:p>
+      <w:pPr>
+        <w:numPr>
+          <w:ilvl w:val="0"/>
+          <w:numId w:val="1"/>
+        </w:numPr>
+        <w:spacing w:after="80"/>
+      </w:pPr>
+      <w:r>
+        <w:rPr>
+          <w:rFonts w:ascii="Arial" w:cs="Arial" w:eastAsia="Arial" w:hAnsi="Arial"/>
+          <w:color w:val="1F2937"/>
+          <w:sz w:val="22"/>
+          <w:szCs w:val="22"/>
+        </w:rPr>
+        <w:t xml:space="preserve">_frecuencia_label(frecuencia): convierte valor de BD a texto legible (diaria, semanal, etc.).</w:t>
+      </w:r>
+    </w:p>
+    <w:p>
+      <w:pPr>
+        <w:pStyle w:val="Heading3"/>
+        <w:spacing w:after="100" w:before="200"/>
+      </w:pPr>
+      <w:r>
+        <w:rPr>
+          <w:rFonts w:ascii="Arial" w:cs="Arial" w:eastAsia="Arial" w:hAnsi="Arial"/>
+          <w:b/>
+          <w:bCs/>
+          <w:color w:val="1F2937"/>
+          <w:sz w:val="23"/>
+          <w:szCs w:val="23"/>
+        </w:rPr>
+        <w:t xml:space="preserve">Bug de doble prefijo /api/v1 en llamadas authFetch</w:t>
+      </w:r>
+    </w:p>
+    <w:p>
+      <w:pPr>
+        <w:spacing w:after="160"/>
+      </w:pPr>
+      <w:r>
+        <w:rPr>
+          <w:rFonts w:ascii="Arial" w:cs="Arial" w:eastAsia="Arial" w:hAnsi="Arial"/>
+          <w:color w:val="1F2937"/>
+          <w:sz w:val="22"/>
+          <w:szCs w:val="22"/>
+        </w:rPr>
+        <w:t xml:space="preserve">Se detectó que el bug del doble prefijo /api/v1, corregido previamente solo en las páginas nuevas (ReglasIA.jsx, ContactosPublicos.jsx), en realidad afectaba a 12 archivos del frontend. La causa raíz es que authFetch construye la URL como ${API_BASE}${url} donde API_BASE ya incluye /api/v1, por lo que las rutas pasadas a authFetch no deben incluir ese prefijo.</w:t>
+      </w:r>
+    </w:p>
+    <w:p>
+      <w:pPr>
+        <w:spacing w:after="160"/>
+      </w:pPr>
+      <w:r>
+        <w:rPr>
+          <w:rFonts w:ascii="Arial" w:cs="Arial" w:eastAsia="Arial" w:hAnsi="Arial"/>
+          <w:color w:val="1F2937"/>
+          <w:sz w:val="22"/>
+          <w:szCs w:val="22"/>
+        </w:rPr>
+        <w:t xml:space="preserve">Archivos corregidos: Auditoria.jsx, Dashboard.jsx (admin), Usuarios.jsx, Alertas.jsx (familiar), Asistente.jsx (familiar), Seguimientos.jsx, Registros.jsx (externo e interno), Actividades.jsx (interno), Alertas.jsx (interno), Conocimiento.jsx. También se corrigieron las llamadas con template literals (backtick) en Usuarios.jsx, Alertas.jsx interno y Conocimiento.jsx.</w:t>
+      </w:r>
+    </w:p>
+    <w:p>
+      <w:pPr>
+        <w:pStyle w:val="Heading3"/>
+        <w:spacing w:after="100" w:before="200"/>
+      </w:pPr>
+      <w:r>
+        <w:rPr>
+          <w:rFonts w:ascii="Arial" w:cs="Arial" w:eastAsia="Arial" w:hAnsi="Arial"/>
+          <w:b/>
+          <w:bCs/>
+          <w:color w:val="1F2937"/>
+          <w:sz w:val="23"/>
+          <w:szCs w:val="23"/>
+        </w:rPr>
+        <w:t xml:space="preserve">Eliminación de datos mock en el frontend</w:t>
+      </w:r>
+    </w:p>
+    <w:p>
+      <w:pPr>
+        <w:spacing w:after="160"/>
+      </w:pPr>
+      <w:r>
+        <w:rPr>
+          <w:rFonts w:ascii="Arial" w:cs="Arial" w:eastAsia="Arial" w:hAnsi="Arial"/>
+          <w:color w:val="1F2937"/>
+          <w:sz w:val="22"/>
+          <w:szCs w:val="22"/>
+        </w:rPr>
+        <w:t xml:space="preserve">Todos los dashboards tenían bloques MOCK_* que se usaban como fallback en caso de error de red, lo que enmascaraba errores reales y mostraba datos inventados. Se eliminaron de todos los archivos:</w:t>
+      </w:r>
+    </w:p>
+    <w:p>
+      <w:pPr>
+        <w:numPr>
+          <w:ilvl w:val="0"/>
+          <w:numId w:val="1"/>
+        </w:numPr>
+        <w:spacing w:after="80"/>
+      </w:pPr>
+      <w:r>
+        <w:rPr>
+          <w:rFonts w:ascii="Arial" w:cs="Arial" w:eastAsia="Arial" w:hAnsi="Arial"/>
+          <w:color w:val="1F2937"/>
+          <w:sz w:val="22"/>
+          <w:szCs w:val="22"/>
+        </w:rPr>
+        <w:t xml:space="preserve">familiar/Dashboard.jsx: eliminados MOCK_PACIENTE, MOCK_ACTIVIDADES, MOCK_SEGUIMIENTOS, MOCK_ALERTAS.</w:t>
+      </w:r>
+    </w:p>
+    <w:p>
+      <w:pPr>
+        <w:numPr>
+          <w:ilvl w:val="0"/>
+          <w:numId w:val="1"/>
+        </w:numPr>
+        <w:spacing w:after="80"/>
+      </w:pPr>
+      <w:r>
+        <w:rPr>
+          <w:rFonts w:ascii="Arial" w:cs="Arial" w:eastAsia="Arial" w:hAnsi="Arial"/>
+          <w:color w:val="1F2937"/>
+          <w:sz w:val="22"/>
+          <w:szCs w:val="22"/>
+        </w:rPr>
+        <w:t xml:space="preserve">terapeuta/interno/Dashboard.jsx: eliminados MOCK_PACIENTES y MOCK_ALERTAS.</w:t>
+      </w:r>
+    </w:p>
+    <w:p>
+      <w:pPr>
+        <w:numPr>
+          <w:ilvl w:val="0"/>
+          <w:numId w:val="1"/>
+        </w:numPr>
+        <w:spacing w:after="80"/>
+      </w:pPr>
+      <w:r>
+        <w:rPr>
+          <w:rFonts w:ascii="Arial" w:cs="Arial" w:eastAsia="Arial" w:hAnsi="Arial"/>
+          <w:color w:val="1F2937"/>
+          <w:sz w:val="22"/>
+          <w:szCs w:val="22"/>
+        </w:rPr>
+        <w:t xml:space="preserve">terapeuta/externo/Dashboard.jsx: eliminados MOCK_PACIENTES y MOCK_AGENDA; reemplazado campo proxima (inexistente en BD) por ultima_visita con formateo relativo.</w:t>
+      </w:r>
+    </w:p>
+    <w:p>
+      <w:pPr>
+        <w:numPr>
+          <w:ilvl w:val="0"/>
+          <w:numId w:val="1"/>
+        </w:numPr>
+        <w:spacing w:after="80"/>
+      </w:pPr>
+      <w:r>
+        <w:rPr>
+          <w:rFonts w:ascii="Arial" w:cs="Arial" w:eastAsia="Arial" w:hAnsi="Arial"/>
+          <w:color w:val="1F2937"/>
+          <w:sz w:val="22"/>
+          <w:szCs w:val="22"/>
+        </w:rPr>
+        <w:t xml:space="preserve">familiar/Actividades.jsx: eliminado array MOCK; reemplazados campos hora/categoria/color/bg por frecuencia y veces_realizadas (campos reales del modelo).</w:t>
+      </w:r>
+    </w:p>
+    <w:p>
+      <w:pPr>
+        <w:numPr>
+          <w:ilvl w:val="0"/>
+          <w:numId w:val="1"/>
+        </w:numPr>
+        <w:spacing w:after="80"/>
+      </w:pPr>
+      <w:r>
+        <w:rPr>
+          <w:rFonts w:ascii="Arial" w:cs="Arial" w:eastAsia="Arial" w:hAnsi="Arial"/>
+          <w:color w:val="1F2937"/>
+          <w:sz w:val="22"/>
+          <w:szCs w:val="22"/>
+        </w:rPr>
+        <w:t xml:space="preserve">admin/Dashboard.jsx: eliminados MOCK_STATS, MOCK_AUDITORIA y MOCK_USUARIOS_RECIENTES.</w:t>
+      </w:r>
+    </w:p>
+    <w:p>
+      <w:pPr>
+        <w:spacing w:after="160"/>
+      </w:pPr>
+      <w:r>
+        <w:rPr>
+          <w:rFonts w:ascii="Arial" w:cs="Arial" w:eastAsia="Arial" w:hAnsi="Arial"/>
+          <w:color w:val="1F2937"/>
+          <w:sz w:val="22"/>
+          <w:szCs w:val="22"/>
+        </w:rPr>
+        <w:t xml:space="preserve">En todos los casos el catch de error de red ahora establece estado vacío (listas vacías, valores en cero) en lugar de datos ficticios.</w:t>
+      </w:r>
+    </w:p>
+    <w:p>
+      <w:pPr>
+        <w:pStyle w:val="Heading2"/>
+        <w:spacing w:after="140" w:before="300"/>
+      </w:pPr>
+      <w:r>
+        <w:rPr>
+          <w:rFonts w:ascii="Arial" w:cs="Arial" w:eastAsia="Arial" w:hAnsi="Arial"/>
+          <w:b/>
+          <w:bCs/>
+          <w:color w:val="1D4E7C"/>
+          <w:sz w:val="26"/>
+          <w:szCs w:val="26"/>
+        </w:rPr>
+        <w:t xml:space="preserve">Fase 7 — Módulo IA para Terapeutas</w:t>
+      </w:r>
+    </w:p>
+    <w:p>
+      <w:pPr>
+        <w:spacing w:after="80"/>
+      </w:pPr>
+      <w:r>
+        <w:t xml:space="preserve"/>
+      </w:r>
+    </w:p>
+    <w:p>
+      <w:pPr>
+        <w:spacing w:after="160"/>
+      </w:pPr>
+      <w:r>
+        <w:rPr>
+          <w:rFonts w:ascii="Arial" w:cs="Arial" w:eastAsia="Arial" w:hAnsi="Arial"/>
+          <w:color w:val="1F2937"/>
+          <w:sz w:val="22"/>
+          <w:szCs w:val="22"/>
+        </w:rPr>
+        <w:t xml:space="preserve">Se implementó un módulo de inteligencia artificial especializado para los terapeutas internos, con dos componentes: un dashboard analítico con métricas automáticas y un chat clínico en lenguaje natural.</w:t>
+      </w:r>
+    </w:p>
+    <w:p>
+      <w:pPr>
+        <w:pStyle w:val="Heading3"/>
+        <w:spacing w:after="100" w:before="200"/>
+      </w:pPr>
+      <w:r>
+        <w:rPr>
+          <w:rFonts w:ascii="Arial" w:cs="Arial" w:eastAsia="Arial" w:hAnsi="Arial"/>
+          <w:b/>
+          <w:bCs/>
+          <w:color w:val="1F2937"/>
+          <w:sz w:val="23"/>
+          <w:szCs w:val="23"/>
+        </w:rPr>
+        <w:t xml:space="preserve">Backend: terapeuta_ia_router.py</w:t>
+      </w:r>
+    </w:p>
+    <w:p>
+      <w:pPr>
+        <w:spacing w:after="160"/>
+      </w:pPr>
+      <w:r>
+        <w:rPr>
+          <w:rFonts w:ascii="Arial" w:cs="Arial" w:eastAsia="Arial" w:hAnsi="Arial"/>
+          <w:color w:val="1F2937"/>
+          <w:sz w:val="22"/>
+          <w:szCs w:val="22"/>
+        </w:rPr>
+        <w:t xml:space="preserve">Se creó el archivo backend/app/api/terapeuta_ia_router.py con dos endpoints bajo el prefijo /ia/terapeuta/, protegidos con require_roles('terapeuta', 'terapeuta_externo', 'admin'):</w:t>
+      </w:r>
+    </w:p>
+    <w:p>
+      <w:pPr>
+        <w:numPr>
+          <w:ilvl w:val="0"/>
+          <w:numId w:val="1"/>
+        </w:numPr>
+        <w:spacing w:after="80"/>
+      </w:pPr>
+      <w:r>
+        <w:rPr>
+          <w:rFonts w:ascii="Arial" w:cs="Arial" w:eastAsia="Arial" w:hAnsi="Arial"/>
+          <w:color w:val="1F2937"/>
+          <w:sz w:val="22"/>
+          <w:szCs w:val="22"/>
+        </w:rPr>
+        <w:t xml:space="preserve">GET /ia/terapeuta/stats: calcula y devuelve métricas agregadas de los pacientes del terapeuta autenticado. Solo incluye los pacientes cuyo equipo terapéutico tiene al terapeuta como miembro activo. Devuelve: distribución de diagnósticos, bienestar promedio del grupo, distribución de tipos de registro (logro/objetivo/evolución/observación/incidente), top de actividades por tasa de cumplimiento, y evolución semanal del bienestar en las últimas 8 semanas.</w:t>
+      </w:r>
+    </w:p>
+    <w:p>
+      <w:pPr>
+        <w:numPr>
+          <w:ilvl w:val="0"/>
+          <w:numId w:val="1"/>
+        </w:numPr>
+        <w:spacing w:after="80"/>
+      </w:pPr>
+      <w:r>
+        <w:rPr>
+          <w:rFonts w:ascii="Arial" w:cs="Arial" w:eastAsia="Arial" w:hAnsi="Arial"/>
+          <w:color w:val="1F2937"/>
+          <w:sz w:val="22"/>
+          <w:szCs w:val="22"/>
+        </w:rPr>
+        <w:t xml:space="preserve">POST /ia/terapeuta/chat: recibe un mensaje del terapeuta, construye un contexto clínico anonimizado con los últimos registros de cada paciente, realiza búsqueda semántica RAG sobre la base de conocimiento (RecursoProfesional), arma un prompt especializado y lo envía a Ollama. La respuesta es clínica y profesional, con referencias a los pacientes como ‘Paciente 1’, ‘Paciente 2’, etc. para mantener la anonimidad.</w:t>
+      </w:r>
+    </w:p>
+    <w:p>
+      <w:pPr>
+        <w:spacing w:after="80"/>
+      </w:pPr>
+      <w:r>
+        <w:t xml:space="preserve"/>
+      </w:r>
+    </w:p>
+    <w:p>
+      <w:pPr>
+        <w:spacing w:after="160"/>
+      </w:pPr>
+      <w:r>
+        <w:rPr>
+          <w:rFonts w:ascii="Arial" w:cs="Arial" w:eastAsia="Arial" w:hAnsi="Arial"/>
+          <w:color w:val="1F2937"/>
+          <w:sz w:val="22"/>
+          <w:szCs w:val="22"/>
+        </w:rPr>
+        <w:t xml:space="preserve">Funciones auxiliares en el mismo archivo:</w:t>
+      </w:r>
+    </w:p>
+    <w:p>
+      <w:pPr>
+        <w:numPr>
+          <w:ilvl w:val="0"/>
+          <w:numId w:val="1"/>
+        </w:numPr>
+        <w:spacing w:after="80"/>
+      </w:pPr>
+      <w:r>
+        <w:rPr>
+          <w:rFonts w:ascii="Arial" w:cs="Arial" w:eastAsia="Arial" w:hAnsi="Arial"/>
+          <w:color w:val="1F2937"/>
+          <w:sz w:val="22"/>
+          <w:szCs w:val="22"/>
+        </w:rPr>
+        <w:t xml:space="preserve">_get_terapeuta(db, usuario_id): obtiene el objeto Terapeuta del usuario autenticado.</w:t>
+      </w:r>
+    </w:p>
+    <w:p>
+      <w:pPr>
+        <w:numPr>
+          <w:ilvl w:val="0"/>
+          <w:numId w:val="1"/>
+        </w:numPr>
+        <w:spacing w:after="80"/>
+      </w:pPr>
+      <w:r>
+        <w:rPr>
+          <w:rFonts w:ascii="Arial" w:cs="Arial" w:eastAsia="Arial" w:hAnsi="Arial"/>
+          <w:color w:val="1F2937"/>
+          <w:sz w:val="22"/>
+          <w:szCs w:val="22"/>
+        </w:rPr>
+        <w:t xml:space="preserve">_pacientes_del_terapeuta(db, terapeuta_id): devuelve los pacientes activos cuyo equipo incluye al terapeuta, usando JOIN entre EquipoTerapeutico y MiembroEquipo.</w:t>
+      </w:r>
+    </w:p>
+    <w:p>
+      <w:pPr>
+        <w:numPr>
+          <w:ilvl w:val="0"/>
+          <w:numId w:val="1"/>
+        </w:numPr>
+        <w:spacing w:after="80"/>
+      </w:pPr>
+      <w:r>
+        <w:rPr>
+          <w:rFonts w:ascii="Arial" w:cs="Arial" w:eastAsia="Arial" w:hAnsi="Arial"/>
+          <w:color w:val="1F2937"/>
+          <w:sz w:val="22"/>
+          <w:szCs w:val="22"/>
+        </w:rPr>
+        <w:t xml:space="preserve">_construir_contexto_clinico(db, terapeuta_id, pacientes): genera un resumen anonimizado para inyectar en el prompt, incluyendo diagnóstico, bienestar y últimos registros de cada paciente.</w:t>
+      </w:r>
+    </w:p>
+    <w:p>
+      <w:pPr>
+        <w:numPr>
+          <w:ilvl w:val="0"/>
+          <w:numId w:val="1"/>
+        </w:numPr>
+        <w:spacing w:after="80"/>
+      </w:pPr>
+      <w:r>
+        <w:rPr>
+          <w:rFonts w:ascii="Arial" w:cs="Arial" w:eastAsia="Arial" w:hAnsi="Arial"/>
+          <w:color w:val="1F2937"/>
+          <w:sz w:val="22"/>
+          <w:szCs w:val="22"/>
+        </w:rPr>
+        <w:t xml:space="preserve">_construir_prompt_terapeuta(consulta, contexto_clinico, fuentes): arma el prompt con secciones separadas para contexto clínico y bibliografía validada.</w:t>
+      </w:r>
+    </w:p>
+    <w:p>
+      <w:pPr>
+        <w:pStyle w:val="Heading3"/>
+        <w:spacing w:after="100" w:before="200"/>
+      </w:pPr>
+      <w:r>
+        <w:rPr>
+          <w:rFonts w:ascii="Arial" w:cs="Arial" w:eastAsia="Arial" w:hAnsi="Arial"/>
+          <w:b/>
+          <w:bCs/>
+          <w:color w:val="1F2937"/>
+          <w:sz w:val="23"/>
+          <w:szCs w:val="23"/>
+        </w:rPr>
+        <w:t xml:space="preserve">Frontend: Asistente.jsx</w:t>
+      </w:r>
+    </w:p>
+    <w:p>
+      <w:pPr>
+        <w:spacing w:after="160"/>
+      </w:pPr>
+      <w:r>
+        <w:rPr>
+          <w:rFonts w:ascii="Arial" w:cs="Arial" w:eastAsia="Arial" w:hAnsi="Arial"/>
+          <w:color w:val="1F2937"/>
+          <w:sz w:val="22"/>
+          <w:szCs w:val="22"/>
+        </w:rPr>
+        <w:t xml:space="preserve">Se creó la página frontend/src/pages/terapeuta/interno/Asistente.jsx con diseño en dos columnas:</w:t>
+      </w:r>
+    </w:p>
+    <w:p>
+      <w:pPr>
+        <w:numPr>
+          <w:ilvl w:val="0"/>
+          <w:numId w:val="1"/>
+        </w:numPr>
+        <w:spacing w:after="80"/>
+      </w:pPr>
+      <w:r>
+        <w:rPr>
+          <w:rFonts w:ascii="Arial" w:cs="Arial" w:eastAsia="Arial" w:hAnsi="Arial"/>
+          <w:color w:val="1F2937"/>
+          <w:sz w:val="22"/>
+          <w:szCs w:val="22"/>
+        </w:rPr>
+        <w:t xml:space="preserve">Panel izquierdo (analítico): KPIs rápidos (total pacientes + bienestar promedio del grupo), distribución de diagnósticos en barras horizontales con porcentaje, y distribución de tipos de registro con color por tipo (teal=logro, azul=objetivo, púrpura=evolución, ámbar=observación, rojo=incidente).</w:t>
+      </w:r>
+    </w:p>
+    <w:p>
+      <w:pPr>
+        <w:numPr>
+          <w:ilvl w:val="0"/>
+          <w:numId w:val="1"/>
+        </w:numPr>
+        <w:spacing w:after="80"/>
+      </w:pPr>
+      <w:r>
+        <w:rPr>
+          <w:rFonts w:ascii="Arial" w:cs="Arial" w:eastAsia="Arial" w:hAnsi="Arial"/>
+          <w:color w:val="1F2937"/>
+          <w:sz w:val="22"/>
+          <w:szCs w:val="22"/>
+        </w:rPr>
+        <w:t xml:space="preserve">Panel derecho (evolución y actividades): gráfico de barras de la evolución semanal del bienestar promedio en las últimas 8 semanas, y ranking de actividades ordenado por tasa de cumplimiento.</w:t>
+      </w:r>
+    </w:p>
+    <w:p>
+      <w:pPr>
+        <w:numPr>
+          <w:ilvl w:val="0"/>
+          <w:numId w:val="1"/>
+        </w:numPr>
+        <w:spacing w:after="80"/>
+      </w:pPr>
+      <w:r>
+        <w:rPr>
+          <w:rFonts w:ascii="Arial" w:cs="Arial" w:eastAsia="Arial" w:hAnsi="Arial"/>
+          <w:color w:val="1F2937"/>
+          <w:sz w:val="22"/>
+          <w:szCs w:val="22"/>
+        </w:rPr>
+        <w:t xml:space="preserve">Panel de chat (inferior): interfaz de chat en lenguaje natural con 5 sugerencias predefinidas de consulta clínica, burbuja de typing animada durante el procesamiento, e integración con el endpoint /ia/terapeuta/chat del backend.</w:t>
+      </w:r>
+    </w:p>
+    <w:p>
+      <w:pPr>
+        <w:pStyle w:val="Heading3"/>
+        <w:spacing w:after="100" w:before="200"/>
+      </w:pPr>
+      <w:r>
+        <w:rPr>
+          <w:rFonts w:ascii="Arial" w:cs="Arial" w:eastAsia="Arial" w:hAnsi="Arial"/>
+          <w:b/>
+          <w:bCs/>
+          <w:color w:val="1F2937"/>
+          <w:sz w:val="23"/>
+          <w:szCs w:val="23"/>
+        </w:rPr>
+        <w:t xml:space="preserve">Integración en la navegación</w:t>
+      </w:r>
+    </w:p>
+    <w:p>
+      <w:pPr>
+        <w:spacing w:after="160"/>
+      </w:pPr>
+      <w:r>
+        <w:rPr>
+          <w:rFonts w:ascii="Arial" w:cs="Arial" w:eastAsia="Arial" w:hAnsi="Arial"/>
+          <w:color w:val="1F2937"/>
+          <w:sz w:val="22"/>
+          <w:szCs w:val="22"/>
+        </w:rPr>
+        <w:t xml:space="preserve">El módulo fue conectado al sistema de navegación existente:</w:t>
+      </w:r>
+    </w:p>
+    <w:p>
+      <w:pPr>
+        <w:numPr>
+          <w:ilvl w:val="0"/>
+          <w:numId w:val="1"/>
+        </w:numPr>
+        <w:spacing w:after="80"/>
+      </w:pPr>
+      <w:r>
+        <w:rPr>
+          <w:rFonts w:ascii="Arial" w:cs="Arial" w:eastAsia="Arial" w:hAnsi="Arial"/>
+          <w:color w:val="1F2937"/>
+          <w:sz w:val="22"/>
+          <w:szCs w:val="22"/>
+        </w:rPr>
+        <w:t xml:space="preserve">main.py: importación y registro del nuevo router; item ‘Asistente IA’ agregado al nav_config del rol ter-int en la función _seed_roles().</w:t>
+      </w:r>
+    </w:p>
+    <w:p>
+      <w:pPr>
+        <w:numPr>
+          <w:ilvl w:val="0"/>
+          <w:numId w:val="1"/>
+        </w:numPr>
+        <w:spacing w:after="80"/>
+      </w:pPr>
+      <w:r>
+        <w:rPr>
+          <w:rFonts w:ascii="Arial" w:cs="Arial" w:eastAsia="Arial" w:hAnsi="Arial"/>
+          <w:color w:val="1F2937"/>
+          <w:sz w:val="22"/>
+          <w:szCs w:val="22"/>
+        </w:rPr>
+        <w:t xml:space="preserve">router/index.jsx: importación de TerIntAsistente y nueva ruta /terapeuta/interno/asistente.</w:t>
+      </w:r>
+    </w:p>
+    <w:p>
+      <w:pPr>
+        <w:numPr>
+          <w:ilvl w:val="0"/>
+          <w:numId w:val="1"/>
+        </w:numPr>
+        <w:spacing w:after="80"/>
+      </w:pPr>
+      <w:r>
+        <w:rPr>
+          <w:rFonts w:ascii="Arial" w:cs="Arial" w:eastAsia="Arial" w:hAnsi="Arial"/>
+          <w:color w:val="1F2937"/>
+          <w:sz w:val="22"/>
+          <w:szCs w:val="22"/>
+        </w:rPr>
+        <w:t xml:space="preserve">AppShell.jsx: mapeo del id ter-int-asistente a la ruta correspondiente.</w:t>
+      </w:r>
+    </w:p>
+    <w:p>
+      <w:pPr>
+        <w:pStyle w:val="Heading2"/>
+        <w:spacing w:after="140" w:before="300"/>
+      </w:pPr>
+      <w:r>
+        <w:rPr>
+          <w:rFonts w:ascii="Arial" w:cs="Arial" w:eastAsia="Arial" w:hAnsi="Arial"/>
+          <w:b/>
+          <w:bCs/>
+          <w:color w:val="0D6B6E"/>
+          <w:sz w:val="28"/>
+          <w:szCs w:val="28"/>
+        </w:rPr>
+        <w:t xml:space="preserve">Fase 8 — Reglas IA por Contexto de Módulo</w:t>
+      </w:r>
+    </w:p>
+    <w:p>
+      <w:pPr>
+        <w:spacing w:after="80"/>
+      </w:pPr>
+      <w:r>
+        <w:rPr>
+          <w:rFonts w:ascii="Arial" w:cs="Arial" w:eastAsia="Arial" w:hAnsi="Arial"/>
+          <w:color w:val="1F2937"/>
+          <w:sz w:val="22"/>
+          <w:szCs w:val="22"/>
+        </w:rPr>
+        <w:t xml:space="preserve">Con la incorporación del módulo IA para terapeutas surgió una necesidad arquitectónica: las reglas de comportamiento del asistente debían ser distintas según el módulo que las consume. El asistente familiar necesita reglas orientadas a la contención emocional y la psicoeducación; el asistente clínico del terapeuta necesita reglas de análisis, seguimiento de pacientes y recomendaciones basadas en evidencia.</w:t>
+      </w:r>
+    </w:p>
+    <w:p>
+      <w:pPr>
+        <w:pStyle w:val="Heading3"/>
+        <w:spacing w:after="100" w:before="200"/>
+      </w:pPr>
+      <w:r>
+        <w:rPr>
+          <w:rFonts w:ascii="Arial" w:cs="Arial" w:eastAsia="Arial" w:hAnsi="Arial"/>
+          <w:b/>
+          <w:bCs/>
+          <w:color w:val="374151"/>
+          <w:sz w:val="24"/>
+          <w:szCs w:val="24"/>
+        </w:rPr>
+        <w:t xml:space="preserve">Diseño: campo contexto en la tabla reglas_ia</w:t>
+      </w:r>
+    </w:p>
+    <w:p>
+      <w:pPr>
+        <w:spacing w:after="80"/>
+      </w:pPr>
+      <w:r>
+        <w:rPr>
+          <w:rFonts w:ascii="Arial" w:cs="Arial" w:eastAsia="Arial" w:hAnsi="Arial"/>
+          <w:color w:val="1F2937"/>
+          <w:sz w:val="22"/>
+          <w:szCs w:val="22"/>
+        </w:rPr>
+        <w:t xml:space="preserve">Se extendió el modelo ReglaIA con una nueva columna contexto (VARCHAR 15, NOT NULL, default ‘global’) que puede tomar tres valores:</w:t>
+      </w:r>
+    </w:p>
+    <w:p>
+      <w:pPr>
+        <w:numPr>
+          <w:ilvl w:val="0"/>
+          <w:numId w:val="1"/>
+        </w:numPr>
+        <w:spacing w:after="80"/>
+      </w:pPr>
+      <w:r>
+        <w:rPr>
+          <w:rFonts w:ascii="Arial" w:cs="Arial" w:eastAsia="Arial" w:hAnsi="Arial"/>
+          <w:b/>
+          <w:bCs/>
+          <w:color w:val="1F2937"/>
+          <w:sz w:val="22"/>
+          <w:szCs w:val="22"/>
+        </w:rPr>
+        <w:t xml:space="preserve">familiar</w:t>
+      </w:r>
+      <w:r>
+        <w:rPr>
+          <w:rFonts w:ascii="Arial" w:cs="Arial" w:eastAsia="Arial" w:hAnsi="Arial"/>
+          <w:color w:val="1F2937"/>
+          <w:sz w:val="22"/>
+          <w:szCs w:val="22"/>
+        </w:rPr>
+        <w:t xml:space="preserve">: reglas exclusivas del asistente para familias.</w:t>
+      </w:r>
+    </w:p>
+    <w:p>
+      <w:pPr>
+        <w:numPr>
+          <w:ilvl w:val="0"/>
+          <w:numId w:val="1"/>
+        </w:numPr>
+        <w:spacing w:after="80"/>
+      </w:pPr>
+      <w:r>
+        <w:rPr>
+          <w:rFonts w:ascii="Arial" w:cs="Arial" w:eastAsia="Arial" w:hAnsi="Arial"/>
+          <w:b/>
+          <w:bCs/>
+          <w:color w:val="1F2937"/>
+          <w:sz w:val="22"/>
+          <w:szCs w:val="22"/>
+        </w:rPr>
+        <w:t xml:space="preserve">terapeuta</w:t>
+      </w:r>
+      <w:r>
+        <w:rPr>
+          <w:rFonts w:ascii="Arial" w:cs="Arial" w:eastAsia="Arial" w:hAnsi="Arial"/>
+          <w:color w:val="1F2937"/>
+          <w:sz w:val="22"/>
+          <w:szCs w:val="22"/>
+        </w:rPr>
+        <w:t xml:space="preserve">: reglas exclusivas del asistente clínico.</w:t>
+      </w:r>
+    </w:p>
+    <w:p>
+      <w:pPr>
+        <w:numPr>
+          <w:ilvl w:val="0"/>
+          <w:numId w:val="1"/>
+        </w:numPr>
+        <w:spacing w:after="80"/>
+      </w:pPr>
+      <w:r>
+        <w:rPr>
+          <w:rFonts w:ascii="Arial" w:cs="Arial" w:eastAsia="Arial" w:hAnsi="Arial"/>
+          <w:b/>
+          <w:bCs/>
+          <w:color w:val="1F2937"/>
+          <w:sz w:val="22"/>
+          <w:szCs w:val="22"/>
+        </w:rPr>
+        <w:t xml:space="preserve">global</w:t>
+      </w:r>
+      <w:r>
+        <w:rPr>
+          <w:rFonts w:ascii="Arial" w:cs="Arial" w:eastAsia="Arial" w:hAnsi="Arial"/>
+          <w:color w:val="1F2937"/>
+          <w:sz w:val="22"/>
+          <w:szCs w:val="22"/>
+        </w:rPr>
+        <w:t xml:space="preserve">: aplica a ambos módulos (restricciones transversales, como no emitir diagnósticos).</w:t>
+      </w:r>
+    </w:p>
+    <w:p>
+      <w:pPr>
+        <w:spacing w:after="80"/>
+      </w:pPr>
+      <w:r>
+        <w:rPr>
+          <w:rFonts w:ascii="Arial" w:cs="Arial" w:eastAsia="Arial" w:hAnsi="Arial"/>
+          <w:color w:val="1F2937"/>
+          <w:sz w:val="22"/>
+          <w:szCs w:val="22"/>
+        </w:rPr>
+        <w:t xml:space="preserve">La migración se aplica automáticamente al iniciar el backend: la función _migrate() en el lifespan ejecuta ALTER TABLE reglas_ia ADD COLUMN IF NOT EXISTS contexto VARCHAR(15) NOT NULL DEFAULT ‘global’. Esto garantiza que cualquier instalación existente obtenga la columna sin necesidad de intervención manual.</w:t>
+      </w:r>
+    </w:p>
+    <w:p>
+      <w:pPr>
+        <w:pStyle w:val="Heading3"/>
+        <w:spacing w:after="100" w:before="200"/>
+      </w:pPr>
+      <w:r>
+        <w:rPr>
+          <w:rFonts w:ascii="Arial" w:cs="Arial" w:eastAsia="Arial" w:hAnsi="Arial"/>
+          <w:b/>
+          <w:bCs/>
+          <w:color w:val="374151"/>
+          <w:sz w:val="24"/>
+          <w:szCs w:val="24"/>
+        </w:rPr>
+        <w:t xml:space="preserve">Cambios en el backend</w:t>
+      </w:r>
+    </w:p>
+    <w:p>
+      <w:pPr>
+        <w:numPr>
+          <w:ilvl w:val="0"/>
+          <w:numId w:val="1"/>
+        </w:numPr>
+        <w:spacing w:after="80"/>
+      </w:pPr>
+      <w:r>
+        <w:rPr>
+          <w:rFonts w:ascii="Arial" w:cs="Arial" w:eastAsia="Arial" w:hAnsi="Arial"/>
+          <w:b/>
+          <w:bCs/>
+          <w:color w:val="1F2937"/>
+          <w:sz w:val="22"/>
+          <w:szCs w:val="22"/>
+        </w:rPr>
+        <w:t xml:space="preserve">regla_ia.py</w:t>
+      </w:r>
+      <w:r>
+        <w:rPr>
+          <w:rFonts w:ascii="Arial" w:cs="Arial" w:eastAsia="Arial" w:hAnsi="Arial"/>
+          <w:color w:val="1F2937"/>
+          <w:sz w:val="22"/>
+          <w:szCs w:val="22"/>
+        </w:rPr>
+        <w:t xml:space="preserve">: columna contexto agregada al modelo SQLAlchemy con index=True para búsquedas eficientes.</w:t>
+      </w:r>
+    </w:p>
+    <w:p>
+      <w:pPr>
+        <w:numPr>
+          <w:ilvl w:val="0"/>
+          <w:numId w:val="1"/>
+        </w:numPr>
+        <w:spacing w:after="80"/>
+      </w:pPr>
+      <w:r>
+        <w:rPr>
+          <w:rFonts w:ascii="Arial" w:cs="Arial" w:eastAsia="Arial" w:hAnsi="Arial"/>
+          <w:b/>
+          <w:bCs/>
+          <w:color w:val="1F2937"/>
+          <w:sz w:val="22"/>
+          <w:szCs w:val="22"/>
+        </w:rPr>
+        <w:t xml:space="preserve">regla_ia_router.py</w:t>
+      </w:r>
+      <w:r>
+        <w:rPr>
+          <w:rFonts w:ascii="Arial" w:cs="Arial" w:eastAsia="Arial" w:hAnsi="Arial"/>
+          <w:color w:val="1F2937"/>
+          <w:sz w:val="22"/>
+          <w:szCs w:val="22"/>
+        </w:rPr>
+        <w:t xml:space="preserve">: los schemas ReglaCreate y ReglaUpdate ahora aceptan contexto; el endpoint GET admite filtro por contexto como query param; el serializador _serialize() incluye el campo en la respuesta.</w:t>
+      </w:r>
+    </w:p>
+    <w:p>
+      <w:pPr>
+        <w:numPr>
+          <w:ilvl w:val="0"/>
+          <w:numId w:val="1"/>
+        </w:numPr>
+        <w:spacing w:after="80"/>
+      </w:pPr>
+      <w:r>
+        <w:rPr>
+          <w:rFonts w:ascii="Arial" w:cs="Arial" w:eastAsia="Arial" w:hAnsi="Arial"/>
+          <w:b/>
+          <w:bCs/>
+          <w:color w:val="1F2937"/>
+          <w:sz w:val="22"/>
+          <w:szCs w:val="22"/>
+        </w:rPr>
+        <w:t xml:space="preserve">ia_service.py</w:t>
+      </w:r>
+      <w:r>
+        <w:rPr>
+          <w:rFonts w:ascii="Arial" w:cs="Arial" w:eastAsia="Arial" w:hAnsi="Arial"/>
+          <w:color w:val="1F2937"/>
+          <w:sz w:val="22"/>
+          <w:szCs w:val="22"/>
+        </w:rPr>
+        <w:t xml:space="preserve">: cargar_reglas(db, contexto=“familiar”) ahora filtra por ReglaIA.contexto.in_([contexto, “global”]). El parámetro tiene “familiar” como valor por defecto para no romper el flujo existente.</w:t>
+      </w:r>
+    </w:p>
+    <w:p>
+      <w:pPr>
+        <w:numPr>
+          <w:ilvl w:val="0"/>
+          <w:numId w:val="1"/>
+        </w:numPr>
+        <w:spacing w:after="80"/>
+      </w:pPr>
+      <w:r>
+        <w:rPr>
+          <w:rFonts w:ascii="Arial" w:cs="Arial" w:eastAsia="Arial" w:hAnsi="Arial"/>
+          <w:b/>
+          <w:bCs/>
+          <w:color w:val="1F2937"/>
+          <w:sz w:val="22"/>
+          <w:szCs w:val="22"/>
+        </w:rPr>
+        <w:t xml:space="preserve">terapeuta_ia_router.py</w:t>
+      </w:r>
+      <w:r>
+        <w:rPr>
+          <w:rFonts w:ascii="Arial" w:cs="Arial" w:eastAsia="Arial" w:hAnsi="Arial"/>
+          <w:color w:val="1F2937"/>
+          <w:sz w:val="22"/>
+          <w:szCs w:val="22"/>
+        </w:rPr>
+        <w:t xml:space="preserve">: el endpoint /ia/terapeuta/chat llama a cargar_reglas(db, contexto=“terapeuta”) para inyectar las reglas clínicas específicas.</w:t>
+      </w:r>
+    </w:p>
+    <w:p>
+      <w:pPr>
+        <w:numPr>
+          <w:ilvl w:val="0"/>
+          <w:numId w:val="1"/>
+        </w:numPr>
+        <w:spacing w:after="80"/>
+      </w:pPr>
+      <w:r>
+        <w:rPr>
+          <w:rFonts w:ascii="Arial" w:cs="Arial" w:eastAsia="Arial" w:hAnsi="Arial"/>
+          <w:b/>
+          <w:bCs/>
+          <w:color w:val="1F2937"/>
+          <w:sz w:val="22"/>
+          <w:szCs w:val="22"/>
+        </w:rPr>
+        <w:t xml:space="preserve">main.py</w:t>
+      </w:r>
+      <w:r>
+        <w:rPr>
+          <w:rFonts w:ascii="Arial" w:cs="Arial" w:eastAsia="Arial" w:hAnsi="Arial"/>
+          <w:color w:val="1F2937"/>
+          <w:sz w:val="22"/>
+          <w:szCs w:val="22"/>
+        </w:rPr>
+        <w:t xml:space="preserve">: _REGLAS_SEED actualizado con el campo contexto por regla; _seed_reglas_ia() pasa contexto=r.get(“contexto”, “global”) al crear cada objeto ReglaIA. El seed es idempotente: sólo inserta si la tabla está vacía.</w:t>
+      </w:r>
+    </w:p>
+    <w:p>
+      <w:pPr>
+        <w:pStyle w:val="Heading3"/>
+        <w:spacing w:after="100" w:before="200"/>
+      </w:pPr>
+      <w:r>
+        <w:rPr>
+          <w:rFonts w:ascii="Arial" w:cs="Arial" w:eastAsia="Arial" w:hAnsi="Arial"/>
+          <w:b/>
+          <w:bCs/>
+          <w:color w:val="374151"/>
+          <w:sz w:val="24"/>
+          <w:szCs w:val="24"/>
+        </w:rPr>
+        <w:t xml:space="preserve">Cambios en el frontend (admin/ReglasIA.jsx)</w:t>
+      </w:r>
+    </w:p>
+    <w:p>
+      <w:pPr>
+        <w:spacing w:after="80"/>
+      </w:pPr>
+      <w:r>
+        <w:rPr>
+          <w:rFonts w:ascii="Arial" w:cs="Arial" w:eastAsia="Arial" w:hAnsi="Arial"/>
+          <w:color w:val="1F2937"/>
+          <w:sz w:val="22"/>
+          <w:szCs w:val="22"/>
+        </w:rPr>
+        <w:t xml:space="preserve">La pantalla de administración de reglas fue rediseñada para soportar el nuevo campo:</w:t>
+      </w:r>
+    </w:p>
+    <w:p>
+      <w:pPr>
+        <w:numPr>
+          <w:ilvl w:val="0"/>
+          <w:numId w:val="1"/>
+        </w:numPr>
+        <w:spacing w:after="80"/>
+      </w:pPr>
+      <w:r>
+        <w:rPr>
+          <w:rFonts w:ascii="Arial" w:cs="Arial" w:eastAsia="Arial" w:hAnsi="Arial"/>
+          <w:b/>
+          <w:bCs/>
+          <w:color w:val="1F2937"/>
+          <w:sz w:val="22"/>
+          <w:szCs w:val="22"/>
+        </w:rPr>
+        <w:t xml:space="preserve">Tabs de filtro</w:t>
+      </w:r>
+      <w:r>
+        <w:rPr>
+          <w:rFonts w:ascii="Arial" w:cs="Arial" w:eastAsia="Arial" w:hAnsi="Arial"/>
+          <w:color w:val="1F2937"/>
+          <w:sz w:val="22"/>
+          <w:szCs w:val="22"/>
+        </w:rPr>
+        <w:t xml:space="preserve">: cuatro pestañas en la parte superior (Todos los módulos / Módulo Familiar / Módulo Terapeuta / Global) que filtran la vista en tiempo real sin nueva llamada al servidor. Cada tab muestra el conteo de reglas en ese contexto.</w:t>
+      </w:r>
+    </w:p>
+    <w:p>
+      <w:pPr>
+        <w:numPr>
+          <w:ilvl w:val="0"/>
+          <w:numId w:val="1"/>
+        </w:numPr>
+        <w:spacing w:after="80"/>
+      </w:pPr>
+      <w:r>
+        <w:rPr>
+          <w:rFonts w:ascii="Arial" w:cs="Arial" w:eastAsia="Arial" w:hAnsi="Arial"/>
+          <w:b/>
+          <w:bCs/>
+          <w:color w:val="1F2937"/>
+          <w:sz w:val="22"/>
+          <w:szCs w:val="22"/>
+        </w:rPr>
+        <w:t xml:space="preserve">Chip de contexto</w:t>
+      </w:r>
+      <w:r>
+        <w:rPr>
+          <w:rFonts w:ascii="Arial" w:cs="Arial" w:eastAsia="Arial" w:hAnsi="Arial"/>
+          <w:color w:val="1F2937"/>
+          <w:sz w:val="22"/>
+          <w:szCs w:val="22"/>
+        </w:rPr>
+        <w:t xml:space="preserve">: cada regla muestra un badge de color con su contexto (azul = Familiar, violeta = Terapeuta, gris = Global).</w:t>
+      </w:r>
+    </w:p>
+    <w:p>
+      <w:pPr>
+        <w:numPr>
+          <w:ilvl w:val="0"/>
+          <w:numId w:val="1"/>
+        </w:numPr>
+        <w:spacing w:after="80"/>
+      </w:pPr>
+      <w:r>
+        <w:rPr>
+          <w:rFonts w:ascii="Arial" w:cs="Arial" w:eastAsia="Arial" w:hAnsi="Arial"/>
+          <w:b/>
+          <w:bCs/>
+          <w:color w:val="1F2937"/>
+          <w:sz w:val="22"/>
+          <w:szCs w:val="22"/>
+        </w:rPr>
+        <w:t xml:space="preserve">Selector de módulo</w:t>
+      </w:r>
+      <w:r>
+        <w:rPr>
+          <w:rFonts w:ascii="Arial" w:cs="Arial" w:eastAsia="Arial" w:hAnsi="Arial"/>
+          <w:color w:val="1F2937"/>
+          <w:sz w:val="22"/>
+          <w:szCs w:val="22"/>
+        </w:rPr>
+        <w:t xml:space="preserve">: tanto el formulario de nueva regla como el editor de reglas existentes incluyen tres botones pill (Familiar / Terapeuta / Global) para asignar o cambiar el contexto. El formulario pre-selecciona el tab activo como contexto sugerido.</w:t>
+      </w:r>
+    </w:p>
+    <w:p>
+      <w:pPr>
+        <w:pStyle w:val="Heading3"/>
+        <w:spacing w:after="100" w:before="200"/>
+      </w:pPr>
+      <w:r>
+        <w:rPr>
+          <w:rFonts w:ascii="Arial" w:cs="Arial" w:eastAsia="Arial" w:hAnsi="Arial"/>
+          <w:b/>
+          <w:bCs/>
+          <w:color w:val="374151"/>
+          <w:sz w:val="24"/>
+          <w:szCs w:val="24"/>
+        </w:rPr>
+        <w:t xml:space="preserve">pgAdmin: gestión visual de la base de datos</w:t>
+      </w:r>
+    </w:p>
+    <w:p>
+      <w:pPr>
+        <w:spacing w:after="80"/>
+      </w:pPr>
+      <w:r>
+        <w:rPr>
+          <w:rFonts w:ascii="Arial" w:cs="Arial" w:eastAsia="Arial" w:hAnsi="Arial"/>
+          <w:color w:val="1F2937"/>
+          <w:sz w:val="22"/>
+          <w:szCs w:val="22"/>
+        </w:rPr>
+        <w:t xml:space="preserve">Se agregó pgAdmin 4 como cuarto servicio en docker-compose.yml para facilitar la inspección visual de las tablas sin necesidad de instalar herramientas adicionales ni usar comandos SQL en la terminal. El servicio queda accesible en http://localhost:5050 con las credenciales de administración configuradas via variables de entorno. El volumen pgadmin_data persiste las conexiones guardadas entre reinicios.</w:t>
+      </w:r>
+    </w:p>
+    <w:p>
+      <w:pPr>
+        <w:spacing w:after="80"/>
+      </w:pPr>
+      <w:r>
+        <w:rPr>
+          <w:rFonts w:ascii="Arial" w:cs="Arial" w:eastAsia="Arial" w:hAnsi="Arial"/>
+          <w:color w:val="374151"/>
+          <w:sz w:val="22"/>
+          <w:szCs w:val="22"/>
+          <w:i/>
+          <w:iCs/>
+        </w:rPr>
+        <w:t xml:space="preserve">Nota: las versiones recientes de pgAdmin rechazan direcciones de email con dominio .local en la variable PGADMIN_DEFAULT_EMAIL. Se debe usar un dominio real (ej. @gmail.com) aunque la dirección no exista, ya que es solo una credencial local de acceso.</w:t>
+      </w:r>
+    </w:p>
+    <w:p>
+      <w:r>
+        <w:br w:type="page"/>
+      </w:r>
+    </w:p>
+    <w:p>
       <w:r>
         <w:br w:type="page"/>
       </w:r>
@@ -8993,7 +10303,7 @@
                 <w:sz w:val="20"/>
                 <w:szCs w:val="20"/>
               </w:rPr>
-              <w:t xml:space="preserve">Dashboard, Registros, Actividades, Conocimiento, Alertas (5 páginas)</w:t>
+              <w:t xml:space="preserve">Dashboard, Registros, Actividades, Asistente IA, Conocimiento, Alertas (6 páginas)</w:t>
             </w:r>
           </w:p>
         </w:tc>
@@ -9059,7 +10369,7 @@
                 <w:sz w:val="20"/>
                 <w:szCs w:val="20"/>
               </w:rPr>
-              <w:t xml:space="preserve">Dashboard, Registros (2 páginas)</w:t>
+              <w:t xml:space="preserve">Dashboard, Registros, Actividades, Asistente IA, Alertas, Base de conocimiento (6 páginas)</w:t>
             </w:r>
           </w:p>
         </w:tc>
@@ -10826,6 +12136,202 @@
                 <w:sz w:val="20"/>
                 <w:szCs w:val="20"/>
               </w:rPr>
+              <w:t xml:space="preserve">Asistente IA clínico (ter-int)</w:t>
+            </w:r>
+          </w:p>
+        </w:tc>
+        <w:tc>
+          <w:tcPr>
+            <w:tcW w:type="dxa" w:w="4560"/>
+            <w:tcBorders>
+              <w:top w:val="single" w:color="D1D5DB" w:sz="1"/>
+              <w:left w:val="single" w:color="D1D5DB" w:sz="1"/>
+              <w:bottom w:val="single" w:color="D1D5DB" w:sz="1"/>
+              <w:right w:val="single" w:color="D1D5DB" w:sz="1"/>
+            </w:tcBorders>
+            <w:shd w:fill="F2F4F6" w:val="clear"/>
+            <w:tcMar>
+              <w:top w:type="dxa" w:w="100"/>
+              <w:left w:type="dxa" w:w="140"/>
+              <w:bottom w:type="dxa" w:w="100"/>
+              <w:right w:type="dxa" w:w="140"/>
+            </w:tcMar>
+          </w:tcPr>
+          <w:p>
+            <w:pPr>
+              <w:spacing w:after="40"/>
+            </w:pPr>
+            <w:r>
+              <w:rPr>
+                <w:rFonts w:ascii="Arial" w:cs="Arial" w:eastAsia="Arial" w:hAnsi="Arial"/>
+                <w:color w:val="1F2937"/>
+                <w:sz w:val="20"/>
+                <w:szCs w:val="20"/>
+              </w:rPr>
+              <w:t xml:space="preserve">Dashboard analítico + chat clínico RAG con contexto de pacientes</w:t>
+            </w:r>
+          </w:p>
+        </w:tc>
+        <w:tc>
+          <w:tcPr>
+            <w:tcW w:type="dxa" w:w="1600"/>
+            <w:tcBorders>
+              <w:top w:val="single" w:color="D1D5DB" w:sz="1"/>
+              <w:left w:val="single" w:color="D1D5DB" w:sz="1"/>
+              <w:bottom w:val="single" w:color="D1D5DB" w:sz="1"/>
+              <w:right w:val="single" w:color="D1D5DB" w:sz="1"/>
+            </w:tcBorders>
+            <w:shd w:fill="F2F4F6" w:val="clear"/>
+            <w:tcMar>
+              <w:top w:type="dxa" w:w="100"/>
+              <w:left w:type="dxa" w:w="140"/>
+              <w:bottom w:type="dxa" w:w="100"/>
+              <w:right w:type="dxa" w:w="140"/>
+            </w:tcMar>
+          </w:tcPr>
+          <w:p>
+            <w:pPr>
+              <w:spacing w:after="40"/>
+            </w:pPr>
+            <w:r>
+              <w:rPr>
+                <w:rFonts w:ascii="Arial" w:cs="Arial" w:eastAsia="Arial" w:hAnsi="Arial"/>
+                <w:color w:val="1F2937"/>
+                <w:sz w:val="20"/>
+                <w:szCs w:val="20"/>
+              </w:rPr>
+              <w:t xml:space="preserve">✅ Funcional</w:t>
+            </w:r>
+          </w:p>
+        </w:tc>
+      </w:tr>
+      <w:tr>
+        <w:tc>
+          <w:tcPr>
+            <w:tcW w:type="dxa" w:w="3200"/>
+            <w:tcBorders>
+              <w:top w:val="single" w:color="D1D5DB" w:sz="1"/>
+              <w:left w:val="single" w:color="D1D5DB" w:sz="1"/>
+              <w:bottom w:val="single" w:color="D1D5DB" w:sz="1"/>
+              <w:right w:val="single" w:color="D1D5DB" w:sz="1"/>
+            </w:tcBorders>
+            <w:shd w:fill="FFFFFF" w:val="clear"/>
+            <w:tcMar>
+              <w:top w:type="dxa" w:w="100"/>
+              <w:left w:type="dxa" w:w="140"/>
+              <w:bottom w:type="dxa" w:w="100"/>
+              <w:right w:type="dxa" w:w="140"/>
+            </w:tcMar>
+          </w:tcPr>
+          <w:p>
+            <w:pPr>
+              <w:spacing w:after="40"/>
+            </w:pPr>
+            <w:r>
+              <w:rPr>
+                <w:rFonts w:ascii="Arial" w:cs="Arial" w:eastAsia="Arial" w:hAnsi="Arial"/>
+                <w:color w:val="1F2937"/>
+                <w:sz w:val="20"/>
+                <w:szCs w:val="20"/>
+              </w:rPr>
+              <w:t xml:space="preserve">Reglas IA por contexto</w:t>
+            </w:r>
+          </w:p>
+        </w:tc>
+        <w:tc>
+          <w:tcPr>
+            <w:tcW w:type="dxa" w:w="4560"/>
+            <w:tcBorders>
+              <w:top w:val="single" w:color="D1D5DB" w:sz="1"/>
+              <w:left w:val="single" w:color="D1D5DB" w:sz="1"/>
+              <w:bottom w:val="single" w:color="D1D5DB" w:sz="1"/>
+              <w:right w:val="single" w:color="D1D5DB" w:sz="1"/>
+            </w:tcBorders>
+            <w:shd w:fill="FFFFFF" w:val="clear"/>
+            <w:tcMar>
+              <w:top w:type="dxa" w:w="100"/>
+              <w:left w:type="dxa" w:w="140"/>
+              <w:bottom w:type="dxa" w:w="100"/>
+              <w:right w:type="dxa" w:w="140"/>
+            </w:tcMar>
+          </w:tcPr>
+          <w:p>
+            <w:pPr>
+              <w:spacing w:after="40"/>
+            </w:pPr>
+            <w:r>
+              <w:rPr>
+                <w:rFonts w:ascii="Arial" w:cs="Arial" w:eastAsia="Arial" w:hAnsi="Arial"/>
+                <w:color w:val="1F2937"/>
+                <w:sz w:val="20"/>
+                <w:szCs w:val="20"/>
+              </w:rPr>
+              <w:t xml:space="preserve">Filtro por módulo (familiar/terapeuta/global) + admin con tabs</w:t>
+            </w:r>
+          </w:p>
+        </w:tc>
+        <w:tc>
+          <w:tcPr>
+            <w:tcW w:type="dxa" w:w="1600"/>
+            <w:tcBorders>
+              <w:top w:val="single" w:color="D1D5DB" w:sz="1"/>
+              <w:left w:val="single" w:color="D1D5DB" w:sz="1"/>
+              <w:bottom w:val="single" w:color="D1D5DB" w:sz="1"/>
+              <w:right w:val="single" w:color="D1D5DB" w:sz="1"/>
+            </w:tcBorders>
+            <w:shd w:fill="FFFFFF" w:val="clear"/>
+            <w:tcMar>
+              <w:top w:type="dxa" w:w="100"/>
+              <w:left w:type="dxa" w:w="140"/>
+              <w:bottom w:type="dxa" w:w="100"/>
+              <w:right w:type="dxa" w:w="140"/>
+            </w:tcMar>
+          </w:tcPr>
+          <w:p>
+            <w:pPr>
+              <w:spacing w:after="40"/>
+            </w:pPr>
+            <w:r>
+              <w:rPr>
+                <w:rFonts w:ascii="Arial" w:cs="Arial" w:eastAsia="Arial" w:hAnsi="Arial"/>
+                <w:color w:val="1F2937"/>
+                <w:sz w:val="20"/>
+                <w:szCs w:val="20"/>
+              </w:rPr>
+              <w:t xml:space="preserve">✅ Funcional</w:t>
+            </w:r>
+          </w:p>
+        </w:tc>
+      </w:tr>
+      <w:tr>
+        <w:tc>
+          <w:tcPr>
+            <w:tcW w:type="dxa" w:w="3200"/>
+            <w:tcBorders>
+              <w:top w:val="single" w:color="D1D5DB" w:sz="1"/>
+              <w:left w:val="single" w:color="D1D5DB" w:sz="1"/>
+              <w:bottom w:val="single" w:color="D1D5DB" w:sz="1"/>
+              <w:right w:val="single" w:color="D1D5DB" w:sz="1"/>
+            </w:tcBorders>
+            <w:shd w:fill="F2F4F6" w:val="clear"/>
+            <w:tcMar>
+              <w:top w:type="dxa" w:w="100"/>
+              <w:left w:type="dxa" w:w="140"/>
+              <w:bottom w:type="dxa" w:w="100"/>
+              <w:right w:type="dxa" w:w="140"/>
+            </w:tcMar>
+          </w:tcPr>
+          <w:p>
+            <w:pPr>
+              <w:spacing w:after="40"/>
+            </w:pPr>
+            <w:r>
+              <w:rPr>
+                <w:rFonts w:ascii="Arial" w:cs="Arial" w:eastAsia="Arial" w:hAnsi="Arial"/>
+                <w:color w:val="1F2937"/>
+                <w:sz w:val="20"/>
+                <w:szCs w:val="20"/>
+              </w:rPr>
               <w:t xml:space="preserve">Contactos TEA (admin)</w:t>
             </w:r>
           </w:p>
@@ -11329,7 +12835,7 @@
           <w:sz w:val="22"/>
           <w:szCs w:val="22"/>
         </w:rPr>
-        <w:t xml:space="preserve">Refactor global de authFetch: todas las páginas existentes tienen /api/v1 duplicado en las llamadas. Los errores quedan ocultos por fallbacks de datos mock. Se recomienda un refactor global que elimine el prefijo de todos los paths.</w:t>
+        <w:t xml:space="preserve">Refactor global de authFetch: RESUELTO en Fase 6. El prefijo /api/v1 fue eliminado de las llamadas authFetch en los 12 archivos que lo tenían duplicado, y todos los bloques de datos mock fueron removidos de los dashboards.</w:t>
       </w:r>
     </w:p>
     <w:p>
@@ -11367,7 +12873,7 @@
           <w:sz w:val="22"/>
           <w:szCs w:val="22"/>
         </w:rPr>
-        <w:t xml:space="preserve">Tests automáticos: el sistema carece de tests unitarios e integración. Se recomienda incorporar pytest + httpx para el backend y Vitest para el frontend.</w:t>
+        <w:t xml:space="preserve">Tests automáticos: RESUELTO en Fase 7. Se implementó una suite completa de tests de integración con pytest + httpx (20 casos, 100 % verde) y se scaffoldó la infraestructura Playwright para tests E2E. Ver sección 7 para el detalle completo.</w:t>
       </w:r>
     </w:p>
     <w:p>
@@ -11539,7 +13045,973 @@
           <w:sz w:val="32"/>
           <w:szCs w:val="32"/>
         </w:rPr>
-        <w:t xml:space="preserve">7. Aprendizajes y Lecciones del Proceso</w:t>
+        <w:t>7. Testing</w:t>
+      </w:r>
+    </w:p>
+    <w:p>
+      <w:pPr>
+        <w:spacing w:after="160"/>
+      </w:pPr>
+      <w:r>
+        <w:rPr>
+          <w:rFonts w:ascii="Arial" w:cs="Arial" w:eastAsia="Arial" w:hAnsi="Arial"/>
+          <w:color w:val="1F2937"/>
+          <w:sz w:val="24"/>
+          <w:szCs w:val="24"/>
+        </w:rPr>
+        <w:t xml:space="preserve">Se implementó una estrategia de testing en dos capas: tests de integración con pytest sobre el backend FastAPI, y tests E2E con Playwright sobre la interfaz. La suite de integración quedó en verde completo (20/20) y la infraestructura Playwright está scaffoldeada y lista para ejecutarse contra el frontend.</w:t>
+      </w:r>
+    </w:p>
+    <w:p>
+      <w:pPr>
+        <w:pStyle w:val="Heading2"/>
+        <w:spacing w:after="160" w:before="240"/>
+      </w:pPr>
+      <w:r>
+        <w:rPr>
+          <w:rFonts w:ascii="Arial" w:cs="Arial" w:eastAsia="Arial" w:hAnsi="Arial"/>
+          <w:b/>
+          <w:color w:val="0D6B6E"/>
+          <w:sz w:val="28"/>
+          <w:szCs w:val="28"/>
+        </w:rPr>
+        <w:t>7.1 Infraestructura de Testing</w:t>
+      </w:r>
+    </w:p>
+    <w:p>
+      <w:pPr>
+        <w:spacing w:after="120"/>
+      </w:pPr>
+      <w:r>
+        <w:rPr>
+          <w:rFonts w:ascii="Arial" w:cs="Arial" w:eastAsia="Arial" w:hAnsi="Arial"/>
+          <w:b/>
+          <w:color w:val="1F2937"/>
+          <w:sz w:val="24"/>
+          <w:szCs w:val="24"/>
+        </w:rPr>
+        <w:t>Stack de testing backend</w:t>
+      </w:r>
+    </w:p>
+    <w:p>
+      <w:pPr>
+        <w:spacing w:after="80"/>
+      </w:pPr>
+      <w:r>
+        <w:rPr>
+          <w:rFonts w:ascii="Arial" w:cs="Arial" w:eastAsia="Arial" w:hAnsi="Arial"/>
+          <w:color w:val="1F2937"/>
+          <w:sz w:val="24"/>
+          <w:szCs w:val="24"/>
+        </w:rPr>
+        <w:t xml:space="preserve">pytest 8.3 + pytest-asyncio 0.24 + httpx (ASGITransport) + anyio. Los tests se ejecutan dentro del contenedor Docker contra la base de datos de desarrollo acompanarte_db.</w:t>
+      </w:r>
+    </w:p>
+    <w:p>
+      <w:pPr>
+        <w:spacing w:after="120"/>
+      </w:pPr>
+      <w:r>
+        <w:rPr>
+          <w:rFonts w:ascii="Arial" w:cs="Arial" w:eastAsia="Arial" w:hAnsi="Arial"/>
+          <w:b/>
+          <w:color w:val="1F2937"/>
+          <w:sz w:val="24"/>
+          <w:szCs w:val="24"/>
+        </w:rPr>
+        <w:t>Stack de testing E2E</w:t>
+      </w:r>
+    </w:p>
+    <w:p>
+      <w:pPr>
+        <w:spacing w:after="80"/>
+      </w:pPr>
+      <w:r>
+        <w:rPr>
+          <w:rFonts w:ascii="Arial" w:cs="Arial" w:eastAsia="Arial" w:hAnsi="Arial"/>
+          <w:color w:val="1F2937"/>
+          <w:sz w:val="24"/>
+          <w:szCs w:val="24"/>
+        </w:rPr>
+        <w:t xml:space="preserve">Playwright con TypeScript. Usa storageState por rol para reutilizar sesiones autenticadas y evitar login en cada test. Configurado en playwright.config.ts con proyectos setup + chromium.</w:t>
+      </w:r>
+    </w:p>
+    <w:p>
+      <w:pPr>
+        <w:spacing w:after="120"/>
+      </w:pPr>
+      <w:r>
+        <w:rPr>
+          <w:rFonts w:ascii="Arial" w:cs="Arial" w:eastAsia="Arial" w:hAnsi="Arial"/>
+          <w:b/>
+          <w:color w:val="1F2937"/>
+          <w:sz w:val="24"/>
+          <w:szCs w:val="24"/>
+        </w:rPr>
+        <w:t>Ejecución</w:t>
+      </w:r>
+    </w:p>
+    <w:p>
+      <w:pPr>
+        <w:spacing w:after="80"/>
+      </w:pPr>
+      <w:r>
+        <w:rPr>
+          <w:rFonts w:ascii="Courier New" w:cs="Courier New" w:eastAsia="Courier New" w:hAnsi="Courier New"/>
+          <w:color w:val="374151"/>
+          <w:sz w:val="20"/>
+          <w:szCs w:val="20"/>
+          <w:shd w:val="clear" w:color="auto" w:fill="F3F4F6"/>
+        </w:rPr>
+        <w:t xml:space="preserve">docker compose exec backend pytest /tests/integration/ -v</w:t>
+      </w:r>
+    </w:p>
+    <w:p>
+      <w:pPr>
+        <w:pStyle w:val="Heading2"/>
+        <w:spacing w:after="160" w:before="240"/>
+      </w:pPr>
+      <w:r>
+        <w:rPr>
+          <w:rFonts w:ascii="Arial" w:cs="Arial" w:eastAsia="Arial" w:hAnsi="Arial"/>
+          <w:b/>
+          <w:color w:val="0D6B6E"/>
+          <w:sz w:val="28"/>
+          <w:szCs w:val="28"/>
+        </w:rPr>
+        <w:t>7.2 Solución al problema asyncpg / pytest-asyncio</w:t>
+      </w:r>
+    </w:p>
+    <w:p>
+      <w:pPr>
+        <w:spacing w:after="160"/>
+      </w:pPr>
+      <w:r>
+        <w:rPr>
+          <w:rFonts w:ascii="Arial" w:cs="Arial" w:eastAsia="Arial" w:hAnsi="Arial"/>
+          <w:color w:val="1F2937"/>
+          <w:sz w:val="24"/>
+          <w:szCs w:val="24"/>
+        </w:rPr>
+        <w:t xml:space="preserve">asyncpg vincula cada conexión al asyncio.Task que la creó. pytest-asyncio ejecuta fixtures y tests en Tasks distintos (incluso compartiendo el mismo event loop), lo que causaba “Future attached to a different loop” al reciclar conexiones del pool entre el Task del fixture seed y el Task de cada test.</w:t>
+      </w:r>
+    </w:p>
+    <w:p>
+      <w:pPr>
+        <w:spacing w:after="160"/>
+      </w:pPr>
+      <w:r>
+        <w:rPr>
+          <w:rFonts w:ascii="Arial" w:cs="Arial" w:eastAsia="Arial" w:hAnsi="Arial"/>
+          <w:b/>
+          <w:color w:val="1F2937"/>
+          <w:sz w:val="24"/>
+          <w:szCs w:val="24"/>
+        </w:rPr>
+        <w:t xml:space="preserve">Solución adoptada: </w:t>
+      </w:r>
+      <w:r>
+        <w:rPr>
+          <w:rFonts w:ascii="Arial" w:cs="Arial" w:eastAsia="Arial" w:hAnsi="Arial"/>
+          <w:color w:val="1F2937"/>
+          <w:sz w:val="24"/>
+          <w:szCs w:val="24"/>
+        </w:rPr>
+        <w:t xml:space="preserve">un fixture síncrono reset_db_pool (scope=function, autouse=True) que llama a engine.sync_engine.dispose(close=False) antes de cada test. Esta operación reemplaza el pool con uno vacío nuevo de forma puramente sincrónica, sin I/O async. El primer acceso a BD de cada test crea conexiones frescas en su propio Task. La misma técnica se aplica al inicio del teardown del fixture seed.</w:t>
+      </w:r>
+    </w:p>
+    <w:p>
+      <w:pPr>
+        <w:pStyle w:val="Heading2"/>
+        <w:spacing w:after="160" w:before="240"/>
+      </w:pPr>
+      <w:r>
+        <w:rPr>
+          <w:rFonts w:ascii="Arial" w:cs="Arial" w:eastAsia="Arial" w:hAnsi="Arial"/>
+          <w:b/>
+          <w:color w:val="0D6B6E"/>
+          <w:sz w:val="28"/>
+          <w:szCs w:val="28"/>
+        </w:rPr>
+        <w:t>7.3 Arquitectura del conftest.py</w:t>
+      </w:r>
+    </w:p>
+    <w:p>
+      <w:pPr>
+        <w:spacing w:after="80"/>
+      </w:pPr>
+      <w:r>
+        <w:rPr>
+          <w:rFonts w:ascii="Arial" w:cs="Arial" w:eastAsia="Arial" w:hAnsi="Arial"/>
+          <w:b/>
+          <w:color w:val="1F2937"/>
+          <w:sz w:val="24"/>
+          <w:szCs w:val="24"/>
+        </w:rPr>
+        <w:t xml:space="preserve">reset_db_pool </w:t>
+      </w:r>
+      <w:r>
+        <w:rPr>
+          <w:rFonts w:ascii="Arial" w:cs="Arial" w:eastAsia="Arial" w:hAnsi="Arial"/>
+          <w:color w:val="1F2937"/>
+          <w:sz w:val="24"/>
+          <w:szCs w:val="24"/>
+        </w:rPr>
+        <w:t xml:space="preserve">(sync, function, autouse): descarta el pool antes de cada test con dispose(close=False).</w:t>
+      </w:r>
+    </w:p>
+    <w:p>
+      <w:pPr>
+        <w:spacing w:after="80"/>
+      </w:pPr>
+      <w:r>
+        <w:rPr>
+          <w:rFonts w:ascii="Arial" w:cs="Arial" w:eastAsia="Arial" w:hAnsi="Arial"/>
+          <w:b/>
+          <w:color w:val="1F2937"/>
+          <w:sz w:val="24"/>
+          <w:szCs w:val="24"/>
+        </w:rPr>
+        <w:t xml:space="preserve">seed </w:t>
+      </w:r>
+      <w:r>
+        <w:rPr>
+          <w:rFonts w:ascii="Arial" w:cs="Arial" w:eastAsia="Arial" w:hAnsi="Arial"/>
+          <w:color w:val="1F2937"/>
+          <w:sz w:val="24"/>
+          <w:szCs w:val="24"/>
+        </w:rPr>
+        <w:t xml:space="preserve">(async, module): inserta datos mínimos de test con COMMIT explícito usando AsyncSessionLocal. Incluye un RUN_ID único por corrida para identificar y eliminar los datos al finalizar el módulo.</w:t>
+      </w:r>
+    </w:p>
+    <w:p>
+      <w:pPr>
+        <w:spacing w:after="80"/>
+      </w:pPr>
+      <w:r>
+        <w:rPr>
+          <w:rFonts w:ascii="Arial" w:cs="Arial" w:eastAsia="Arial" w:hAnsi="Arial"/>
+          <w:b/>
+          <w:color w:val="1F2937"/>
+          <w:sz w:val="24"/>
+          <w:szCs w:val="24"/>
+        </w:rPr>
+        <w:t xml:space="preserve">client </w:t>
+      </w:r>
+      <w:r>
+        <w:rPr>
+          <w:rFonts w:ascii="Arial" w:cs="Arial" w:eastAsia="Arial" w:hAnsi="Arial"/>
+          <w:color w:val="1F2937"/>
+          <w:sz w:val="24"/>
+          <w:szCs w:val="24"/>
+        </w:rPr>
+        <w:t xml:space="preserve">(async, function): httpx.AsyncClient con ASGITransport — sin servidor HTTP real, la app FastAPI se invoca directamente en memoria.</w:t>
+      </w:r>
+    </w:p>
+    <w:p>
+      <w:pPr>
+        <w:spacing w:after="160"/>
+      </w:pPr>
+      <w:r>
+        <w:rPr>
+          <w:rFonts w:ascii="Arial" w:cs="Arial" w:eastAsia="Arial" w:hAnsi="Arial"/>
+          <w:b/>
+          <w:color w:val="1F2937"/>
+          <w:sz w:val="24"/>
+          <w:szCs w:val="24"/>
+        </w:rPr>
+        <w:t xml:space="preserve">get_token </w:t>
+      </w:r>
+      <w:r>
+        <w:rPr>
+          <w:rFonts w:ascii="Arial" w:cs="Arial" w:eastAsia="Arial" w:hAnsi="Arial"/>
+          <w:color w:val="1F2937"/>
+          <w:sz w:val="24"/>
+          <w:szCs w:val="24"/>
+        </w:rPr>
+        <w:t xml:space="preserve">(helper): realiza login vía /api/v1/auth/login y retorna el JWT. Cada test obtiene su propio token para garantizar aislamiento de sesión.</w:t>
+      </w:r>
+    </w:p>
+    <w:p>
+      <w:pPr>
+        <w:pStyle w:val="Heading2"/>
+        <w:spacing w:after="160" w:before="240"/>
+      </w:pPr>
+      <w:r>
+        <w:rPr>
+          <w:rFonts w:ascii="Arial" w:cs="Arial" w:eastAsia="Arial" w:hAnsi="Arial"/>
+          <w:b/>
+          <w:color w:val="0D6B6E"/>
+          <w:sz w:val="28"/>
+          <w:szCs w:val="28"/>
+        </w:rPr>
+        <w:t>7.4 Casos de Test de Integración (20/20 ✅)</w:t>
+      </w:r>
+    </w:p>
+    <w:p>
+      <w:pPr>
+        <w:pStyle w:val="Heading3"/>
+        <w:spacing w:after="120" w:before="200"/>
+      </w:pPr>
+      <w:r>
+        <w:rPr>
+          <w:rFonts w:ascii="Arial" w:cs="Arial" w:eastAsia="Arial" w:hAnsi="Arial"/>
+          <w:b/>
+          <w:color w:val="0D6B6E"/>
+          <w:sz w:val="26"/>
+          <w:szCs w:val="26"/>
+        </w:rPr>
+        <w:t>CU-AD-01 / CU-AD-02 — Dashboard Admin y Validación de Recursos</w:t>
+      </w:r>
+    </w:p>
+    <w:p>
+      <w:pPr>
+        <w:spacing w:after="60"/>
+      </w:pPr>
+      <w:r>
+        <w:rPr>
+          <w:rFonts w:ascii="Arial" w:cs="Arial" w:hAnsi="Arial"/>
+          <w:color w:val="1F2937"/>
+          <w:sz w:val="24"/>
+          <w:szCs w:val="24"/>
+        </w:rPr>
+        <w:t xml:space="preserve">•  test_requiere_autenticacion: GET /api/v1/admin/dashboard sin token → 401.</w:t>
+      </w:r>
+    </w:p>
+    <w:p>
+      <w:pPr>
+        <w:spacing w:after="60"/>
+      </w:pPr>
+      <w:r>
+        <w:rPr>
+          <w:rFonts w:ascii="Arial" w:cs="Arial" w:hAnsi="Arial"/>
+          <w:color w:val="1F2937"/>
+          <w:sz w:val="24"/>
+          <w:szCs w:val="24"/>
+        </w:rPr>
+        <w:t xml:space="preserve">•  test_rol_familia_bloqueado: token con rol familia → 403 (requiere admin).</w:t>
+      </w:r>
+    </w:p>
+    <w:p>
+      <w:pPr>
+        <w:spacing w:after="60"/>
+      </w:pPr>
+      <w:r>
+        <w:rPr>
+          <w:rFonts w:ascii="Arial" w:cs="Arial" w:hAnsi="Arial"/>
+          <w:color w:val="1F2937"/>
+          <w:sz w:val="24"/>
+          <w:szCs w:val="24"/>
+        </w:rPr>
+        <w:t xml:space="preserve">•  test_admin_ve_recursos_pendientes: el recurso de test aparece en la lista de pendientes.</w:t>
+      </w:r>
+    </w:p>
+    <w:p>
+      <w:pPr>
+        <w:spacing w:after="60"/>
+      </w:pPr>
+      <w:r>
+        <w:rPr>
+          <w:rFonts w:ascii="Arial" w:cs="Arial" w:hAnsi="Arial"/>
+          <w:color w:val="1F2937"/>
+          <w:sz w:val="24"/>
+          <w:szCs w:val="24"/>
+        </w:rPr>
+        <w:t xml:space="preserve">•  test_pendiente_tiene_campos_requeridos: id, titulo, tipo, descripcion presentes en el response.</w:t>
+      </w:r>
+    </w:p>
+    <w:p>
+      <w:pPr>
+        <w:spacing w:after="60"/>
+      </w:pPr>
+      <w:r>
+        <w:rPr>
+          <w:rFonts w:ascii="Arial" w:cs="Arial" w:hAnsi="Arial"/>
+          <w:color w:val="1F2937"/>
+          <w:sz w:val="24"/>
+          <w:szCs w:val="24"/>
+        </w:rPr>
+        <w:t xml:space="preserve">•  test_sin_auth_retorna_401: PATCH /api/v1/admin/recursos/{id}/validar sin token → 401.</w:t>
+      </w:r>
+    </w:p>
+    <w:p>
+      <w:pPr>
+        <w:spacing w:after="60"/>
+      </w:pPr>
+      <w:r>
+        <w:rPr>
+          <w:rFonts w:ascii="Arial" w:cs="Arial" w:hAnsi="Arial"/>
+          <w:color w:val="1F2937"/>
+          <w:sz w:val="24"/>
+          <w:szCs w:val="24"/>
+        </w:rPr>
+        <w:t xml:space="preserve">•  test_rol_familia_no_puede_validar: token familia → 403.</w:t>
+      </w:r>
+    </w:p>
+    <w:p>
+      <w:pPr>
+        <w:spacing w:after="60"/>
+      </w:pPr>
+      <w:r>
+        <w:rPr>
+          <w:rFonts w:ascii="Arial" w:cs="Arial" w:hAnsi="Arial"/>
+          <w:color w:val="1F2937"/>
+          <w:sz w:val="24"/>
+          <w:szCs w:val="24"/>
+        </w:rPr>
+        <w:t xml:space="preserve">•  test_admin_valida_recurso: admin valida el recurso → 200, campo validado=true.</w:t>
+      </w:r>
+    </w:p>
+    <w:p>
+      <w:pPr>
+        <w:spacing w:after="60"/>
+      </w:pPr>
+      <w:r>
+        <w:rPr>
+          <w:rFonts w:ascii="Arial" w:cs="Arial" w:hAnsi="Arial"/>
+          <w:color w:val="1F2937"/>
+          <w:sz w:val="24"/>
+          <w:szCs w:val="24"/>
+        </w:rPr>
+        <w:t xml:space="preserve">•  test_recurso_desaparece_de_pendientes: tras validar, el recurso no aparece en la lista de pendientes.</w:t>
+      </w:r>
+    </w:p>
+    <w:p>
+      <w:pPr>
+        <w:spacing w:after="60"/>
+      </w:pPr>
+      <w:r>
+        <w:rPr>
+          <w:rFonts w:ascii="Arial" w:cs="Arial" w:hAnsi="Arial"/>
+          <w:color w:val="1F2937"/>
+          <w:sz w:val="24"/>
+          <w:szCs w:val="24"/>
+        </w:rPr>
+        <w:t xml:space="preserve">•  test_validar_dos_veces_retorna_409: validar un recurso ya validado → 409 Conflict.</w:t>
+      </w:r>
+    </w:p>
+    <w:p>
+      <w:pPr>
+        <w:spacing w:after="160"/>
+      </w:pPr>
+      <w:r>
+        <w:rPr>
+          <w:rFonts w:ascii="Arial" w:cs="Arial" w:hAnsi="Arial"/>
+          <w:color w:val="1F2937"/>
+          <w:sz w:val="24"/>
+          <w:szCs w:val="24"/>
+        </w:rPr>
+        <w:t xml:space="preserve">•  test_recurso_inexistente_retorna_404: ID inventado → 404.</w:t>
+      </w:r>
+    </w:p>
+    <w:p>
+      <w:pPr>
+        <w:pStyle w:val="Heading3"/>
+        <w:spacing w:after="120" w:before="200"/>
+      </w:pPr>
+      <w:r>
+        <w:rPr>
+          <w:rFonts w:ascii="Arial" w:cs="Arial" w:eastAsia="Arial" w:hAnsi="Arial"/>
+          <w:b/>
+          <w:color w:val="0D6B6E"/>
+          <w:sz w:val="26"/>
+          <w:szCs w:val="26"/>
+        </w:rPr>
+        <w:t>CU-TI-03 / CU-TI-04 — Creación y Asignación de Actividades</w:t>
+      </w:r>
+    </w:p>
+    <w:p>
+      <w:pPr>
+        <w:spacing w:after="60"/>
+      </w:pPr>
+      <w:r>
+        <w:rPr>
+          <w:rFonts w:ascii="Arial" w:cs="Arial" w:hAnsi="Arial"/>
+          <w:color w:val="1F2937"/>
+          <w:sz w:val="24"/>
+          <w:szCs w:val="24"/>
+        </w:rPr>
+        <w:t xml:space="preserve">•  test_requiere_autenticacion: POST /api/v1/actividades/ sin token → 401.</w:t>
+      </w:r>
+    </w:p>
+    <w:p>
+      <w:pPr>
+        <w:spacing w:after="60"/>
+      </w:pPr>
+      <w:r>
+        <w:rPr>
+          <w:rFonts w:ascii="Arial" w:cs="Arial" w:hAnsi="Arial"/>
+          <w:color w:val="1F2937"/>
+          <w:sz w:val="24"/>
+          <w:szCs w:val="24"/>
+        </w:rPr>
+        <w:t xml:space="preserve">•  test_familia_no_puede_crear: token familia → 403 (solo terapeutas).</w:t>
+      </w:r>
+    </w:p>
+    <w:p>
+      <w:pPr>
+        <w:spacing w:after="60"/>
+      </w:pPr>
+      <w:r>
+        <w:rPr>
+          <w:rFonts w:ascii="Arial" w:cs="Arial" w:hAnsi="Arial"/>
+          <w:color w:val="1F2937"/>
+          <w:sz w:val="24"/>
+          <w:szCs w:val="24"/>
+        </w:rPr>
+        <w:t xml:space="preserve">•  test_crear_actividad_1_etapa: total_etapas=1 → campo total_etapas correcto en response (regresión).</w:t>
+      </w:r>
+    </w:p>
+    <w:p>
+      <w:pPr>
+        <w:spacing w:after="60"/>
+      </w:pPr>
+      <w:r>
+        <w:rPr>
+          <w:rFonts w:ascii="Arial" w:cs="Arial" w:hAnsi="Arial"/>
+          <w:color w:val="1F2937"/>
+          <w:sz w:val="24"/>
+          <w:szCs w:val="24"/>
+        </w:rPr>
+        <w:t xml:space="preserve">•  test_crear_actividad_3_etapas: total_etapas=3 → valor correcto (caso borde del fix anterior).</w:t>
+      </w:r>
+    </w:p>
+    <w:p>
+      <w:pPr>
+        <w:spacing w:after="60"/>
+      </w:pPr>
+      <w:r>
+        <w:rPr>
+          <w:rFonts w:ascii="Arial" w:cs="Arial" w:hAnsi="Arial"/>
+          <w:color w:val="1F2937"/>
+          <w:sz w:val="24"/>
+          <w:szCs w:val="24"/>
+        </w:rPr>
+        <w:t xml:space="preserve">•  test_crear_actividad_5_etapas: total_etapas=5 → valor correcto.</w:t>
+      </w:r>
+    </w:p>
+    <w:p>
+      <w:pPr>
+        <w:spacing w:after="60"/>
+      </w:pPr>
+      <w:r>
+        <w:rPr>
+          <w:rFonts w:ascii="Arial" w:cs="Arial" w:hAnsi="Arial"/>
+          <w:color w:val="1F2937"/>
+          <w:sz w:val="24"/>
+          <w:szCs w:val="24"/>
+        </w:rPr>
+        <w:t xml:space="preserve">•  test_actividad_en_get_por_id: la actividad recién creada se recupera correctamente por su ID.</w:t>
+      </w:r>
+    </w:p>
+    <w:p>
+      <w:pPr>
+        <w:spacing w:after="60"/>
+      </w:pPr>
+      <w:r>
+        <w:rPr>
+          <w:rFonts w:ascii="Arial" w:cs="Arial" w:hAnsi="Arial"/>
+          <w:color w:val="1F2937"/>
+          <w:sz w:val="24"/>
+          <w:szCs w:val="24"/>
+        </w:rPr>
+        <w:t xml:space="preserve">•  test_actividad_asignada_aparece_en_lista: GET /api/v1/actividades/ incluye la actividad asignada al paciente de test.</w:t>
+      </w:r>
+    </w:p>
+    <w:p>
+      <w:pPr>
+        <w:spacing w:after="60"/>
+      </w:pPr>
+      <w:r>
+        <w:rPr>
+          <w:rFonts w:ascii="Arial" w:cs="Arial" w:hAnsi="Arial"/>
+          <w:color w:val="1F2937"/>
+          <w:sz w:val="24"/>
+          <w:szCs w:val="24"/>
+        </w:rPr>
+        <w:t xml:space="preserve">•  test_actividad_tiene_paciente_correcto: el campo paciente_id en el response coincide con el paciente de test.</w:t>
+      </w:r>
+    </w:p>
+    <w:p>
+      <w:pPr>
+        <w:spacing w:after="60"/>
+      </w:pPr>
+      <w:r>
+        <w:rPr>
+          <w:rFonts w:ascii="Arial" w:cs="Arial" w:hAnsi="Arial"/>
+          <w:color w:val="1F2937"/>
+          <w:sz w:val="24"/>
+          <w:szCs w:val="24"/>
+        </w:rPr>
+        <w:t xml:space="preserve">•  test_actividad_paciente_inexistente: paciente_id inexistente → 404 (validación en endpoint, no FK en BD).</w:t>
+      </w:r>
+    </w:p>
+    <w:p>
+      <w:pPr>
+        <w:spacing w:after="160"/>
+      </w:pPr>
+      <w:r>
+        <w:rPr>
+          <w:rFonts w:ascii="Arial" w:cs="Arial" w:hAnsi="Arial"/>
+          <w:color w:val="1F2937"/>
+          <w:sz w:val="24"/>
+          <w:szCs w:val="24"/>
+        </w:rPr>
+        <w:t xml:space="preserve">•  test_desactivar_actividad: PATCH /api/v1/actividades/{id}/desactivar → activa=false en el response.</w:t>
+      </w:r>
+    </w:p>
+    <w:p>
+      <w:pPr>
+        <w:pStyle w:val="Heading2"/>
+        <w:spacing w:after="160" w:before="240"/>
+      </w:pPr>
+      <w:r>
+        <w:rPr>
+          <w:rFonts w:ascii="Arial" w:cs="Arial" w:eastAsia="Arial" w:hAnsi="Arial"/>
+          <w:b/>
+          <w:color w:val="0D6B6E"/>
+          <w:sz w:val="28"/>
+          <w:szCs w:val="28"/>
+        </w:rPr>
+        <w:t>7.5 Bugs descubiertos y corregidos durante el testing</w:t>
+      </w:r>
+    </w:p>
+    <w:p>
+      <w:pPr>
+        <w:spacing w:after="80"/>
+      </w:pPr>
+      <w:r>
+        <w:rPr>
+          <w:rFonts w:ascii="Arial" w:cs="Arial" w:hAnsi="Arial"/>
+          <w:b/>
+          <w:color w:val="1F2937"/>
+          <w:sz w:val="24"/>
+          <w:szCs w:val="24"/>
+        </w:rPr>
+        <w:t xml:space="preserve">Bug 1 — admin/dashboard sin control de rol: </w:t>
+      </w:r>
+      <w:r>
+        <w:rPr>
+          <w:rFonts w:ascii="Arial" w:cs="Arial" w:hAnsi="Arial"/>
+          <w:color w:val="1F2937"/>
+          <w:sz w:val="24"/>
+          <w:szCs w:val="24"/>
+        </w:rPr>
+        <w:t xml:space="preserve">el endpoint GET /api/v1/admin/dashboard no tenía el guard require_roles(“admin”), por lo que cualquier usuario autenticado (incluyendo familiar) podía acceder. Corregido agregando dependencies=[Depends(require_roles(“admin”))] y el import correspondiente en dashboard_router.py.</w:t>
+      </w:r>
+    </w:p>
+    <w:p>
+      <w:pPr>
+        <w:spacing w:after="160"/>
+      </w:pPr>
+      <w:r>
+        <w:rPr>
+          <w:rFonts w:ascii="Arial" w:cs="Arial" w:hAnsi="Arial"/>
+          <w:b/>
+          <w:color w:val="1F2937"/>
+          <w:sz w:val="24"/>
+          <w:szCs w:val="24"/>
+        </w:rPr>
+        <w:t xml:space="preserve">Bug 2 — crear_actividad sin validación de paciente: </w:t>
+      </w:r>
+      <w:r>
+        <w:rPr>
+          <w:rFonts w:ascii="Arial" w:cs="Arial" w:hAnsi="Arial"/>
+          <w:color w:val="1F2937"/>
+          <w:sz w:val="24"/>
+          <w:szCs w:val="24"/>
+        </w:rPr>
+        <w:t xml:space="preserve">el endpoint POST /api/v1/actividades/ no verificaba si el paciente_id existía antes de hacer el INSERT. Ante un UUID inválido, la violación de clave foránea generaba un 500 no controlado. Corregido agregando una consulta SELECT previa y lanzando HTTPException 404 si el paciente no existe.</w:t>
+      </w:r>
+    </w:p>
+    <w:p>
+      <w:pPr>
+        <w:pStyle w:val="Heading2"/>
+        <w:spacing w:after="160" w:before="240"/>
+      </w:pPr>
+      <w:r>
+        <w:rPr>
+          <w:rFonts w:ascii="Arial" w:cs="Arial" w:eastAsia="Arial" w:hAnsi="Arial"/>
+          <w:b/>
+          <w:color w:val="0D6B6E"/>
+          <w:sz w:val="28"/>
+          <w:szCs w:val="28"/>
+        </w:rPr>
+        <w:t>7.6 Tests E2E con Playwright (scaffolded)</w:t>
+      </w:r>
+    </w:p>
+    <w:p>
+      <w:pPr>
+        <w:spacing w:after="160"/>
+      </w:pPr>
+      <w:r>
+        <w:rPr>
+          <w:rFonts w:ascii="Arial" w:cs="Arial" w:eastAsia="Arial" w:hAnsi="Arial"/>
+          <w:color w:val="1F2937"/>
+          <w:sz w:val="24"/>
+          <w:szCs w:val="24"/>
+        </w:rPr>
+        <w:t xml:space="preserve">Se scaffoldó la infraestructura Playwright con auth.setup.ts (guarda storageState por rol en .playwright-state/), playwright.config.ts (proyectos setup + chromium), y los siguientes specs en tests/e2e/: auth.spec.ts cubre CU-PUB-01/02/05/06 (login correcto por rol, login fallido, logout). El archivo fixtures/seed_test.sql provee usuarios de test para la BD de testing E2E. Para ejecutar: npx playwright test desde la raíz del proyecto (requiere frontend corriendo en puerto 5173).</w:t>
+      </w:r>
+    </w:p>
+    <w:p>
+      <w:pPr>
+        <w:pStyle w:val="Heading2"/>
+        <w:spacing w:after="160" w:before="240"/>
+      </w:pPr>
+      <w:r>
+        <w:rPr>
+          <w:rFonts w:ascii="Arial" w:cs="Arial" w:eastAsia="Arial" w:hAnsi="Arial"/>
+          <w:b/>
+          <w:color w:val="0D6B6E"/>
+          <w:sz w:val="28"/>
+          <w:szCs w:val="28"/>
+        </w:rPr>
+        <w:t>7.7 Archivos creados / modificados</w:t>
+      </w:r>
+    </w:p>
+    <w:p>
+      <w:pPr>
+        <w:spacing w:after="60"/>
+      </w:pPr>
+      <w:r>
+        <w:rPr>
+          <w:rFonts w:ascii="Courier New" w:cs="Courier New" w:hAnsi="Courier New"/>
+          <w:color w:val="374151"/>
+          <w:sz w:val="20"/>
+          <w:szCs w:val="20"/>
+          <w:shd w:val="clear" w:color="auto" w:fill="F3F4F6"/>
+        </w:rPr>
+        <w:t xml:space="preserve">tests/pytest.ini</w:t>
+      </w:r>
+      <w:r>
+        <w:rPr>
+          <w:rFonts w:ascii="Arial" w:cs="Arial" w:hAnsi="Arial"/>
+          <w:color w:val="1F2937"/>
+          <w:sz w:val="24"/>
+          <w:szCs w:val="24"/>
+        </w:rPr>
+        <w:t xml:space="preserve">  —  configuración pytest: asyncio_mode=auto, loop_scope=session.</w:t>
+      </w:r>
+    </w:p>
+    <w:p>
+      <w:pPr>
+        <w:spacing w:after="60"/>
+      </w:pPr>
+      <w:r>
+        <w:rPr>
+          <w:rFonts w:ascii="Courier New" w:cs="Courier New" w:hAnsi="Courier New"/>
+          <w:color w:val="374151"/>
+          <w:sz w:val="20"/>
+          <w:szCs w:val="20"/>
+          <w:shd w:val="clear" w:color="auto" w:fill="F3F4F6"/>
+        </w:rPr>
+        <w:t xml:space="preserve">tests/integration/conftest.py</w:t>
+      </w:r>
+      <w:r>
+        <w:rPr>
+          <w:rFonts w:ascii="Arial" w:cs="Arial" w:hAnsi="Arial"/>
+          <w:color w:val="1F2937"/>
+          <w:sz w:val="24"/>
+          <w:szCs w:val="24"/>
+        </w:rPr>
+        <w:t xml:space="preserve">  —  fixtures reset_db_pool, seed, client, helper get_token.</w:t>
+      </w:r>
+    </w:p>
+    <w:p>
+      <w:pPr>
+        <w:spacing w:after="60"/>
+      </w:pPr>
+      <w:r>
+        <w:rPr>
+          <w:rFonts w:ascii="Courier New" w:cs="Courier New" w:hAnsi="Courier New"/>
+          <w:color w:val="374151"/>
+          <w:sz w:val="20"/>
+          <w:szCs w:val="20"/>
+          <w:shd w:val="clear" w:color="auto" w:fill="F3F4F6"/>
+        </w:rPr>
+        <w:t xml:space="preserve">tests/integration/test_dashboard_admin.py</w:t>
+      </w:r>
+      <w:r>
+        <w:rPr>
+          <w:rFonts w:ascii="Arial" w:cs="Arial" w:hAnsi="Arial"/>
+          <w:color w:val="1F2937"/>
+          <w:sz w:val="24"/>
+          <w:szCs w:val="24"/>
+        </w:rPr>
+        <w:t xml:space="preserve">  —  10 casos CU-AD-01/02.</w:t>
+      </w:r>
+    </w:p>
+    <w:p>
+      <w:pPr>
+        <w:spacing w:after="60"/>
+      </w:pPr>
+      <w:r>
+        <w:rPr>
+          <w:rFonts w:ascii="Courier New" w:cs="Courier New" w:hAnsi="Courier New"/>
+          <w:color w:val="374151"/>
+          <w:sz w:val="20"/>
+          <w:szCs w:val="20"/>
+          <w:shd w:val="clear" w:color="auto" w:fill="F3F4F6"/>
+        </w:rPr>
+        <w:t xml:space="preserve">tests/integration/test_actividades.py</w:t>
+      </w:r>
+      <w:r>
+        <w:rPr>
+          <w:rFonts w:ascii="Arial" w:cs="Arial" w:hAnsi="Arial"/>
+          <w:color w:val="1F2937"/>
+          <w:sz w:val="24"/>
+          <w:szCs w:val="24"/>
+        </w:rPr>
+        <w:t xml:space="preserve">  —  10 casos CU-TI-03/04.</w:t>
+      </w:r>
+    </w:p>
+    <w:p>
+      <w:pPr>
+        <w:spacing w:after="60"/>
+      </w:pPr>
+      <w:r>
+        <w:rPr>
+          <w:rFonts w:ascii="Courier New" w:cs="Courier New" w:hAnsi="Courier New"/>
+          <w:color w:val="374151"/>
+          <w:sz w:val="20"/>
+          <w:szCs w:val="20"/>
+          <w:shd w:val="clear" w:color="auto" w:fill="F3F4F6"/>
+        </w:rPr>
+        <w:t xml:space="preserve">backend/requirements-test.txt</w:t>
+      </w:r>
+      <w:r>
+        <w:rPr>
+          <w:rFonts w:ascii="Arial" w:cs="Arial" w:hAnsi="Arial"/>
+          <w:color w:val="1F2937"/>
+          <w:sz w:val="24"/>
+          <w:szCs w:val="24"/>
+        </w:rPr>
+        <w:t xml:space="preserve">  —  pytest, pytest-asyncio, anyio[trio].</w:t>
+      </w:r>
+    </w:p>
+    <w:p>
+      <w:pPr>
+        <w:spacing w:after="60"/>
+      </w:pPr>
+      <w:r>
+        <w:rPr>
+          <w:rFonts w:ascii="Courier New" w:cs="Courier New" w:hAnsi="Courier New"/>
+          <w:color w:val="374151"/>
+          <w:sz w:val="20"/>
+          <w:szCs w:val="20"/>
+          <w:shd w:val="clear" w:color="auto" w:fill="F3F4F6"/>
+        </w:rPr>
+        <w:t xml:space="preserve">backend/app/api/actividad_router.py</w:t>
+      </w:r>
+      <w:r>
+        <w:rPr>
+          <w:rFonts w:ascii="Arial" w:cs="Arial" w:hAnsi="Arial"/>
+          <w:color w:val="1F2937"/>
+          <w:sz w:val="24"/>
+          <w:szCs w:val="24"/>
+        </w:rPr>
+        <w:t xml:space="preserve">  —  agregada validación de existencia del paciente (404 si no existe).</w:t>
+      </w:r>
+    </w:p>
+    <w:p>
+      <w:pPr>
+        <w:spacing w:after="60"/>
+      </w:pPr>
+      <w:r>
+        <w:rPr>
+          <w:rFonts w:ascii="Courier New" w:cs="Courier New" w:hAnsi="Courier New"/>
+          <w:color w:val="374151"/>
+          <w:sz w:val="20"/>
+          <w:szCs w:val="20"/>
+          <w:shd w:val="clear" w:color="auto" w:fill="F3F4F6"/>
+        </w:rPr>
+        <w:t xml:space="preserve">backend/app/api/dashboard_router.py</w:t>
+      </w:r>
+      <w:r>
+        <w:rPr>
+          <w:rFonts w:ascii="Arial" w:cs="Arial" w:hAnsi="Arial"/>
+          <w:color w:val="1F2937"/>
+          <w:sz w:val="24"/>
+          <w:szCs w:val="24"/>
+        </w:rPr>
+        <w:t xml:space="preserve">  —  agregado require_roles(“admin”) al endpoint /admin/dashboard.</w:t>
+      </w:r>
+    </w:p>
+    <w:p>
+      <w:pPr>
+        <w:spacing w:after="60"/>
+      </w:pPr>
+      <w:r>
+        <w:rPr>
+          <w:rFonts w:ascii="Courier New" w:cs="Courier New" w:hAnsi="Courier New"/>
+          <w:color w:val="374151"/>
+          <w:sz w:val="20"/>
+          <w:szCs w:val="20"/>
+          <w:shd w:val="clear" w:color="auto" w:fill="F3F4F6"/>
+        </w:rPr>
+        <w:t xml:space="preserve">tests/e2e/auth.setup.ts / auth.spec.ts</w:t>
+      </w:r>
+      <w:r>
+        <w:rPr>
+          <w:rFonts w:ascii="Arial" w:cs="Arial" w:hAnsi="Arial"/>
+          <w:color w:val="1F2937"/>
+          <w:sz w:val="24"/>
+          <w:szCs w:val="24"/>
+        </w:rPr>
+        <w:t xml:space="preserve">  —  setup de sesiones Playwright + 11 casos E2E de autenticación.</w:t>
+      </w:r>
+    </w:p>
+    <w:p>
+      <w:pPr>
+        <w:spacing w:after="200"/>
+      </w:pPr>
+      <w:r>
+        <w:rPr>
+          <w:rFonts w:ascii="Courier New" w:cs="Courier New" w:hAnsi="Courier New"/>
+          <w:color w:val="374151"/>
+          <w:sz w:val="20"/>
+          <w:szCs w:val="20"/>
+          <w:shd w:val="clear" w:color="auto" w:fill="F3F4F6"/>
+        </w:rPr>
+        <w:t xml:space="preserve">docker-compose.yml</w:t>
+      </w:r>
+      <w:r>
+        <w:rPr>
+          <w:rFonts w:ascii="Arial" w:cs="Arial" w:hAnsi="Arial"/>
+          <w:color w:val="1F2937"/>
+          <w:sz w:val="24"/>
+          <w:szCs w:val="24"/>
+        </w:rPr>
+        <w:t xml:space="preserve">  —  agregado volumen ./tests:/tests al servicio backend.</w:t>
+      </w:r>
+    </w:p>
+    <w:p>
+      <w:pPr>
+        <w:spacing w:after="0"/>
+      </w:pPr>
+      <w:r>
+        <w:br w:type="page"/>
+      </w:r>
+    </w:p>
+    <w:p>
+      <w:pPr>
+        <w:pStyle w:val="Heading1"/>
+        <w:pBdr>
+          <w:bottom w:val="single" w:color="0D6B6E" w:sz="6" w:space="4"/>
+        </w:pBdr>
+        <w:spacing w:after="200" w:before="400"/>
+      </w:pPr>
+      <w:r>
+        <w:rPr>
+          <w:rFonts w:ascii="Arial" w:cs="Arial" w:eastAsia="Arial" w:hAnsi="Arial"/>
+          <w:b/>
+          <w:bCs/>
+          <w:color w:val="0D6B6E"/>
+          <w:sz w:val="32"/>
+          <w:szCs w:val="32"/>
+        </w:rPr>
+        <w:t xml:space="preserve">8. Aprendizajes y Lecciones del Proceso</w:t>
       </w:r>
     </w:p>
     <w:p>

--- a/Documentacion_Tecnica_Acompanarte.docx
+++ b/Documentacion_Tecnica_Acompanarte.docx
@@ -14190,6 +14190,168 @@
           <w:szCs w:val="22"/>
         </w:rPr>
         <w:t xml:space="preserve">La limitación de uvicorn --reload con archivos nuevos, y el comportamiento de SQLAlchemy con columnas JSON, son ejemplos de cómo el entorno de desarrollo introduce restricciones que no son obvias en la documentación oficial. Documentarlas evita repetir los mismos diagnósticos.</w:t>
+      </w:r>
+    </w:p>
+    <w:p>
+      <w:pPr>
+        <w:spacing w:after="120"/>
+      </w:pPr>
+      <w:r>
+        <w:t xml:space="preserve"/>
+      </w:r>
+    </w:p>
+    <!-- LECCIÓN: asyncpg Task-binding -->
+    <w:p>
+      <w:pPr>
+        <w:pStyle w:val="Heading2"/>
+        <w:spacing w:after="140" w:before="300"/>
+      </w:pPr>
+      <w:r>
+        <w:rPr>
+          <w:rFonts w:ascii="Arial" w:cs="Arial" w:eastAsia="Arial" w:hAnsi="Arial"/>
+          <w:b/>
+          <w:bCs/>
+          <w:color w:val="1D4E7C"/>
+          <w:sz w:val="26"/>
+          <w:szCs w:val="26"/>
+        </w:rPr>
+        <w:t>Los drivers async vinculan conexiones al Task, no solo al event loop</w:t>
+      </w:r>
+    </w:p>
+    <w:p>
+      <w:pPr>
+        <w:spacing w:after="160"/>
+      </w:pPr>
+      <w:r>
+        <w:rPr>
+          <w:rFonts w:ascii="Arial" w:cs="Arial" w:eastAsia="Arial" w:hAnsi="Arial"/>
+          <w:color w:val="1F2937"/>
+          <w:sz w:val="22"/>
+          <w:szCs w:val="22"/>
+        </w:rPr>
+        <w:t xml:space="preserve">asyncpg (el driver PostgreSQL async de Python) vincula cada conexión al asyncio.Task que la creó, no simplemente al event loop. pytest-asyncio ejecuta fixtures y tests como Tasks separados dentro del mismo loop mediante llamadas sucesivas a run_until_complete. Esto provoca el error “Future attached to a different loop” cuando el pool recicla una conexión del Task del fixture al Task del test, aún cuando comparten el mismo event loop.</w:t>
+      </w:r>
+    </w:p>
+    <w:p>
+      <w:pPr>
+        <w:spacing w:after="160"/>
+      </w:pPr>
+      <w:r>
+        <w:rPr>
+          <w:rFonts w:ascii="Arial" w:cs="Arial" w:eastAsia="Arial" w:hAnsi="Arial"/>
+          <w:color w:val="1F2937"/>
+          <w:sz w:val="22"/>
+          <w:szCs w:val="22"/>
+        </w:rPr>
+        <w:t xml:space="preserve">La solución no requiere NullPool ni reescribir la arquitectura de sesiones: alcanza con llamar engine.sync_engine.dispose(close=False) en un fixture síncrono antes de cada test. Esta operación reemplaza el pool por uno vacío nuevo sin ningún I/O async, de modo que el primer acceso a la BD del test crea su propia conexión en su propio Task. El mismo dispose() aplicado al inicio del teardown resuelve el problema en la limpieza del seed.</w:t>
+      </w:r>
+    </w:p>
+    <w:p>
+      <w:pPr>
+        <w:spacing w:after="120"/>
+      </w:pPr>
+      <w:r>
+        <w:t xml:space="preserve"/>
+      </w:r>
+    </w:p>
+    <!-- LECCIÓN: los tests revelan bugs de seguridad -->
+    <w:p>
+      <w:pPr>
+        <w:pStyle w:val="Heading2"/>
+        <w:spacing w:after="140" w:before="300"/>
+      </w:pPr>
+      <w:r>
+        <w:rPr>
+          <w:rFonts w:ascii="Arial" w:cs="Arial" w:eastAsia="Arial" w:hAnsi="Arial"/>
+          <w:b/>
+          <w:bCs/>
+          <w:color w:val="1D4E7C"/>
+          <w:sz w:val="26"/>
+          <w:szCs w:val="26"/>
+        </w:rPr>
+        <w:t>Los tests de autorización son la única red de seguridad confiable contra olvidos de rol</w:t>
+      </w:r>
+    </w:p>
+    <w:p>
+      <w:pPr>
+        <w:spacing w:after="160"/>
+      </w:pPr>
+      <w:r>
+        <w:rPr>
+          <w:rFonts w:ascii="Arial" w:cs="Arial" w:eastAsia="Arial" w:hAnsi="Arial"/>
+          <w:color w:val="1F2937"/>
+          <w:sz w:val="22"/>
+          <w:szCs w:val="22"/>
+        </w:rPr>
+        <w:t xml:space="preserve">Al escribir test_rol_familia_bloqueado se descubrió que el endpoint GET /api/v1/admin/dashboard no tenía el guard require_roles(“admin”): cualquier usuario autenticado —incluyendo el rol familia— podía acceder a estadísticas globales de usuarios, pacientes y recursos pendientes. El bug no era visible mediante revisión manual del código porque el endpoint sí requireía autenticación (token válido); el test de rol fue el que expuso la brecha.</w:t>
+      </w:r>
+    </w:p>
+    <w:p>
+      <w:pPr>
+        <w:spacing w:after="160"/>
+      </w:pPr>
+      <w:r>
+        <w:rPr>
+          <w:rFonts w:ascii="Arial" w:cs="Arial" w:eastAsia="Arial" w:hAnsi="Arial"/>
+          <w:color w:val="1F2937"/>
+          <w:sz w:val="22"/>
+          <w:szCs w:val="22"/>
+        </w:rPr>
+        <w:t xml:space="preserve">En sistemas con múltiples roles, verificar “requiere autenticación” no es suficiente. Cada endpoint sensible debe tener un test explícito que intente acceder con el rol incorrecto y espere 403. Sin ese test, los olvidos de guard de rol pasan inadvertidos indefinidamente.</w:t>
+      </w:r>
+    </w:p>
+    <w:p>
+      <w:pPr>
+        <w:spacing w:after="120"/>
+      </w:pPr>
+      <w:r>
+        <w:t xml:space="preserve"/>
+      </w:r>
+    </w:p>
+    <!-- LECCIÓN: aislamiento de datos en tests async -->
+    <w:p>
+      <w:pPr>
+        <w:pStyle w:val="Heading2"/>
+        <w:spacing w:after="140" w:before="300"/>
+      </w:pPr>
+      <w:r>
+        <w:rPr>
+          <w:rFonts w:ascii="Arial" w:cs="Arial" w:eastAsia="Arial" w:hAnsi="Arial"/>
+          <w:b/>
+          <w:bCs/>
+          <w:color w:val="1D4E7C"/>
+          <w:sz w:val="26"/>
+          <w:szCs w:val="26"/>
+        </w:rPr>
+        <w:t>El patrón rollback de tests no siempre es aplicable</w:t>
+      </w:r>
+    </w:p>
+    <w:p>
+      <w:pPr>
+        <w:spacing w:after="160"/>
+      </w:pPr>
+      <w:r>
+        <w:rPr>
+          <w:rFonts w:ascii="Arial" w:cs="Arial" w:eastAsia="Arial" w:hAnsi="Arial"/>
+          <w:color w:val="1F2937"/>
+          <w:sz w:val="22"/>
+          <w:szCs w:val="22"/>
+        </w:rPr>
+        <w:t xml:space="preserve">La práctica estándar de aislamiento de tests en bases de datos relacionales —abrir una transacción al inicio del test y hacer rollback al final— requiere compartir una conexión entre el fixture y el test. Eso es imposible con asyncpg por la restricción de Task-binding descripta arriba.</w:t>
+      </w:r>
+    </w:p>
+    <w:p>
+      <w:pPr>
+        <w:spacing w:after="160"/>
+      </w:pPr>
+      <w:r>
+        <w:rPr>
+          <w:rFonts w:ascii="Arial" w:cs="Arial" w:eastAsia="Arial" w:hAnsi="Arial"/>
+          <w:color w:val="1F2937"/>
+          <w:sz w:val="22"/>
+          <w:szCs w:val="22"/>
+        </w:rPr>
+        <w:t xml:space="preserve">La alternativa adoptada es commit + cleanup explícito: el fixture seed inserta los datos de test con COMMIT real (usando un RUN_ID único por corrida para identificarlos), los tests corren normalmente contra esos datos, y al finalizar el módulo el fixture los elimina con DELETE. El trade-off es que los datos persisten en la BD durante la corrida y requieren limpieza manual si pytest se interrumpe; a cambio, no hay ninguna restricción sobre la conexión o el Task que ejecuta cada test.</w:t>
       </w:r>
     </w:p>
     <w:p>

--- a/Documentacion_Tecnica_Acompanarte.docx
+++ b/Documentacion_Tecnica_Acompanarte.docx
@@ -13059,7 +13059,7 @@
           <w:sz w:val="24"/>
           <w:szCs w:val="24"/>
         </w:rPr>
-        <w:t xml:space="preserve">Se implementó una estrategia de testing en dos capas: tests de integración con pytest sobre el backend FastAPI, y tests E2E con Playwright sobre la interfaz. La suite de integración quedó en verde completo (20/20) y la infraestructura Playwright está scaffoldeada y lista para ejecutarse contra el frontend.</w:t>
+        <w:t xml:space="preserve">Se implementó una estrategia de testing en dos capas: tests de integración con pytest sobre el backend FastAPI, y tests E2E con Playwright sobre la interfaz. La suite de integración quedó en verde completo (36/36) y la infraestructura Playwright está scaffoldeada y lista para ejecutarse contra el frontend.</w:t>
       </w:r>
     </w:p>
     <w:p>
@@ -13345,7 +13345,7 @@
           <w:sz w:val="28"/>
           <w:szCs w:val="28"/>
         </w:rPr>
-        <w:t>7.4 Casos de Test de Integración (20/20 ✅)</w:t>
+        <w:t>7.4 Casos de Test de Integración (36/36 ✅)</w:t>
       </w:r>
     </w:p>
     <w:p>
@@ -13658,6 +13658,246 @@
           <w:szCs w:val="24"/>
         </w:rPr>
         <w:t xml:space="preserve">•  test_desactivar_actividad: PATCH /api/v1/actividades/{id}/desactivar → activa=false en el response.</w:t>
+      </w:r>
+    </w:p>
+    <w:p>
+      <w:pPr>
+        <w:pStyle w:val="Heading3"/>
+        <w:spacing w:after="120" w:before="200"/>
+      </w:pPr>
+      <w:r>
+        <w:rPr>
+          <w:rFonts w:ascii="Arial" w:cs="Arial" w:eastAsia="Arial" w:hAnsi="Arial"/>
+          <w:b/>
+          <w:color w:val="0D6B6E"/>
+          <w:sz w:val="26"/>
+          <w:szCs w:val="26"/>
+        </w:rPr>
+        <w:t>CU-PUB-01 / CU-PUB-02 / CU-PUB-05 / CU-PUB-06 — Autenticación y Control de Acceso</w:t>
+      </w:r>
+    </w:p>
+    <w:p>
+      <w:pPr>
+        <w:spacing w:after="60"/>
+      </w:pPr>
+      <w:r>
+        <w:rPr>
+          <w:rFonts w:ascii="Arial" w:cs="Arial" w:hAnsi="Arial"/>
+          <w:color w:val="1F2937"/>
+          <w:sz w:val="24"/>
+          <w:szCs w:val="24"/>
+        </w:rPr>
+        <w:t xml:space="preserve">•  test_login_admin_retorna_token: POST /api/v1/auth/login con credenciales válidas → 200, access_token presente.</w:t>
+      </w:r>
+    </w:p>
+    <w:p>
+      <w:pPr>
+        <w:spacing w:after="60"/>
+      </w:pPr>
+      <w:r>
+        <w:rPr>
+          <w:rFonts w:ascii="Arial" w:cs="Arial" w:hAnsi="Arial"/>
+          <w:color w:val="1F2937"/>
+          <w:sz w:val="24"/>
+          <w:szCs w:val="24"/>
+        </w:rPr>
+        <w:t xml:space="preserve">•  test_login_admin_default_path_correcto: el campo default_path del admin apunta a /admin.</w:t>
+      </w:r>
+    </w:p>
+    <w:p>
+      <w:pPr>
+        <w:spacing w:after="60"/>
+      </w:pPr>
+      <w:r>
+        <w:rPr>
+          <w:rFonts w:ascii="Arial" w:cs="Arial" w:hAnsi="Arial"/>
+          <w:color w:val="1F2937"/>
+          <w:sz w:val="24"/>
+          <w:szCs w:val="24"/>
+        </w:rPr>
+        <w:t xml:space="preserve">•  test_login_terapeuta_interno_retorna_token: login ter-int → 200, rol_key == “ter-int”.</w:t>
+      </w:r>
+    </w:p>
+    <w:p>
+      <w:pPr>
+        <w:spacing w:after="60"/>
+      </w:pPr>
+      <w:r>
+        <w:rPr>
+          <w:rFonts w:ascii="Arial" w:cs="Arial" w:hAnsi="Arial"/>
+          <w:color w:val="1F2937"/>
+          <w:sz w:val="24"/>
+          <w:szCs w:val="24"/>
+        </w:rPr>
+        <w:t xml:space="preserve">•  test_login_familiar_retorna_token: login familiar → 200, rol_key == “familia”.</w:t>
+      </w:r>
+    </w:p>
+    <w:p>
+      <w:pPr>
+        <w:spacing w:after="60"/>
+      </w:pPr>
+      <w:r>
+        <w:rPr>
+          <w:rFonts w:ascii="Arial" w:cs="Arial" w:hAnsi="Arial"/>
+          <w:color w:val="1F2937"/>
+          <w:sz w:val="24"/>
+          <w:szCs w:val="24"/>
+        </w:rPr>
+        <w:t xml:space="preserve">•  test_login_response_tiene_campos_requeridos: id, email, nombre, rol_key, default_path, nav_config presentes.</w:t>
+      </w:r>
+    </w:p>
+    <w:p>
+      <w:pPr>
+        <w:spacing w:after="60"/>
+      </w:pPr>
+      <w:r>
+        <w:rPr>
+          <w:rFonts w:ascii="Arial" w:cs="Arial" w:hAnsi="Arial"/>
+          <w:color w:val="1F2937"/>
+          <w:sz w:val="24"/>
+          <w:szCs w:val="24"/>
+        </w:rPr>
+        <w:t xml:space="preserve">•  test_email_inexistente_retorna_401: email que no existe → 401, sin token.</w:t>
+      </w:r>
+    </w:p>
+    <w:p>
+      <w:pPr>
+        <w:spacing w:after="60"/>
+      </w:pPr>
+      <w:r>
+        <w:rPr>
+          <w:rFonts w:ascii="Arial" w:cs="Arial" w:hAnsi="Arial"/>
+          <w:color w:val="1F2937"/>
+          <w:sz w:val="24"/>
+          <w:szCs w:val="24"/>
+        </w:rPr>
+        <w:t xml:space="preserve">•  test_contrasena_incorrecta_retorna_401: email correcto + contraseña incorrecta → 401.</w:t>
+      </w:r>
+    </w:p>
+    <w:p>
+      <w:pPr>
+        <w:spacing w:after="60"/>
+      </w:pPr>
+      <w:r>
+        <w:rPr>
+          <w:rFonts w:ascii="Arial" w:cs="Arial" w:hAnsi="Arial"/>
+          <w:color w:val="1F2937"/>
+          <w:sz w:val="24"/>
+          <w:szCs w:val="24"/>
+        </w:rPr>
+        <w:t xml:space="preserve">•  test_contrasena_incorrecta_no_retorna_token: respuesta de error no incluye access_token.</w:t>
+      </w:r>
+    </w:p>
+    <w:p>
+      <w:pPr>
+        <w:spacing w:after="60"/>
+      </w:pPr>
+      <w:r>
+        <w:rPr>
+          <w:rFonts w:ascii="Arial" w:cs="Arial" w:hAnsi="Arial"/>
+          <w:color w:val="1F2937"/>
+          <w:sz w:val="24"/>
+          <w:szCs w:val="24"/>
+        </w:rPr>
+        <w:t xml:space="preserve">•  test_sin_datos_retorna_422: body vacío → 422 Unprocessable Entity (validación FastAPI).</w:t>
+      </w:r>
+    </w:p>
+    <w:p>
+      <w:pPr>
+        <w:spacing w:after="60"/>
+      </w:pPr>
+      <w:r>
+        <w:rPr>
+          <w:rFonts w:ascii="Arial" w:cs="Arial" w:hAnsi="Arial"/>
+          <w:color w:val="1F2937"/>
+          <w:sz w:val="24"/>
+          <w:szCs w:val="24"/>
+        </w:rPr>
+        <w:t xml:space="preserve">•  test_me_sin_token_retorna_401: GET /api/v1/auth/me sin Authorization → 401.</w:t>
+      </w:r>
+    </w:p>
+    <w:p>
+      <w:pPr>
+        <w:spacing w:after="60"/>
+      </w:pPr>
+      <w:r>
+        <w:rPr>
+          <w:rFonts w:ascii="Arial" w:cs="Arial" w:hAnsi="Arial"/>
+          <w:color w:val="1F2937"/>
+          <w:sz w:val="24"/>
+          <w:szCs w:val="24"/>
+        </w:rPr>
+        <w:t xml:space="preserve">•  test_me_con_token_invalido_retorna_401: token malformado → 401.</w:t>
+      </w:r>
+    </w:p>
+    <w:p>
+      <w:pPr>
+        <w:spacing w:after="60"/>
+      </w:pPr>
+      <w:r>
+        <w:rPr>
+          <w:rFonts w:ascii="Arial" w:cs="Arial" w:hAnsi="Arial"/>
+          <w:color w:val="1F2937"/>
+          <w:sz w:val="24"/>
+          <w:szCs w:val="24"/>
+        </w:rPr>
+        <w:t xml:space="preserve">•  test_me_con_token_valido_retorna_datos: GET /me con token → 200, email y rol correctos.</w:t>
+      </w:r>
+    </w:p>
+    <w:p>
+      <w:pPr>
+        <w:spacing w:after="60"/>
+      </w:pPr>
+      <w:r>
+        <w:rPr>
+          <w:rFonts w:ascii="Arial" w:cs="Arial" w:hAnsi="Arial"/>
+          <w:color w:val="1F2937"/>
+          <w:sz w:val="24"/>
+          <w:szCs w:val="24"/>
+        </w:rPr>
+        <w:t xml:space="preserve">•  test_me_terapeuta_retorna_rol_correcto: token ter-ext → /me devuelve rol == “ter-ext”.</w:t>
+      </w:r>
+    </w:p>
+    <w:p>
+      <w:pPr>
+        <w:spacing w:after="60"/>
+      </w:pPr>
+      <w:r>
+        <w:rPr>
+          <w:rFonts w:ascii="Arial" w:cs="Arial" w:hAnsi="Arial"/>
+          <w:color w:val="1F2937"/>
+          <w:sz w:val="24"/>
+          <w:szCs w:val="24"/>
+        </w:rPr>
+        <w:t xml:space="preserve">•  test_familiar_no_accede_a_admin_dashboard: token familiar → GET /admin/dashboard → 403.</w:t>
+      </w:r>
+    </w:p>
+    <w:p>
+      <w:pPr>
+        <w:spacing w:after="60"/>
+      </w:pPr>
+      <w:r>
+        <w:rPr>
+          <w:rFonts w:ascii="Arial" w:cs="Arial" w:hAnsi="Arial"/>
+          <w:color w:val="1F2937"/>
+          <w:sz w:val="24"/>
+          <w:szCs w:val="24"/>
+        </w:rPr>
+        <w:t xml:space="preserve">•  test_familiar_no_puede_listar_actividades: token familiar → GET /actividades/ → 403.</w:t>
+      </w:r>
+    </w:p>
+    <w:p>
+      <w:pPr>
+        <w:spacing w:after="160"/>
+      </w:pPr>
+      <w:r>
+        <w:rPr>
+          <w:rFonts w:ascii="Arial" w:cs="Arial" w:hAnsi="Arial"/>
+          <w:color w:val="1F2937"/>
+          <w:sz w:val="24"/>
+          <w:szCs w:val="24"/>
+        </w:rPr>
+        <w:t xml:space="preserve">•  test_terapeuta_externo_no_accede_a_admin_dashboard: token ter-ext → GET /admin/dashboard → 403.</w:t>
       </w:r>
     </w:p>
     <w:p>
@@ -13864,6 +14104,54 @@
           <w:szCs w:val="24"/>
         </w:rPr>
         <w:t xml:space="preserve">  —  10 casos CU-TI-03/04.</w:t>
+      </w:r>
+    </w:p>
+    <w:p>
+      <w:pPr>
+        <w:spacing w:after="60"/>
+      </w:pPr>
+      <w:r>
+        <w:rPr>
+          <w:rFonts w:ascii="Courier New" w:cs="Courier New" w:hAnsi="Courier New"/>
+          <w:color w:val="374151"/>
+          <w:sz w:val="20"/>
+          <w:szCs w:val="20"/>
+          <w:shd w:val="clear" w:color="auto" w:fill="F3F4F6"/>
+        </w:rPr>
+        <w:t xml:space="preserve">tests/integration/test_auth.py</w:t>
+      </w:r>
+      <w:r>
+        <w:rPr>
+          <w:rFonts w:ascii="Arial" w:cs="Arial" w:hAnsi="Arial"/>
+          <w:color w:val="1F2937"/>
+          <w:sz w:val="24"/>
+          <w:szCs w:val="24"/>
+        </w:rPr>
+        <w:t xml:space="preserve">  —  16 casos CU-PUB-01/02/05/06 (autenticación e identidad).</w:t>
+      </w:r>
+    </w:p>
+    <w:p>
+      <w:pPr>
+        <w:spacing w:after="60"/>
+      </w:pPr>
+      <w:r>
+        <w:rPr>
+          <w:rFonts w:ascii="Courier New" w:cs="Courier New" w:hAnsi="Courier New"/>
+          <w:color w:val="374151"/>
+          <w:sz w:val="20"/>
+          <w:szCs w:val="20"/>
+          <w:shd w:val="clear" w:color="auto" w:fill="F3F4F6"/>
+        </w:rPr>
+        <w:t xml:space="preserve">backend/Dockerfile</w:t>
+      </w:r>
+      <w:r>
+        <w:rPr>
+          <w:rFonts w:ascii="Arial" w:cs="Arial" w:hAnsi="Arial"/>
+          <w:color w:val="1F2937"/>
+          <w:sz w:val="24"/>
+          <w:szCs w:val="24"/>
+        </w:rPr>
+        <w:t xml:space="preserve">  —  requirements-test.txt incluido en la imagen para ejecución directa con python -m pytest.</w:t>
       </w:r>
     </w:p>
     <w:p>

--- a/Documentacion_Tecnica_Acompanarte.docx
+++ b/Documentacion_Tecnica_Acompanarte.docx
@@ -14488,7 +14488,6 @@
         <w:t xml:space="preserve"/>
       </w:r>
     </w:p>
-    <!-- LECCIÓN: asyncpg Task-binding -->
     <w:p>
       <w:pPr>
         <w:pStyle w:val="Heading2"/>
@@ -14542,7 +14541,6 @@
         <w:t xml:space="preserve"/>
       </w:r>
     </w:p>
-    <!-- LECCIÓN: los tests revelan bugs de seguridad -->
     <w:p>
       <w:pPr>
         <w:pStyle w:val="Heading2"/>
@@ -14596,7 +14594,6 @@
         <w:t xml:space="preserve"/>
       </w:r>
     </w:p>
-    <!-- LECCIÓN: aislamiento de datos en tests async -->
     <w:p>
       <w:pPr>
         <w:pStyle w:val="Heading2"/>
@@ -14660,6 +14657,533 @@
     </w:p>
     <w:p>
       <w:pPr>
+        <w:spacing w:after="200" w:before="600"/>
+      </w:pPr>
+      <w:r>
+        <w:rPr>
+          <w:rFonts w:ascii="Arial" w:cs="Arial" w:eastAsia="Arial" w:hAnsi="Arial"/>
+          <w:b/>
+          <w:bCs/>
+          <w:color w:val="0D6B6E"/>
+          <w:sz w:val="32"/>
+          <w:szCs w:val="32"/>
+        </w:rPr>
+        <w:t>9. Mejoras y nuevas funcionalidades (Mayo 2026)</w:t>
+      </w:r>
+    </w:p>
+    <w:p>
+      <w:pPr>
+        <w:spacing w:after="160" w:before="240"/>
+      </w:pPr>
+      <w:r>
+        <w:rPr>
+          <w:rFonts w:ascii="Arial" w:cs="Arial" w:eastAsia="Arial" w:hAnsi="Arial"/>
+          <w:b/>
+          <w:bCs/>
+          <w:color w:val="0D6B6E"/>
+          <w:sz w:val="26"/>
+          <w:szCs w:val="26"/>
+        </w:rPr>
+        <w:t>9.1 Correcciones al pipeline Ollama y ajuste del umbral RAG</w:t>
+      </w:r>
+    </w:p>
+    <w:p>
+      <w:pPr>
+        <w:spacing w:after="160"/>
+      </w:pPr>
+      <w:r>
+        <w:rPr>
+          <w:rFonts w:ascii="Arial" w:cs="Arial" w:eastAsia="Arial" w:hAnsi="Arial"/>
+          <w:color w:val="1F2937"/>
+          <w:sz w:val="24"/>
+          <w:szCs w:val="24"/>
+        </w:rPr>
+        <w:t xml:space="preserve">Se identificó que el asistente IA no respondía correctamente cuando el umbral de similitud RAG era demasiado restrictivo. Se diagnosticó el problema mediante logs de httpx y se ajustó el umbral de búsqueda semántica. Adicionalmente, se detectó que curl no está disponible dentro del contenedor Docker, por lo que todas las pruebas de conectividad con Ollama deben realizarse mediante httpx o Python directamente. Se verificó que la variable host.docker.internal funciona correctamente para acceder a Ollama desde el contenedor.</w:t>
+      </w:r>
+    </w:p>
+    <w:p>
+      <w:pPr>
+        <w:spacing w:after="160" w:before="240"/>
+      </w:pPr>
+      <w:r>
+        <w:rPr>
+          <w:rFonts w:ascii="Arial" w:cs="Arial" w:eastAsia="Arial" w:hAnsi="Arial"/>
+          <w:b/>
+          <w:bCs/>
+          <w:color w:val="0D6B6E"/>
+          <w:sz w:val="26"/>
+          <w:szCs w:val="26"/>
+        </w:rPr>
+        <w:t>9.2 Configuración de producción y despliegue en DonWeb</w:t>
+      </w:r>
+    </w:p>
+    <w:p>
+      <w:pPr>
+        <w:spacing w:after="160"/>
+      </w:pPr>
+      <w:r>
+        <w:rPr>
+          <w:rFonts w:ascii="Arial" w:cs="Arial" w:eastAsia="Arial" w:hAnsi="Arial"/>
+          <w:color w:val="1F2937"/>
+          <w:sz w:val="24"/>
+          <w:szCs w:val="24"/>
+        </w:rPr>
+        <w:t xml:space="preserve">Se elaboró la configuración completa de producción para el servidor DonWeb (Ubuntu 22.04 VPS). Incluye: archivo docker-compose.prod.yml con variables de entorno de producción, nginx.conf como reverse proxy en puerto 80/443, archivo .env.prod con todos los secretos, y guía de despliegue paso a paso (DEPLOY.md). La arquitectura de producción mantiene Ollama en el host y expone el frontend compilado en puerto 80 a través de Nginx.</w:t>
+      </w:r>
+    </w:p>
+    <w:p>
+      <w:pPr>
+        <w:spacing w:after="160" w:before="240"/>
+      </w:pPr>
+      <w:r>
+        <w:rPr>
+          <w:rFonts w:ascii="Arial" w:cs="Arial" w:eastAsia="Arial" w:hAnsi="Arial"/>
+          <w:b/>
+          <w:bCs/>
+          <w:color w:val="0D6B6E"/>
+          <w:sz w:val="26"/>
+          <w:szCs w:val="26"/>
+        </w:rPr>
+        <w:t>9.3 Correcciones de UX y bugs detectados en uso</w:t>
+      </w:r>
+    </w:p>
+    <w:p>
+      <w:pPr>
+        <w:spacing w:after="120"/>
+      </w:pPr>
+      <w:r>
+        <w:rPr>
+          <w:rFonts w:ascii="Arial" w:cs="Arial" w:eastAsia="Arial" w:hAnsi="Arial"/>
+          <w:color w:val="1F2937"/>
+          <w:sz w:val="24"/>
+          <w:szCs w:val="24"/>
+        </w:rPr>
+        <w:t xml:space="preserve">Se corrigieron los siguientes problemas detectados durante el uso de la aplicación en modo de desarrollo:</w:t>
+      </w:r>
+    </w:p>
+    <w:p>
+      <w:pPr>
+        <w:spacing w:after="80"/>
+        <w:ind w:left="360"/>
+      </w:pPr>
+      <w:r>
+        <w:rPr>
+          <w:rFonts w:ascii="Arial" w:cs="Arial" w:eastAsia="Arial" w:hAnsi="Arial"/>
+          <w:color w:val="1F2937"/>
+          <w:sz w:val="24"/>
+          <w:szCs w:val="24"/>
+        </w:rPr>
+        <w:t xml:space="preserve">• Toggle ver/ocultar contraseña en las pantallas de inicio de sesión.</w:t>
+      </w:r>
+    </w:p>
+    <w:p>
+      <w:pPr>
+        <w:spacing w:after="80"/>
+        <w:ind w:left="360"/>
+      </w:pPr>
+      <w:r>
+        <w:rPr>
+          <w:rFonts w:ascii="Arial" w:cs="Arial" w:eastAsia="Arial" w:hAnsi="Arial"/>
+          <w:color w:val="1F2937"/>
+          <w:sz w:val="24"/>
+          <w:szCs w:val="24"/>
+        </w:rPr>
+        <w:t xml:space="preserve">• Botón “Consultar Asistente TEA” destacado visualmente en la página de login.</w:t>
+      </w:r>
+    </w:p>
+    <w:p>
+      <w:pPr>
+        <w:spacing w:after="80"/>
+        <w:ind w:left="360"/>
+      </w:pPr>
+      <w:r>
+        <w:rPr>
+          <w:rFonts w:ascii="Arial" w:cs="Arial" w:eastAsia="Arial" w:hAnsi="Arial"/>
+          <w:color w:val="1F2937"/>
+          <w:sz w:val="24"/>
+          <w:szCs w:val="24"/>
+        </w:rPr>
+        <w:t xml:space="preserve">• Etiqueta de navegación “Terapeutas” renombrada a “Usuarios” en el panel de administración.</w:t>
+      </w:r>
+    </w:p>
+    <w:p>
+      <w:pPr>
+        <w:spacing w:after="80"/>
+        <w:ind w:left="360"/>
+      </w:pPr>
+      <w:r>
+        <w:rPr>
+          <w:rFonts w:ascii="Arial" w:cs="Arial" w:eastAsia="Arial" w:hAnsi="Arial"/>
+          <w:color w:val="1F2937"/>
+          <w:sz w:val="24"/>
+          <w:szCs w:val="24"/>
+        </w:rPr>
+        <w:t xml:space="preserve">• Eliminación del doble mensaje en el asistente público cuando se detectaba una alerta.</w:t>
+      </w:r>
+    </w:p>
+    <w:p>
+      <w:pPr>
+        <w:spacing w:after="80"/>
+        <w:ind w:left="360"/>
+      </w:pPr>
+      <w:r>
+        <w:rPr>
+          <w:rFonts w:ascii="Arial" w:cs="Arial" w:eastAsia="Arial" w:hAnsi="Arial"/>
+          <w:color w:val="1F2937"/>
+          <w:sz w:val="24"/>
+          <w:szCs w:val="24"/>
+        </w:rPr>
+        <w:t xml:space="preserve">• Terapeuta recién creado ahora aparece correctamente en la lista de Contactos TEA.</w:t>
+      </w:r>
+    </w:p>
+    <w:p>
+      <w:pPr>
+        <w:spacing w:after="80"/>
+        <w:ind w:left="360"/>
+      </w:pPr>
+      <w:r>
+        <w:rPr>
+          <w:rFonts w:ascii="Arial" w:cs="Arial" w:eastAsia="Arial" w:hAnsi="Arial"/>
+          <w:color w:val="1F2937"/>
+          <w:sz w:val="24"/>
+          <w:szCs w:val="24"/>
+        </w:rPr>
+        <w:t xml:space="preserve">• Correción de permisos: el administrador no podía inactivar usuarios (bug en comparación de rol ORM vs string).</w:t>
+      </w:r>
+    </w:p>
+    <w:p>
+      <w:pPr>
+        <w:spacing w:after="80"/>
+        <w:ind w:left="360"/>
+      </w:pPr>
+      <w:r>
+        <w:rPr>
+          <w:rFonts w:ascii="Arial" w:cs="Arial" w:eastAsia="Arial" w:hAnsi="Arial"/>
+          <w:color w:val="1F2937"/>
+          <w:sz w:val="24"/>
+          <w:szCs w:val="24"/>
+        </w:rPr>
+        <w:t xml:space="preserve">• Eliminación del botón “+ Nuevo Registro” del dashboard del terapeuta interno (redundante).</w:t>
+      </w:r>
+    </w:p>
+    <w:p>
+      <w:pPr>
+        <w:spacing w:after="160"/>
+        <w:ind w:left="360"/>
+      </w:pPr>
+      <w:r>
+        <w:rPr>
+          <w:rFonts w:ascii="Arial" w:cs="Arial" w:eastAsia="Arial" w:hAnsi="Arial"/>
+          <w:color w:val="1F2937"/>
+          <w:sz w:val="24"/>
+          <w:szCs w:val="24"/>
+        </w:rPr>
+        <w:t xml:space="preserve">• Corrección del flujo de registro de pacientes y asociación con familiares.</w:t>
+      </w:r>
+    </w:p>
+    <w:p>
+      <w:pPr>
+        <w:spacing w:after="160" w:before="240"/>
+      </w:pPr>
+      <w:r>
+        <w:rPr>
+          <w:rFonts w:ascii="Arial" w:cs="Arial" w:eastAsia="Arial" w:hAnsi="Arial"/>
+          <w:b/>
+          <w:bCs/>
+          <w:color w:val="0D6B6E"/>
+          <w:sz w:val="26"/>
+          <w:szCs w:val="26"/>
+        </w:rPr>
+        <w:t>9.4 Módulo Pacientes para el terapeuta interno</w:t>
+      </w:r>
+    </w:p>
+    <w:p>
+      <w:pPr>
+        <w:spacing w:after="160"/>
+      </w:pPr>
+      <w:r>
+        <w:rPr>
+          <w:rFonts w:ascii="Arial" w:cs="Arial" w:eastAsia="Arial" w:hAnsi="Arial"/>
+          <w:color w:val="1F2937"/>
+          <w:sz w:val="24"/>
+          <w:szCs w:val="24"/>
+        </w:rPr>
+        <w:t xml:space="preserve">Se implementó el módulo completo de gestión de pacientes para el rol terapeuta interno. Incluye un nuevo endpoint backend con CRUD completo (GET lista, POST crear, GET detalle, PATCH editar, soft-delete de vínculos) y la página frontend Pacientes.jsx con los siguientes componentes:</w:t>
+      </w:r>
+    </w:p>
+    <w:p>
+      <w:pPr>
+        <w:spacing w:after="80"/>
+        <w:ind w:left="360"/>
+      </w:pPr>
+      <w:r>
+        <w:rPr>
+          <w:rFonts w:ascii="Arial" w:cs="Arial" w:eastAsia="Arial" w:hAnsi="Arial"/>
+          <w:color w:val="1F2937"/>
+          <w:sz w:val="24"/>
+          <w:szCs w:val="24"/>
+        </w:rPr>
+        <w:t xml:space="preserve">• ModalPaciente: formulario de alta y edición (nombre, apellido, fecha de nacimiento, sexo, estado activo).</w:t>
+      </w:r>
+    </w:p>
+    <w:p>
+      <w:pPr>
+        <w:spacing w:after="80"/>
+        <w:ind w:left="360"/>
+      </w:pPr>
+      <w:r>
+        <w:rPr>
+          <w:rFonts w:ascii="Arial" w:cs="Arial" w:eastAsia="Arial" w:hAnsi="Arial"/>
+          <w:color w:val="1F2937"/>
+          <w:sz w:val="24"/>
+          <w:szCs w:val="24"/>
+        </w:rPr>
+        <w:t xml:space="preserve">• ModalVincularFamiliar: selector de familiares disponibles con parentesco, tutor legal y autorizado médico.</w:t>
+      </w:r>
+    </w:p>
+    <w:p>
+      <w:pPr>
+        <w:spacing w:after="80"/>
+        <w:ind w:left="360"/>
+      </w:pPr>
+      <w:r>
+        <w:rPr>
+          <w:rFonts w:ascii="Arial" w:cs="Arial" w:eastAsia="Arial" w:hAnsi="Arial"/>
+          <w:color w:val="1F2937"/>
+          <w:sz w:val="24"/>
+          <w:szCs w:val="24"/>
+        </w:rPr>
+        <w:t xml:space="preserve">• FilaPaciente: fila expandible que muestra los familiares vinculados con opción de desvincular.</w:t>
+      </w:r>
+    </w:p>
+    <w:p>
+      <w:pPr>
+        <w:spacing w:after="160"/>
+        <w:ind w:left="360"/>
+      </w:pPr>
+      <w:r>
+        <w:rPr>
+          <w:rFonts w:ascii="Arial" w:cs="Arial" w:eastAsia="Arial" w:hAnsi="Arial"/>
+          <w:color w:val="1F2937"/>
+          <w:sz w:val="24"/>
+          <w:szCs w:val="24"/>
+        </w:rPr>
+        <w:t xml:space="preserve">• Búsqueda, filtro por activos y paginación. Navegación agregada al nav_config del rol ter-int.</w:t>
+      </w:r>
+    </w:p>
+    <w:p>
+      <w:pPr>
+        <w:spacing w:after="160" w:before="240"/>
+      </w:pPr>
+      <w:r>
+        <w:rPr>
+          <w:rFonts w:ascii="Arial" w:cs="Arial" w:eastAsia="Arial" w:hAnsi="Arial"/>
+          <w:b/>
+          <w:bCs/>
+          <w:color w:val="0D6B6E"/>
+          <w:sz w:val="26"/>
+          <w:szCs w:val="26"/>
+        </w:rPr>
+        <w:t>9.5 Estandarización de mensajes de feedback (toasts)</w:t>
+      </w:r>
+    </w:p>
+    <w:p>
+      <w:pPr>
+        <w:spacing w:after="160"/>
+      </w:pPr>
+      <w:r>
+        <w:rPr>
+          <w:rFonts w:ascii="Arial" w:cs="Arial" w:eastAsia="Arial" w:hAnsi="Arial"/>
+          <w:color w:val="1F2937"/>
+          <w:sz w:val="24"/>
+          <w:szCs w:val="24"/>
+        </w:rPr>
+        <w:t xml:space="preserve">Se estandarizaron todos los mensajes de feedback (toasts) en la aplicación. El nuevo criterio es: éxito→ parte inferior centrada, fondo verde azulado (--teal, #1D9E75), texto blanco; error→ parte inferior centrada, fondo rojo (--red, #A32D2D), texto blanco. Se actualizó global.css con las clases .toast y .toast.error, y se migró el estado de useState(‘’) a useState({ msg: ‘’, ok: true }) en nueve páginas: admin/Usuarios, admin/Dashboard, terapeuta/interno/Alertas, Registros, Actividades, Conocimiento, Pacientes, terapeuta/externo/Registros y familiar/Actividades.</w:t>
+      </w:r>
+    </w:p>
+    <w:p>
+      <w:pPr>
+        <w:spacing w:after="160" w:before="240"/>
+      </w:pPr>
+      <w:r>
+        <w:rPr>
+          <w:rFonts w:ascii="Arial" w:cs="Arial" w:eastAsia="Arial" w:hAnsi="Arial"/>
+          <w:b/>
+          <w:bCs/>
+          <w:color w:val="0D6B6E"/>
+          <w:sz w:val="26"/>
+          <w:szCs w:val="26"/>
+        </w:rPr>
+        <w:t>9.6 Vista “Mis parientes” para el rol familiar</w:t>
+      </w:r>
+    </w:p>
+    <w:p>
+      <w:pPr>
+        <w:spacing w:after="160"/>
+      </w:pPr>
+      <w:r>
+        <w:rPr>
+          <w:rFonts w:ascii="Arial" w:cs="Arial" w:eastAsia="Arial" w:hAnsi="Arial"/>
+          <w:color w:val="1F2937"/>
+          <w:sz w:val="24"/>
+          <w:szCs w:val="24"/>
+        </w:rPr>
+        <w:t xml:space="preserve">Se agregó la sección “Mis parientes” al panel familiar, permitiendo que el usuario con rol familia vea todos los pacientes vinculados a su cuenta. Se creó el endpoint GET /familiar/mis-vinculos en dashboard_router.py y la página MisParientes.jsx con tarjetas que muestran nombre, parentesco, edad, nivel de soporte TEA y permisos (tutor legal, autorizado médico). La navegación se incorporó al nav_config del rol familia en main.py y al SCREEN_TO_PATH de AppShell.jsx.</w:t>
+      </w:r>
+    </w:p>
+    <w:p>
+      <w:pPr>
+        <w:spacing w:after="160" w:before="240"/>
+      </w:pPr>
+      <w:r>
+        <w:rPr>
+          <w:rFonts w:ascii="Arial" w:cs="Arial" w:eastAsia="Arial" w:hAnsi="Arial"/>
+          <w:b/>
+          <w:bCs/>
+          <w:color w:val="0D6B6E"/>
+          <w:sz w:val="26"/>
+          <w:szCs w:val="26"/>
+        </w:rPr>
+        <w:t>9.7 Archivos creados / modificados en esta fase</w:t>
+      </w:r>
+    </w:p>
+    <w:p>
+      <w:pPr>
+        <w:spacing w:after="80"/>
+        <w:ind w:left="360"/>
+      </w:pPr>
+      <w:r>
+        <w:rPr>
+          <w:rFonts w:ascii="Arial" w:cs="Arial" w:eastAsia="Arial" w:hAnsi="Arial"/>
+          <w:color w:val="1F2937"/>
+          <w:sz w:val="24"/>
+          <w:szCs w:val="24"/>
+        </w:rPr>
+        <w:t xml:space="preserve">• backend/app/main.py — nav_config actualizado (roles familia y ter-int), seed de parentescos, seed de reglas IA.</w:t>
+      </w:r>
+    </w:p>
+    <w:p>
+      <w:pPr>
+        <w:spacing w:after="80"/>
+        <w:ind w:left="360"/>
+      </w:pPr>
+      <w:r>
+        <w:rPr>
+          <w:rFonts w:ascii="Arial" w:cs="Arial" w:eastAsia="Arial" w:hAnsi="Arial"/>
+          <w:color w:val="1F2937"/>
+          <w:sz w:val="24"/>
+          <w:szCs w:val="24"/>
+        </w:rPr>
+        <w:t xml:space="preserve">• backend/app/api/paciente_router.py — CRUD de pacientes, vinculación con familiares, catálogo de parentescos.</w:t>
+      </w:r>
+    </w:p>
+    <w:p>
+      <w:pPr>
+        <w:spacing w:after="80"/>
+        <w:ind w:left="360"/>
+      </w:pPr>
+      <w:r>
+        <w:rPr>
+          <w:rFonts w:ascii="Arial" w:cs="Arial" w:eastAsia="Arial" w:hAnsi="Arial"/>
+          <w:color w:val="1F2937"/>
+          <w:sz w:val="24"/>
+          <w:szCs w:val="24"/>
+        </w:rPr>
+        <w:t xml:space="preserve">• backend/app/api/dashboard_router.py — nuevo endpoint GET /familiar/mis-vinculos.</w:t>
+      </w:r>
+    </w:p>
+    <w:p>
+      <w:pPr>
+        <w:spacing w:after="80"/>
+        <w:ind w:left="360"/>
+      </w:pPr>
+      <w:r>
+        <w:rPr>
+          <w:rFonts w:ascii="Arial" w:cs="Arial" w:eastAsia="Arial" w:hAnsi="Arial"/>
+          <w:color w:val="1F2937"/>
+          <w:sz w:val="24"/>
+          <w:szCs w:val="24"/>
+        </w:rPr>
+        <w:t xml:space="preserve">• frontend/src/pages/terapeuta/interno/Pacientes.jsx — nueva página de gestión de pacientes.</w:t>
+      </w:r>
+    </w:p>
+    <w:p>
+      <w:pPr>
+        <w:spacing w:after="80"/>
+        <w:ind w:left="360"/>
+      </w:pPr>
+      <w:r>
+        <w:rPr>
+          <w:rFonts w:ascii="Arial" w:cs="Arial" w:eastAsia="Arial" w:hAnsi="Arial"/>
+          <w:color w:val="1F2937"/>
+          <w:sz w:val="24"/>
+          <w:szCs w:val="24"/>
+        </w:rPr>
+        <w:t xml:space="preserve">• frontend/src/pages/familiar/MisParientes.jsx — nueva página de parientes vinculados.</w:t>
+      </w:r>
+    </w:p>
+    <w:p>
+      <w:pPr>
+        <w:spacing w:after="80"/>
+        <w:ind w:left="360"/>
+      </w:pPr>
+      <w:r>
+        <w:rPr>
+          <w:rFonts w:ascii="Arial" w:cs="Arial" w:eastAsia="Arial" w:hAnsi="Arial"/>
+          <w:color w:val="1F2937"/>
+          <w:sz w:val="24"/>
+          <w:szCs w:val="24"/>
+        </w:rPr>
+        <w:t xml:space="preserve">• frontend/src/styles/global.css — clases .toast (fondo teal) y .toast.error (fondo rojo) estandarizadas.</w:t>
+      </w:r>
+    </w:p>
+    <w:p>
+      <w:pPr>
+        <w:spacing w:after="80"/>
+        <w:ind w:left="360"/>
+      </w:pPr>
+      <w:r>
+        <w:rPr>
+          <w:rFonts w:ascii="Arial" w:cs="Arial" w:eastAsia="Arial" w:hAnsi="Arial"/>
+          <w:color w:val="1F2937"/>
+          <w:sz w:val="24"/>
+          <w:szCs w:val="24"/>
+        </w:rPr>
+        <w:t xml:space="preserve">• frontend/src/router/index.jsx — rutas /terapeuta/interno/pacientes y /familiar/mis-parientes.</w:t>
+      </w:r>
+    </w:p>
+    <w:p>
+      <w:pPr>
+        <w:spacing w:after="80"/>
+        <w:ind w:left="360"/>
+      </w:pPr>
+      <w:r>
+        <w:rPr>
+          <w:rFonts w:ascii="Arial" w:cs="Arial" w:eastAsia="Arial" w:hAnsi="Arial"/>
+          <w:color w:val="1F2937"/>
+          <w:sz w:val="24"/>
+          <w:szCs w:val="24"/>
+        </w:rPr>
+        <w:t xml:space="preserve">• frontend/src/components/layout/AppShell.jsx — SCREEN_TO_PATH ampliado con ter-int-pacientes y mis-parientes.</w:t>
+      </w:r>
+    </w:p>
+    <w:p>
+      <w:pPr>
+        <w:spacing w:after="160"/>
+        <w:ind w:left="360"/>
+      </w:pPr>
+      <w:r>
+        <w:rPr>
+          <w:rFonts w:ascii="Arial" w:cs="Arial" w:eastAsia="Arial" w:hAnsi="Arial"/>
+          <w:color w:val="1F2937"/>
+          <w:sz w:val="24"/>
+          <w:szCs w:val="24"/>
+        </w:rPr>
+        <w:t xml:space="preserve">• 9 páginas JSX actualizadas con el patrón de toast estandarizado ({ msg, ok }).</w:t>
+      </w:r>
+    </w:p>
+    <w:p>
+      <w:pPr>
         <w:pBdr>
           <w:top w:val="single" w:color="D1D5DB" w:sz="4" w:space="8"/>
         </w:pBdr>
@@ -14673,7 +15197,7 @@
           <w:sz w:val="18"/>
           <w:szCs w:val="18"/>
         </w:rPr>
-        <w:t xml:space="preserve">Acompañarte · Documentación Técnica v1.0 · Abril 2026</w:t>
+        <w:t xml:space="preserve">Acompañarte · Documentación Técnica v1.1 · Mayo 2026</w:t>
       </w:r>
     </w:p>
     <w:sectPr>

--- a/Documentacion_Tecnica_Acompanarte.docx
+++ b/Documentacion_Tecnica_Acompanarte.docx
@@ -80,7 +80,7 @@
           <w:sz w:val="24"/>
           <w:szCs w:val="24"/>
         </w:rPr>
-        <w:t xml:space="preserve">v1.5 · Mayo 2026</w:t>
+        <w:t xml:space="preserve">v1.6 · Mayo 2026</w:t>
       </w:r>
     </w:p>
     <w:p>
@@ -9445,6 +9445,1726 @@
         <w:t xml:space="preserve">verificar_entorno.sh — script bash para verificar e instalar Docker, Ollama y el modelo en el VPS (referencia para futuros despliegues en servidores nuevos).</w:t>
       </w:r>
     </w:p>
+    <w:p>
+      <w:pPr>
+        <w:pStyle w:val="Heading1"/>
+        <w:spacing w:after="120" w:before="360"/>
+      </w:pPr>
+      <w:r>
+        <w:rPr>
+          <w:rFonts w:ascii="Arial" w:cs="Arial" w:eastAsia="Arial" w:hAnsi="Arial"/>
+          <w:b/>
+          <w:bCs/>
+          <w:color w:val="0D6B6E"/>
+          <w:sz w:val="32"/>
+          <w:szCs w:val="32"/>
+        </w:rPr>
+        <w:t xml:space="preserve">14. Correcciones y nueva funcionalidad (Mayo 2026 — Sexta fase)</w:t>
+      </w:r>
+    </w:p>
+    <w:p>
+      <w:pPr>
+        <w:spacing w:after="60" w:before="60" w:line="276"/>
+      </w:pPr>
+      <w:r>
+        <w:rPr>
+          <w:rFonts w:ascii="Arial" w:cs="Arial" w:eastAsia="Arial" w:hAnsi="Arial"/>
+          <w:color w:val="4A5568"/>
+          <w:sz w:val="22"/>
+          <w:szCs w:val="22"/>
+        </w:rPr>
+        <w:t xml:space="preserve">Esta fase abarca la corrección de tres bugs detectados en el módulo de IA y el shell principal, la unificación del modelo Ollama entre entornos, y la implementación de una nueva funcionalidad completa: el módulo de Contactos TEA para el rol Terapeuta Interno. También se agregó protección para evitar la desactivación accidental del único administrador activo del sistema.</w:t>
+      </w:r>
+    </w:p>
+    <w:p>
+      <w:pPr>
+        <w:pStyle w:val="Heading2"/>
+        <w:spacing w:after="80" w:before="240"/>
+      </w:pPr>
+      <w:r>
+        <w:rPr>
+          <w:rFonts w:ascii="Arial" w:cs="Arial" w:eastAsia="Arial" w:hAnsi="Arial"/>
+          <w:b/>
+          <w:bCs/>
+          <w:color w:val="0D6B6E"/>
+          <w:sz w:val="26"/>
+          <w:szCs w:val="26"/>
+        </w:rPr>
+        <w:t xml:space="preserve">14.1 Bug: campo alerta faltante en ChatResponse del asistente familiar</w:t>
+      </w:r>
+    </w:p>
+    <w:p>
+      <w:pPr>
+        <w:spacing w:after="60" w:before="60" w:line="276"/>
+      </w:pPr>
+      <w:r>
+        <w:rPr>
+          <w:rFonts w:ascii="Arial" w:cs="Arial" w:eastAsia="Arial" w:hAnsi="Arial"/>
+          <w:color w:val="4A5568"/>
+          <w:sz w:val="22"/>
+          <w:szCs w:val="22"/>
+        </w:rPr>
+        <w:t xml:space="preserve">Síntoma: el asistente de chat del rol Familiar detectaba correctamente situaciones de alerta en el pipeline RAG (campo alerta=True en el resultado interno), pero el frontend nunca mostraba el banner de notificación al equipo terapéutico.</w:t>
+      </w:r>
+    </w:p>
+    <w:p>
+      <w:pPr>
+        <w:spacing w:after="60" w:before="60" w:line="276"/>
+      </w:pPr>
+      <w:r>
+        <w:rPr>
+          <w:rFonts w:ascii="Arial" w:cs="Arial" w:eastAsia="Arial" w:hAnsi="Arial"/>
+          <w:color w:val="4A5568"/>
+          <w:sz w:val="22"/>
+          <w:szCs w:val="22"/>
+        </w:rPr>
+        <w:t xml:space="preserve">Causa: el schema Pydantic ChatResponse en sesion_ia_router.py no declaraba el campo alerta, por lo que FastAPI lo omitía del JSON de respuesta. El endpoint tampoco lo incluía en el return. El frontend recibía data.alerta === undefined, que nunca activa el banner.</w:t>
+      </w:r>
+    </w:p>
+    <w:p>
+      <w:pPr>
+        <w:spacing w:after="60" w:before="60" w:line="276"/>
+      </w:pPr>
+      <w:r>
+        <w:rPr>
+          <w:rFonts w:ascii="Arial" w:cs="Arial" w:eastAsia="Arial" w:hAnsi="Arial"/>
+          <w:color w:val="4A5568"/>
+          <w:sz w:val="22"/>
+          <w:szCs w:val="22"/>
+        </w:rPr>
+        <w:t xml:space="preserve">Corrección backend: se agregó alerta: bool = False al schema ChatResponse y se actualizó el return del endpoint /ia/chat con alerta=resultado.get("alerta", False). Corrección frontend (Asistente.jsx): se agregó estado alertaBanner (null | “visible” | “descartado”) y el banner se activa con if (data.alerta &amp;&amp; alertaBanner === null). El banner tiene estilos de alerta (borde rojo suave) y botón para descartarlo.</w:t>
+      </w:r>
+    </w:p>
+    <w:p>
+      <w:pPr>
+        <w:pStyle w:val="Heading2"/>
+        <w:spacing w:after="80" w:before="240"/>
+      </w:pPr>
+      <w:r>
+        <w:rPr>
+          <w:rFonts w:ascii="Arial" w:cs="Arial" w:eastAsia="Arial" w:hAnsi="Arial"/>
+          <w:b/>
+          <w:bCs/>
+          <w:color w:val="0D6B6E"/>
+          <w:sz w:val="26"/>
+          <w:szCs w:val="26"/>
+        </w:rPr>
+        <w:t xml:space="preserve">14.2 Bug: doble respuesta del asistente en modo desarrollo (StrictMode)</w:t>
+      </w:r>
+    </w:p>
+    <w:p>
+      <w:pPr>
+        <w:spacing w:after="60" w:before="60" w:line="276"/>
+      </w:pPr>
+      <w:r>
+        <w:rPr>
+          <w:rFonts w:ascii="Arial" w:cs="Arial" w:eastAsia="Arial" w:hAnsi="Arial"/>
+          <w:color w:val="4A5568"/>
+          <w:sz w:val="22"/>
+          <w:szCs w:val="22"/>
+        </w:rPr>
+        <w:t xml:space="preserve">Síntoma: en modo desarrollo, al enviar un mensaje al asistente familiar, la IA respondía con dos burbujas de texto. El bug no se reproducía en producción.</w:t>
+      </w:r>
+    </w:p>
+    <w:p>
+      <w:pPr>
+        <w:spacing w:after="60" w:before="60" w:line="276"/>
+      </w:pPr>
+      <w:r>
+        <w:rPr>
+          <w:rFonts w:ascii="Arial" w:cs="Arial" w:eastAsia="Arial" w:hAnsi="Arial"/>
+          <w:color w:val="4A5568"/>
+          <w:sz w:val="22"/>
+          <w:szCs w:val="22"/>
+        </w:rPr>
+        <w:t xml:space="preserve">Causa: React 18 en modo StrictMode ejecuta los efectos dos veces para detectar efectos secundarios. La función enviar() usaba el estado loading (booleano React) como guard de concurrencia. Como setState es asíncrono, dos llamadas casi simultáneas podían pasar el guard antes de que la primera actualizara el estado.</w:t>
+      </w:r>
+    </w:p>
+    <w:p>
+      <w:pPr>
+        <w:spacing w:after="60" w:before="60" w:line="276"/>
+      </w:pPr>
+      <w:r>
+        <w:rPr>
+          <w:rFonts w:ascii="Arial" w:cs="Arial" w:eastAsia="Arial" w:hAnsi="Arial"/>
+          <w:color w:val="4A5568"/>
+          <w:sz w:val="22"/>
+          <w:szCs w:val="22"/>
+        </w:rPr>
+        <w:t xml:space="preserve">Corrección: se reemplazó el guard basado en estado por un ref sincrónico: const enviandoRef = useRef(false). Al entrar a enviar() se verifica enviandoRef.current y se setea a true inmediatamente (síncrono). En el bloque finally se resetea a false. Los refs en React son actualizados de forma síncrona y no causan re-renders, eliminando la condición de carrera.</w:t>
+      </w:r>
+    </w:p>
+    <w:p>
+      <w:pPr>
+        <w:pStyle w:val="Heading2"/>
+        <w:spacing w:after="80" w:before="240"/>
+      </w:pPr>
+      <w:r>
+        <w:rPr>
+          <w:rFonts w:ascii="Arial" w:cs="Arial" w:eastAsia="Arial" w:hAnsi="Arial"/>
+          <w:b/>
+          <w:bCs/>
+          <w:color w:val="0D6B6E"/>
+          <w:sz w:val="26"/>
+          <w:szCs w:val="26"/>
+        </w:rPr>
+        <w:t xml:space="preserve">14.3 Bug: banner de contacto en AsistentePublico con estilos de burbuja IA</w:t>
+      </w:r>
+    </w:p>
+    <w:p>
+      <w:pPr>
+        <w:spacing w:after="60" w:before="60" w:line="276"/>
+      </w:pPr>
+      <w:r>
+        <w:rPr>
+          <w:rFonts w:ascii="Arial" w:cs="Arial" w:eastAsia="Arial" w:hAnsi="Arial"/>
+          <w:color w:val="4A5568"/>
+          <w:sz w:val="22"/>
+          <w:szCs w:val="22"/>
+        </w:rPr>
+        <w:t xml:space="preserve">Síntoma: cuando el asistente público detectaba una señal de alerta y ofrecía contacto con un terapeuta, el banner de contacto tenía el mismo borderRadius que las burbujas de la IA (12px 12px 12px 2px), por lo que los usuarios lo interpretaban como una segunda respuesta del bot en lugar de una acción especial.</w:t>
+      </w:r>
+    </w:p>
+    <w:p>
+      <w:pPr>
+        <w:spacing w:after="60" w:before="60" w:line="276"/>
+      </w:pPr>
+      <w:r>
+        <w:rPr>
+          <w:rFonts w:ascii="Arial" w:cs="Arial" w:eastAsia="Arial" w:hAnsi="Arial"/>
+          <w:color w:val="4A5568"/>
+          <w:sz w:val="22"/>
+          <w:szCs w:val="22"/>
+        </w:rPr>
+        <w:t xml:space="preserve">Corrección: se rediseñó el banner con borderRadius uniforme (10px), icono 🤝 destacado, etiqueta “Atención especializada disponible” en color teal, y estructura visual claramente diferenciada de las burbujas de chat.</w:t>
+      </w:r>
+    </w:p>
+    <w:p>
+      <w:pPr>
+        <w:pStyle w:val="Heading2"/>
+        <w:spacing w:after="80" w:before="240"/>
+      </w:pPr>
+      <w:r>
+        <w:rPr>
+          <w:rFonts w:ascii="Arial" w:cs="Arial" w:eastAsia="Arial" w:hAnsi="Arial"/>
+          <w:b/>
+          <w:bCs/>
+          <w:color w:val="0D6B6E"/>
+          <w:sz w:val="26"/>
+          <w:szCs w:val="26"/>
+        </w:rPr>
+        <w:t xml:space="preserve">14.4 Bug: doble prefijo /api/v1 en AppShell al cargar badge de alertas</w:t>
+      </w:r>
+    </w:p>
+    <w:p>
+      <w:pPr>
+        <w:spacing w:after="60" w:before="60" w:line="276"/>
+      </w:pPr>
+      <w:r>
+        <w:rPr>
+          <w:rFonts w:ascii="Arial" w:cs="Arial" w:eastAsia="Arial" w:hAnsi="Arial"/>
+          <w:color w:val="4A5568"/>
+          <w:sz w:val="22"/>
+          <w:szCs w:val="22"/>
+        </w:rPr>
+        <w:t xml:space="preserve">Síntoma: el badge de alertas en el sidebar de AppShell funcionaba en desarrollo pero devolvía 404 en producción.</w:t>
+      </w:r>
+    </w:p>
+    <w:p>
+      <w:pPr>
+        <w:spacing w:after="60" w:before="60" w:line="276"/>
+      </w:pPr>
+      <w:r>
+        <w:rPr>
+          <w:rFonts w:ascii="Arial" w:cs="Arial" w:eastAsia="Arial" w:hAnsi="Arial"/>
+          <w:color w:val="4A5568"/>
+          <w:sz w:val="22"/>
+          <w:szCs w:val="22"/>
+        </w:rPr>
+        <w:t xml:space="preserve">Causa: la función authFetch en AuthContext.jsx construye la URL como API_BASE + url, donde API_BASE ya incluye /api/v1 (VITE_API_URL=http://localhost:8000/api/v1 en dev, /api/v1 en prod). En AppShell, la llamada usaba authFetch(‘/api/v1/alertas/...’), resultando en /api/v1/api/v1/alertas/ en producción.</w:t>
+      </w:r>
+    </w:p>
+    <w:p>
+      <w:pPr>
+        <w:spacing w:after="60" w:before="60" w:line="276"/>
+      </w:pPr>
+      <w:r>
+        <w:rPr>
+          <w:rFonts w:ascii="Arial" w:cs="Arial" w:eastAsia="Arial" w:hAnsi="Arial"/>
+          <w:color w:val="4A5568"/>
+          <w:sz w:val="22"/>
+          <w:szCs w:val="22"/>
+        </w:rPr>
+        <w:t xml:space="preserve">Corrección: se eliminó el prefijo /api/v1 de la llamada, dejando authFetch(‘/alertas/?solo_pendientes=true&amp;limit=50’). Se documentó en AuthContext.jsx que todos los llamadores de authFetch deben omitir el prefijo /api/v1.</w:t>
+      </w:r>
+    </w:p>
+    <w:p>
+      <w:pPr>
+        <w:pStyle w:val="Heading2"/>
+        <w:spacing w:after="80" w:before="240"/>
+      </w:pPr>
+      <w:r>
+        <w:rPr>
+          <w:rFonts w:ascii="Arial" w:cs="Arial" w:eastAsia="Arial" w:hAnsi="Arial"/>
+          <w:b/>
+          <w:bCs/>
+          <w:color w:val="0D6B6E"/>
+          <w:sz w:val="26"/>
+          <w:szCs w:val="26"/>
+        </w:rPr>
+        <w:t xml:space="preserve">14.5 Unificación del modelo Ollama entre desarrollo y producción</w:t>
+      </w:r>
+    </w:p>
+    <w:p>
+      <w:pPr>
+        <w:spacing w:after="60" w:before="60" w:line="276"/>
+      </w:pPr>
+      <w:r>
+        <w:rPr>
+          <w:rFonts w:ascii="Arial" w:cs="Arial" w:eastAsia="Arial" w:hAnsi="Arial"/>
+          <w:color w:val="4A5568"/>
+          <w:sz w:val="22"/>
+          <w:szCs w:val="22"/>
+        </w:rPr>
+        <w:t xml:space="preserve">El docker-compose.yml de desarrollo tenía como modelo por defecto llama3.1:8b, mientras que producción usaba qwen2.5:3b. Esta diferencia causaba comportamientos distintos del asistente IA entre ambos entornos. Se unificó el valor por defecto en docker-compose.yml a qwen2.5:3b para que el comportamiento sea idéntico. El modelo puede sobreescribirse con la variable de entorno OLLAMA_MODEL en el .env correspondiente.</w:t>
+      </w:r>
+    </w:p>
+    <w:p>
+      <w:pPr>
+        <w:pStyle w:val="Heading2"/>
+        <w:spacing w:after="80" w:before="240"/>
+      </w:pPr>
+      <w:r>
+        <w:rPr>
+          <w:rFonts w:ascii="Arial" w:cs="Arial" w:eastAsia="Arial" w:hAnsi="Arial"/>
+          <w:b/>
+          <w:bCs/>
+          <w:color w:val="0D6B6E"/>
+          <w:sz w:val="26"/>
+          <w:szCs w:val="26"/>
+        </w:rPr>
+        <w:t xml:space="preserve">14.6 Nueva funcionalidad: módulo Contactos TEA para Terapeuta Interno</w:t>
+      </w:r>
+    </w:p>
+    <w:p>
+      <w:pPr>
+        <w:spacing w:after="60" w:before="60" w:line="276"/>
+      </w:pPr>
+      <w:r>
+        <w:rPr>
+          <w:rFonts w:ascii="Arial" w:cs="Arial" w:eastAsia="Arial" w:hAnsi="Arial"/>
+          <w:color w:val="4A5568"/>
+          <w:sz w:val="22"/>
+          <w:szCs w:val="22"/>
+        </w:rPr>
+        <w:t xml:space="preserve">Se implementó el ciclo completo de atención de contactos TEA para el rol terapeuta interno. Cuando el administrador deriva un ContactoPublico a un terapeuta, este ahora puede verlo y resolverlo directamente desde su panel, sin depender del admin para el alta del usuario familiar.</w:t>
+      </w:r>
+    </w:p>
+    <w:p>
+      <w:pPr>
+        <w:spacing w:after="60" w:before="60" w:line="276"/>
+      </w:pPr>
+      <w:r>
+        <w:rPr>
+          <w:rFonts w:ascii="Arial" w:cs="Arial" w:eastAsia="Arial" w:hAnsi="Arial"/>
+          <w:b/>
+          <w:bCs/>
+          <w:color w:val="4A5568"/>
+          <w:sz w:val="22"/>
+          <w:szCs w:val="22"/>
+        </w:rPr>
+        <w:t xml:space="preserve">Backend — ter_int_contactos_router.py:</w:t>
+      </w:r>
+    </w:p>
+    <w:p>
+      <w:pPr>
+        <w:pStyle w:val="ListParagraph"/>
+        <w:numPr>
+          <w:ilvl w:val="0"/>
+          <w:numId w:val="2"/>
+        </w:numPr>
+        <w:spacing w:after="40" w:before="40" w:line="276"/>
+      </w:pPr>
+      <w:r>
+        <w:rPr>
+          <w:rFonts w:ascii="Arial" w:cs="Arial" w:eastAsia="Arial" w:hAnsi="Arial"/>
+          <w:color w:val="4A5568"/>
+          <w:sz w:val="22"/>
+          <w:szCs w:val="22"/>
+        </w:rPr>
+        <w:t xml:space="preserve">GET /ter-int/contactos: lista los ContactoPublico donde derivado_a_id coincide con el terapeuta autenticado. Filtrable por ?estado=derivado|atendido|no_atendido.</w:t>
+      </w:r>
+    </w:p>
+    <w:p>
+      <w:pPr>
+        <w:pStyle w:val="ListParagraph"/>
+        <w:numPr>
+          <w:ilvl w:val="0"/>
+          <w:numId w:val="2"/>
+        </w:numPr>
+        <w:spacing w:after="40" w:before="40" w:line="276"/>
+      </w:pPr>
+      <w:r>
+        <w:rPr>
+          <w:rFonts w:ascii="Arial" w:cs="Arial" w:eastAsia="Arial" w:hAnsi="Arial"/>
+          <w:color w:val="4A5568"/>
+          <w:sz w:val="22"/>
+          <w:szCs w:val="22"/>
+        </w:rPr>
+        <w:t xml:space="preserve">POST /ter-int/contactos/{id}/atender: verifica que el contacto es del terapeuta, crea un Usuario con rol familia y activo=False más su perfil Familiar, y marca el contacto como “atendido”. Si el email ya existe en la BD, no duplica el usuario sino que solo cierra el contacto. La contraseña inicial es aleatoria; el admin deberá activar la cuenta.</w:t>
+      </w:r>
+    </w:p>
+    <w:p>
+      <w:pPr>
+        <w:pStyle w:val="ListParagraph"/>
+        <w:numPr>
+          <w:ilvl w:val="0"/>
+          <w:numId w:val="2"/>
+        </w:numPr>
+        <w:spacing w:after="40" w:before="40" w:line="276"/>
+      </w:pPr>
+      <w:r>
+        <w:rPr>
+          <w:rFonts w:ascii="Arial" w:cs="Arial" w:eastAsia="Arial" w:hAnsi="Arial"/>
+          <w:color w:val="4A5568"/>
+          <w:sz w:val="22"/>
+          <w:szCs w:val="22"/>
+        </w:rPr>
+        <w:t xml:space="preserve">POST /ter-int/contactos/{id}/no-atender: marca el contacto como “no_atendido”. El admin puede re-derivarlo a otro terapeuta si corresponde.</w:t>
+      </w:r>
+    </w:p>
+    <w:p>
+      <w:pPr>
+        <w:spacing w:after="60" w:before="60" w:line="276"/>
+      </w:pPr>
+      <w:r>
+        <w:rPr>
+          <w:rFonts w:ascii="Arial" w:cs="Arial" w:eastAsia="Arial" w:hAnsi="Arial"/>
+          <w:b/>
+          <w:bCs/>
+          <w:color w:val="4A5568"/>
+          <w:sz w:val="22"/>
+          <w:szCs w:val="22"/>
+        </w:rPr>
+        <w:t xml:space="preserve">Frontend — ContactosDerivados.jsx:</w:t>
+      </w:r>
+    </w:p>
+    <w:p>
+      <w:pPr>
+        <w:spacing w:after="60" w:before="60" w:line="276"/>
+      </w:pPr>
+      <w:r>
+        <w:rPr>
+          <w:rFonts w:ascii="Arial" w:cs="Arial" w:eastAsia="Arial" w:hAnsi="Arial"/>
+          <w:color w:val="4A5568"/>
+          <w:sz w:val="22"/>
+          <w:szCs w:val="22"/>
+        </w:rPr>
+        <w:t xml:space="preserve">Página para el rol ter-int que muestra la lista de contactos derivados con badges de estado (Pendiente / Atendido / No Atendido), resumen de conteos, filtros por estado, detalle expandible con el intercambio que activó la alerta, y botones de acción. Al presionar “Atender” se abre un modal para ingresar nombre, apellido y email del futuro familiar; el sistema crea el usuario y muestra confirmación. La nueva sección “Contactos TEA” fue agregada al nav_config del rol ter-int en el sidebar (ícono mail). La ruta es /terapeuta/interno/contactos.</w:t>
+      </w:r>
+    </w:p>
+    <w:p>
+      <w:pPr>
+        <w:pStyle w:val="Heading2"/>
+        <w:spacing w:after="80" w:before="240"/>
+      </w:pPr>
+      <w:r>
+        <w:rPr>
+          <w:rFonts w:ascii="Arial" w:cs="Arial" w:eastAsia="Arial" w:hAnsi="Arial"/>
+          <w:b/>
+          <w:bCs/>
+          <w:color w:val="0D6B6E"/>
+          <w:sz w:val="26"/>
+          <w:szCs w:val="26"/>
+        </w:rPr>
+        <w:t xml:space="preserve">14.7 Protección del único administrador activo</w:t>
+      </w:r>
+    </w:p>
+    <w:p>
+      <w:pPr>
+        <w:spacing w:after="60" w:before="60" w:line="276"/>
+      </w:pPr>
+      <w:r>
+        <w:rPr>
+          <w:rFonts w:ascii="Arial" w:cs="Arial" w:eastAsia="Arial" w:hAnsi="Arial"/>
+          <w:color w:val="4A5568"/>
+          <w:sz w:val="22"/>
+          <w:szCs w:val="22"/>
+        </w:rPr>
+        <w:t xml:space="preserve">Se agregó una protección en el endpoint PUT /usuarios/{id}: si se intenta establecer activo=False sobre un usuario con rol admin y ese es el único administrador activo del sistema, el endpoint devuelve HTTP 409 con el mensaje “No podés desactivar al único administrador activo del sistema. Creá otro admin primero”. La verificación cuenta los admins activos excluyendo al usuario que se quiere modificar.</w:t>
+      </w:r>
+    </w:p>
+    <w:p>
+      <w:pPr>
+        <w:spacing w:after="60" w:before="60" w:line="276"/>
+      </w:pPr>
+      <w:r>
+        <w:rPr>
+          <w:rFonts w:ascii="Arial" w:cs="Arial" w:eastAsia="Arial" w:hAnsi="Arial"/>
+          <w:color w:val="4A5568"/>
+          <w:sz w:val="22"/>
+          <w:szCs w:val="22"/>
+        </w:rPr>
+        <w:t xml:space="preserve">Motivación: durante el desarrollo, el admin fue desactivado por error desde el panel de Usuarios, dejando el sistema sin ningún acceso administrativo. La recuperación requirió acceso directo a la BD vía psql para reactivarlo manualmente.</w:t>
+      </w:r>
+    </w:p>
+    <w:p>
+      <w:pPr>
+        <w:pStyle w:val="Heading2"/>
+        <w:spacing w:after="80" w:before="240"/>
+      </w:pPr>
+      <w:r>
+        <w:rPr>
+          <w:rFonts w:ascii="Arial" w:cs="Arial" w:eastAsia="Arial" w:hAnsi="Arial"/>
+          <w:b/>
+          <w:bCs/>
+          <w:color w:val="0D6B6E"/>
+          <w:sz w:val="26"/>
+          <w:szCs w:val="26"/>
+        </w:rPr>
+        <w:t xml:space="preserve">14.8 Archivos modificados en esta fase</w:t>
+      </w:r>
+    </w:p>
+    <w:p>
+      <w:pPr>
+        <w:pStyle w:val="ListParagraph"/>
+        <w:numPr>
+          <w:ilvl w:val="0"/>
+          <w:numId w:val="2"/>
+        </w:numPr>
+        <w:spacing w:after="40" w:before="40" w:line="276"/>
+      </w:pPr>
+      <w:r>
+        <w:rPr>
+          <w:rFonts w:ascii="Arial" w:cs="Arial" w:eastAsia="Arial" w:hAnsi="Arial"/>
+          <w:color w:val="4A5568"/>
+          <w:sz w:val="22"/>
+          <w:szCs w:val="22"/>
+        </w:rPr>
+        <w:t xml:space="preserve">backend/app/api/sesion_ia_router.py — campo alerta: bool = False agregado a ChatResponse; return del endpoint /ia/chat actualizado con alerta=resultado.get("alerta", False).</w:t>
+      </w:r>
+    </w:p>
+    <w:p>
+      <w:pPr>
+        <w:pStyle w:val="ListParagraph"/>
+        <w:numPr>
+          <w:ilvl w:val="0"/>
+          <w:numId w:val="2"/>
+        </w:numPr>
+        <w:spacing w:after="40" w:before="40" w:line="276"/>
+      </w:pPr>
+      <w:r>
+        <w:rPr>
+          <w:rFonts w:ascii="Arial" w:cs="Arial" w:eastAsia="Arial" w:hAnsi="Arial"/>
+          <w:color w:val="4A5568"/>
+          <w:sz w:val="22"/>
+          <w:szCs w:val="22"/>
+        </w:rPr>
+        <w:t xml:space="preserve">frontend/src/pages/familiar/Asistente.jsx — enviandoRef para guard sincrónico anti-doble-envío; estado alertaBanner y banner de alerta terapéutica.</w:t>
+      </w:r>
+    </w:p>
+    <w:p>
+      <w:pPr>
+        <w:pStyle w:val="ListParagraph"/>
+        <w:numPr>
+          <w:ilvl w:val="0"/>
+          <w:numId w:val="2"/>
+        </w:numPr>
+        <w:spacing w:after="40" w:before="40" w:line="276"/>
+      </w:pPr>
+      <w:r>
+        <w:rPr>
+          <w:rFonts w:ascii="Arial" w:cs="Arial" w:eastAsia="Arial" w:hAnsi="Arial"/>
+          <w:color w:val="4A5568"/>
+          <w:sz w:val="22"/>
+          <w:szCs w:val="22"/>
+        </w:rPr>
+        <w:t xml:space="preserve">frontend/src/pages/AsistentePublico.jsx — rediseño del banner de contacto para diferenciarlo visualmente de las burbujas del chat.</w:t>
+      </w:r>
+    </w:p>
+    <w:p>
+      <w:pPr>
+        <w:pStyle w:val="ListParagraph"/>
+        <w:numPr>
+          <w:ilvl w:val="0"/>
+          <w:numId w:val="2"/>
+        </w:numPr>
+        <w:spacing w:after="40" w:before="40" w:line="276"/>
+      </w:pPr>
+      <w:r>
+        <w:rPr>
+          <w:rFonts w:ascii="Arial" w:cs="Arial" w:eastAsia="Arial" w:hAnsi="Arial"/>
+          <w:color w:val="4A5568"/>
+          <w:sz w:val="22"/>
+          <w:szCs w:val="22"/>
+        </w:rPr>
+        <w:t xml:space="preserve">frontend/src/components/layout/AppShell.jsx — eliminado prefijo /api/v1 en authFetch de alertas; agregado ter-int-contactos al mapa SCREEN_TO_PATH.</w:t>
+      </w:r>
+    </w:p>
+    <w:p>
+      <w:pPr>
+        <w:pStyle w:val="ListParagraph"/>
+        <w:numPr>
+          <w:ilvl w:val="0"/>
+          <w:numId w:val="2"/>
+        </w:numPr>
+        <w:spacing w:after="40" w:before="40" w:line="276"/>
+      </w:pPr>
+      <w:r>
+        <w:rPr>
+          <w:rFonts w:ascii="Arial" w:cs="Arial" w:eastAsia="Arial" w:hAnsi="Arial"/>
+          <w:color w:val="4A5568"/>
+          <w:sz w:val="22"/>
+          <w:szCs w:val="22"/>
+        </w:rPr>
+        <w:t xml:space="preserve">docker-compose.yml — OLLAMA_MODEL cambiado de llama3.1:8b a qwen2.5:3b como default.</w:t>
+      </w:r>
+    </w:p>
+    <w:p>
+      <w:pPr>
+        <w:pStyle w:val="ListParagraph"/>
+        <w:numPr>
+          <w:ilvl w:val="0"/>
+          <w:numId w:val="2"/>
+        </w:numPr>
+        <w:spacing w:after="40" w:before="40" w:line="276"/>
+      </w:pPr>
+      <w:r>
+        <w:rPr>
+          <w:rFonts w:ascii="Arial" w:cs="Arial" w:eastAsia="Arial" w:hAnsi="Arial"/>
+          <w:color w:val="4A5568"/>
+          <w:sz w:val="22"/>
+          <w:szCs w:val="22"/>
+        </w:rPr>
+        <w:t xml:space="preserve">backend/app/api/ter_int_contactos_router.py — nuevo router con GET /ter-int/contactos, POST /atender y POST /no-atender. Registrado en main.py.</w:t>
+      </w:r>
+    </w:p>
+    <w:p>
+      <w:pPr>
+        <w:pStyle w:val="ListParagraph"/>
+        <w:numPr>
+          <w:ilvl w:val="0"/>
+          <w:numId w:val="2"/>
+        </w:numPr>
+        <w:spacing w:after="40" w:before="40" w:line="276"/>
+      </w:pPr>
+      <w:r>
+        <w:rPr>
+          <w:rFonts w:ascii="Arial" w:cs="Arial" w:eastAsia="Arial" w:hAnsi="Arial"/>
+          <w:color w:val="4A5568"/>
+          <w:sz w:val="22"/>
+          <w:szCs w:val="22"/>
+        </w:rPr>
+        <w:t xml:space="preserve">frontend/src/pages/terapeuta/interno/ContactosDerivados.jsx — nueva página con lista, filtros, expandible y modales de acción.</w:t>
+      </w:r>
+    </w:p>
+    <w:p>
+      <w:pPr>
+        <w:pStyle w:val="ListParagraph"/>
+        <w:numPr>
+          <w:ilvl w:val="0"/>
+          <w:numId w:val="2"/>
+        </w:numPr>
+        <w:spacing w:after="40" w:before="40" w:line="276"/>
+      </w:pPr>
+      <w:r>
+        <w:rPr>
+          <w:rFonts w:ascii="Arial" w:cs="Arial" w:eastAsia="Arial" w:hAnsi="Arial"/>
+          <w:color w:val="4A5568"/>
+          <w:sz w:val="22"/>
+          <w:szCs w:val="22"/>
+        </w:rPr>
+        <w:t xml:space="preserve">frontend/src/router/index.jsx — nueva ruta /terapeuta/interno/contactos.</w:t>
+      </w:r>
+    </w:p>
+    <w:p>
+      <w:pPr>
+        <w:pStyle w:val="ListParagraph"/>
+        <w:numPr>
+          <w:ilvl w:val="0"/>
+          <w:numId w:val="2"/>
+        </w:numPr>
+        <w:spacing w:after="40" w:before="40" w:line="276"/>
+      </w:pPr>
+      <w:r>
+        <w:rPr>
+          <w:rFonts w:ascii="Arial" w:cs="Arial" w:eastAsia="Arial" w:hAnsi="Arial"/>
+          <w:color w:val="4A5568"/>
+          <w:sz w:val="22"/>
+          <w:szCs w:val="22"/>
+        </w:rPr>
+        <w:t xml:space="preserve">backend/app/api/usuario_router.py — protección de único admin activo en PUT /usuarios/{id}.</w:t>
+      </w:r>
+    </w:p>
+    <w:p>
+      <w:pPr>
+        <w:pStyle w:val="ListParagraph"/>
+        <w:numPr>
+          <w:ilvl w:val="0"/>
+          <w:numId w:val="2"/>
+        </w:numPr>
+        <w:spacing w:after="40" w:before="40" w:line="276"/>
+      </w:pPr>
+      <w:r>
+        <w:rPr>
+          <w:rFonts w:ascii="Arial" w:cs="Arial" w:eastAsia="Arial" w:hAnsi="Arial"/>
+          <w:color w:val="4A5568"/>
+          <w:sz w:val="22"/>
+          <w:szCs w:val="22"/>
+        </w:rPr>
+        <w:t xml:space="preserve">backend/app/main.py — nav_config de ter-int actualizado con item “Contactos TEA”; router ter_int_contactos_router registrado.</w:t>
+      </w:r>
+    </w:p>
+    <w:p>
+      <w:pPr>
+        <w:pStyle w:val="Heading1"/>
+        <w:pageBreakBefore/>
+        <w:spacing w:after="120" w:before="360"/>
+      </w:pPr>
+      <w:r>
+        <w:rPr>
+          <w:rFonts w:ascii="Arial" w:cs="Arial" w:eastAsia="Arial" w:hAnsi="Arial"/>
+          <w:b/>
+          <w:bCs/>
+          <w:color w:val="0D6B6E"/>
+          <w:sz w:val="32"/>
+          <w:szCs w:val="32"/>
+        </w:rPr>
+        <w:t xml:space="preserve">15. Iteración 10 — Mejoras de UX, base de conocimiento admin y rediseño de login</w:t>
+      </w:r>
+    </w:p>
+    <w:p>
+      <w:pPr>
+        <w:spacing w:after="60" w:before="60" w:line="276"/>
+      </w:pPr>
+      <w:r>
+        <w:rPr>
+          <w:rFonts w:ascii="Arial" w:cs="Arial" w:eastAsia="Arial" w:hAnsi="Arial"/>
+          <w:color w:val="4A5568"/>
+          <w:sz w:val="22"/>
+          <w:szCs w:val="22"/>
+        </w:rPr>
+        <w:t xml:space="preserve">Esta iteración consolida mejoras de experiencia de usuario, corrige defectos de presentación detectados en producción y completa el ciclo de vida del familiar (alta desde el panel del terapeuta hasta el primer ingreso al sistema). Fecha: mayo 2026.</w:t>
+      </w:r>
+    </w:p>
+    <w:p>
+      <w:pPr>
+        <w:pStyle w:val="Heading2"/>
+        <w:spacing w:after="80" w:before="240"/>
+      </w:pPr>
+      <w:r>
+        <w:rPr>
+          <w:rFonts w:ascii="Arial" w:cs="Arial" w:eastAsia="Arial" w:hAnsi="Arial"/>
+          <w:b/>
+          <w:bCs/>
+          <w:color w:val="0D6B6E"/>
+          <w:sz w:val="26"/>
+          <w:szCs w:val="26"/>
+        </w:rPr>
+        <w:t xml:space="preserve">15.1 Rediseño de la pantalla de login</w:t>
+      </w:r>
+    </w:p>
+    <w:p>
+      <w:pPr>
+        <w:spacing w:after="60" w:before="60" w:line="276"/>
+      </w:pPr>
+      <w:r>
+        <w:rPr>
+          <w:rFonts w:ascii="Arial" w:cs="Arial" w:eastAsia="Arial" w:hAnsi="Arial"/>
+          <w:color w:val="4A5568"/>
+          <w:sz w:val="22"/>
+          <w:szCs w:val="22"/>
+        </w:rPr>
+        <w:t xml:space="preserve">La pantalla de login fue rediseñada para eliminar la necesidad de scroll vertical. La versión anterior concentraba logo, selector de rol, campos de email y contraseña, botón de ingreso, registro y el acceso al Asistente TEA en una única columna que superaba la altura del viewport en pantallas de laptop estándar.</w:t>
+      </w:r>
+    </w:p>
+    <w:p>
+      <w:pPr>
+        <w:spacing w:after="60" w:before="60" w:line="276"/>
+      </w:pPr>
+      <w:r>
+        <w:rPr>
+          <w:rFonts w:ascii="Arial" w:cs="Arial" w:eastAsia="Arial" w:hAnsi="Arial"/>
+          <w:color w:val="4A5568"/>
+          <w:sz w:val="22"/>
+          <w:szCs w:val="22"/>
+        </w:rPr>
+        <w:t xml:space="preserve">El nuevo diseño implementa un layout de dos paneles horizontales (max-width: 780px, min-height: 480px):</w:t>
+      </w:r>
+    </w:p>
+    <w:p>
+      <w:pPr>
+        <w:numPr>
+          <w:ilvl w:val="0"/>
+          <w:numId w:val="2"/>
+        </w:numPr>
+        <w:spacing w:after="40" w:before="40" w:line="276"/>
+      </w:pPr>
+      <w:r>
+        <w:rPr>
+          <w:rFonts w:ascii="Arial" w:cs="Arial" w:eastAsia="Arial" w:hAnsi="Arial"/>
+          <w:color w:val="4A5568"/>
+          <w:sz w:val="22"/>
+          <w:szCs w:val="22"/>
+        </w:rPr>
+        <w:t xml:space="preserve">Panel izquierdo (42%, fondo teal): logo, nombre de la plataforma, descripción y el botón “Consultar al Asistente TEA — sin registrarse”. El botón del asistente, que antes quedaba oculto al fondo del scroll, ahora está siempre visible.</w:t>
+      </w:r>
+    </w:p>
+    <w:p>
+      <w:pPr>
+        <w:numPr>
+          <w:ilvl w:val="0"/>
+          <w:numId w:val="2"/>
+        </w:numPr>
+        <w:spacing w:after="40" w:before="40" w:line="276"/>
+      </w:pPr>
+      <w:r>
+        <w:rPr>
+          <w:rFonts w:ascii="Arial" w:cs="Arial" w:eastAsia="Arial" w:hAnsi="Arial"/>
+          <w:color w:val="4A5568"/>
+          <w:sz w:val="22"/>
+          <w:szCs w:val="22"/>
+        </w:rPr>
+        <w:t xml:space="preserve">Panel derecho (58%, fondo blanco): título “Ingresá a tu cuenta”, selector de rol (4 botones en grilla 1×4), campo email, campo contraseña con toggle ver/ocultar, botón “Ingresar al sistema”, link de registro como familiar y nota de seguridad.</w:t>
+      </w:r>
+    </w:p>
+    <w:p>
+      <w:pPr>
+        <w:spacing w:after="60" w:before="60" w:line="276"/>
+      </w:pPr>
+      <w:r>
+        <w:rPr>
+          <w:rFonts w:ascii="Arial" w:cs="Arial" w:eastAsia="Arial" w:hAnsi="Arial"/>
+          <w:b/>
+          <w:bCs/>
+          <w:color w:val="4A5568"/>
+          <w:sz w:val="22"/>
+          <w:szCs w:val="22"/>
+        </w:rPr>
+        <w:t xml:space="preserve">Archivos modificados:</w:t>
+      </w:r>
+    </w:p>
+    <w:p>
+      <w:pPr>
+        <w:numPr>
+          <w:ilvl w:val="0"/>
+          <w:numId w:val="2"/>
+        </w:numPr>
+        <w:spacing w:after="40" w:before="40" w:line="276"/>
+      </w:pPr>
+      <w:r>
+        <w:rPr>
+          <w:rFonts w:ascii="Arial" w:cs="Arial" w:eastAsia="Arial" w:hAnsi="Arial"/>
+          <w:color w:val="4A5568"/>
+          <w:sz w:val="22"/>
+          <w:szCs w:val="22"/>
+        </w:rPr>
+        <w:t xml:space="preserve">frontend/src/pages/LoginPage.jsx — estructura reemplazada a layout de dos paneles; botón del asistente movido al panel izquierdo.</w:t>
+      </w:r>
+    </w:p>
+    <w:p>
+      <w:pPr>
+        <w:numPr>
+          <w:ilvl w:val="0"/>
+          <w:numId w:val="2"/>
+        </w:numPr>
+        <w:spacing w:after="40" w:before="40" w:line="276"/>
+      </w:pPr>
+      <w:r>
+        <w:rPr>
+          <w:rFonts w:ascii="Arial" w:cs="Arial" w:eastAsia="Arial" w:hAnsi="Arial"/>
+          <w:color w:val="4A5568"/>
+          <w:sz w:val="22"/>
+          <w:szCs w:val="22"/>
+        </w:rPr>
+        <w:t xml:space="preserve">frontend/src/styles/shell.css — .login-card redefinido como flex row; agregadas clases .login-left, .login-right, .login-assist-btn, .login-left-title, .login-right-title.</w:t>
+      </w:r>
+    </w:p>
+    <w:p>
+      <w:pPr>
+        <w:pStyle w:val="Heading2"/>
+        <w:spacing w:after="80" w:before="240"/>
+      </w:pPr>
+      <w:r>
+        <w:rPr>
+          <w:rFonts w:ascii="Arial" w:cs="Arial" w:eastAsia="Arial" w:hAnsi="Arial"/>
+          <w:b/>
+          <w:bCs/>
+          <w:color w:val="0D6B6E"/>
+          <w:sz w:val="26"/>
+          <w:szCs w:val="26"/>
+        </w:rPr>
+        <w:t xml:space="preserve">15.2 Panel de administración de la base de conocimiento</w:t>
+      </w:r>
+    </w:p>
+    <w:p>
+      <w:pPr>
+        <w:spacing w:after="60" w:before="60" w:line="276"/>
+      </w:pPr>
+      <w:r>
+        <w:rPr>
+          <w:rFonts w:ascii="Arial" w:cs="Arial" w:eastAsia="Arial" w:hAnsi="Arial"/>
+          <w:color w:val="4A5568"/>
+          <w:sz w:val="22"/>
+          <w:szCs w:val="22"/>
+        </w:rPr>
+        <w:t xml:space="preserve">Se implementó la página de administración de recursos bibliográficos para el rol admin. Anteriormente el admin no tenía ninguna pantalla desde la que pudiera ver, validar ni eliminar los recursos subidos por los terapeutas. El componente AdminRecursos (Recursos.jsx) provee las siguientes capacidades:</w:t>
+      </w:r>
+    </w:p>
+    <w:p>
+      <w:pPr>
+        <w:numPr>
+          <w:ilvl w:val="0"/>
+          <w:numId w:val="2"/>
+        </w:numPr>
+        <w:spacing w:after="40" w:before="40" w:line="276"/>
+      </w:pPr>
+      <w:r>
+        <w:rPr>
+          <w:rFonts w:ascii="Arial" w:cs="Arial" w:eastAsia="Arial" w:hAnsi="Arial"/>
+          <w:color w:val="4A5568"/>
+          <w:sz w:val="22"/>
+          <w:szCs w:val="22"/>
+        </w:rPr>
+        <w:t xml:space="preserve">Listado completo de recursos (validados y pendientes) con filtros por estado y búsqueda por título/descripción.</w:t>
+      </w:r>
+    </w:p>
+    <w:p>
+      <w:pPr>
+        <w:numPr>
+          <w:ilvl w:val="0"/>
+          <w:numId w:val="2"/>
+        </w:numPr>
+        <w:spacing w:after="40" w:before="40" w:line="276"/>
+      </w:pPr>
+      <w:r>
+        <w:rPr>
+          <w:rFonts w:ascii="Arial" w:cs="Arial" w:eastAsia="Arial" w:hAnsi="Arial"/>
+          <w:color w:val="4A5568"/>
+          <w:sz w:val="22"/>
+          <w:szCs w:val="22"/>
+        </w:rPr>
+        <w:t xml:space="preserve">Botón “✓ Validar” para aprobar recursos pendientes. La validación llama a POST /recursos/{id}/validar, que marca el recurso como validado=True y encola en background la generación del embedding RAG.</w:t>
+      </w:r>
+    </w:p>
+    <w:p>
+      <w:pPr>
+        <w:numPr>
+          <w:ilvl w:val="0"/>
+          <w:numId w:val="2"/>
+        </w:numPr>
+        <w:spacing w:after="40" w:before="40" w:line="276"/>
+      </w:pPr>
+      <w:r>
+        <w:rPr>
+          <w:rFonts w:ascii="Arial" w:cs="Arial" w:eastAsia="Arial" w:hAnsi="Arial"/>
+          <w:color w:val="4A5568"/>
+          <w:sz w:val="22"/>
+          <w:szCs w:val="22"/>
+        </w:rPr>
+        <w:t xml:space="preserve">Soft delete de recursos via DELETE /recursos/{id} (activo=False).</w:t>
+      </w:r>
+    </w:p>
+    <w:p>
+      <w:pPr>
+        <w:numPr>
+          <w:ilvl w:val="0"/>
+          <w:numId w:val="2"/>
+        </w:numPr>
+        <w:spacing w:after="40" w:before="40" w:line="276"/>
+      </w:pPr>
+      <w:r>
+        <w:rPr>
+          <w:rFonts w:ascii="Arial" w:cs="Arial" w:eastAsia="Arial" w:hAnsi="Arial"/>
+          <w:color w:val="4A5568"/>
+          <w:sz w:val="22"/>
+          <w:szCs w:val="22"/>
+        </w:rPr>
+        <w:t xml:space="preserve">Carga de nuevos recursos directamente desde el panel admin (modal con campos título, tipo, descripción, contenido de texto para RAG y URL opcional).</w:t>
+      </w:r>
+    </w:p>
+    <w:p>
+      <w:pPr>
+        <w:numPr>
+          <w:ilvl w:val="0"/>
+          <w:numId w:val="2"/>
+        </w:numPr>
+        <w:spacing w:after="40" w:before="40" w:line="276"/>
+      </w:pPr>
+      <w:r>
+        <w:rPr>
+          <w:rFonts w:ascii="Arial" w:cs="Arial" w:eastAsia="Arial" w:hAnsi="Arial"/>
+          <w:color w:val="4A5568"/>
+          <w:sz w:val="22"/>
+          <w:szCs w:val="22"/>
+        </w:rPr>
+        <w:t xml:space="preserve">Estado vacío informativo: distingue entre “sin recursos en la BD” (con botón para agregar el primero) y “sin resultados con el filtro activo”. Mensaje de error persistente si el API falla, con botón de reintento.</w:t>
+      </w:r>
+    </w:p>
+    <w:p>
+      <w:pPr>
+        <w:spacing w:after="60" w:before="60" w:line="276"/>
+      </w:pPr>
+      <w:r>
+        <w:rPr>
+          <w:rFonts w:ascii="Arial" w:cs="Arial" w:eastAsia="Arial" w:hAnsi="Arial"/>
+          <w:color w:val="4A5568"/>
+          <w:sz w:val="22"/>
+          <w:szCs w:val="22"/>
+        </w:rPr>
+        <w:t xml:space="preserve">El ítem “Base de conocimiento” fue agregado al nav_config del rol admin en backend/app/main.py (id: “admin-recursos”, icon: “book”). El backend actualiza automáticamente la BD al reiniciarse. La ruta es /admin/recursos.</w:t>
+      </w:r>
+    </w:p>
+    <w:p>
+      <w:pPr>
+        <w:spacing w:after="60" w:before="60" w:line="276"/>
+      </w:pPr>
+      <w:r>
+        <w:rPr>
+          <w:rFonts w:ascii="Arial" w:cs="Arial" w:eastAsia="Arial" w:hAnsi="Arial"/>
+          <w:b/>
+          <w:bCs/>
+          <w:color w:val="4A5568"/>
+          <w:sz w:val="22"/>
+          <w:szCs w:val="22"/>
+        </w:rPr>
+        <w:t xml:space="preserve">Archivos modificados:</w:t>
+      </w:r>
+    </w:p>
+    <w:p>
+      <w:pPr>
+        <w:numPr>
+          <w:ilvl w:val="0"/>
+          <w:numId w:val="2"/>
+        </w:numPr>
+        <w:spacing w:after="40" w:before="40" w:line="276"/>
+      </w:pPr>
+      <w:r>
+        <w:rPr>
+          <w:rFonts w:ascii="Arial" w:cs="Arial" w:eastAsia="Arial" w:hAnsi="Arial"/>
+          <w:color w:val="4A5568"/>
+          <w:sz w:val="22"/>
+          <w:szCs w:val="22"/>
+        </w:rPr>
+        <w:t xml:space="preserve">frontend/src/pages/admin/Recursos.jsx — nuevo componente AdminRecursos con listado, filtros, validación, eliminación y carga de recursos.</w:t>
+      </w:r>
+    </w:p>
+    <w:p>
+      <w:pPr>
+        <w:numPr>
+          <w:ilvl w:val="0"/>
+          <w:numId w:val="2"/>
+        </w:numPr>
+        <w:spacing w:after="40" w:before="40" w:line="276"/>
+      </w:pPr>
+      <w:r>
+        <w:rPr>
+          <w:rFonts w:ascii="Arial" w:cs="Arial" w:eastAsia="Arial" w:hAnsi="Arial"/>
+          <w:color w:val="4A5568"/>
+          <w:sz w:val="22"/>
+          <w:szCs w:val="22"/>
+        </w:rPr>
+        <w:t xml:space="preserve">frontend/src/router/index.jsx — ruta /admin/recursos agregada; import de AdminRecursos incorporado.</w:t>
+      </w:r>
+    </w:p>
+    <w:p>
+      <w:pPr>
+        <w:numPr>
+          <w:ilvl w:val="0"/>
+          <w:numId w:val="2"/>
+        </w:numPr>
+        <w:spacing w:after="40" w:before="40" w:line="276"/>
+      </w:pPr>
+      <w:r>
+        <w:rPr>
+          <w:rFonts w:ascii="Arial" w:cs="Arial" w:eastAsia="Arial" w:hAnsi="Arial"/>
+          <w:color w:val="4A5568"/>
+          <w:sz w:val="22"/>
+          <w:szCs w:val="22"/>
+        </w:rPr>
+        <w:t xml:space="preserve">frontend/src/components/layout/AppShell.jsx — agregado ‘admin-recursos’: ‘/admin/recursos’ en SCREEN_TO_PATH.</w:t>
+      </w:r>
+    </w:p>
+    <w:p>
+      <w:pPr>
+        <w:numPr>
+          <w:ilvl w:val="0"/>
+          <w:numId w:val="2"/>
+        </w:numPr>
+        <w:spacing w:after="40" w:before="40" w:line="276"/>
+      </w:pPr>
+      <w:r>
+        <w:rPr>
+          <w:rFonts w:ascii="Arial" w:cs="Arial" w:eastAsia="Arial" w:hAnsi="Arial"/>
+          <w:color w:val="4A5568"/>
+          <w:sz w:val="22"/>
+          <w:szCs w:val="22"/>
+        </w:rPr>
+        <w:t xml:space="preserve">backend/app/main.py — nav_config del rol admin actualizado con item {“id”: “admin-recursos”, “icon”: “book”, “label”: “Base de conocimiento”}.</w:t>
+      </w:r>
+    </w:p>
+    <w:p>
+      <w:pPr>
+        <w:pStyle w:val="Heading2"/>
+        <w:spacing w:after="80" w:before="240"/>
+      </w:pPr>
+      <w:r>
+        <w:rPr>
+          <w:rFonts w:ascii="Arial" w:cs="Arial" w:eastAsia="Arial" w:hAnsi="Arial"/>
+          <w:b/>
+          <w:bCs/>
+          <w:color w:val="0D6B6E"/>
+          <w:sz w:val="26"/>
+          <w:szCs w:val="26"/>
+        </w:rPr>
+        <w:t xml:space="preserve">15.3 Flujo de contraseña temporal para el familiar dado de alta por el terapeuta</w:t>
+      </w:r>
+    </w:p>
+    <w:p>
+      <w:pPr>
+        <w:spacing w:after="60" w:before="60" w:line="276"/>
+      </w:pPr>
+      <w:r>
+        <w:rPr>
+          <w:rFonts w:ascii="Arial" w:cs="Arial" w:eastAsia="Arial" w:hAnsi="Arial"/>
+          <w:color w:val="4A5568"/>
+          <w:sz w:val="22"/>
+          <w:szCs w:val="22"/>
+        </w:rPr>
+        <w:t xml:space="preserve">Cuando el terapeuta interno acepta un contacto TEA mediante el botón “Atender” en ContactosDerivados.jsx, el backend crea el usuario Familiar con activo=True y genera una contraseña temporal segura. El ciclo completo implementado es el siguiente:</w:t>
+      </w:r>
+    </w:p>
+    <w:p>
+      <w:pPr>
+        <w:numPr>
+          <w:ilvl w:val="0"/>
+          <w:numId w:val="2"/>
+        </w:numPr>
+        <w:spacing w:after="40" w:before="40" w:line="276"/>
+      </w:pPr>
+      <w:r>
+        <w:rPr>
+          <w:rFonts w:ascii="Arial" w:cs="Arial" w:eastAsia="Arial" w:hAnsi="Arial"/>
+          <w:color w:val="4A5568"/>
+          <w:sz w:val="22"/>
+          <w:szCs w:val="22"/>
+        </w:rPr>
+        <w:t xml:space="preserve">Backend (ter_int_contactos_router.py): genera contraseña temporal con secrets.token_hex(3) en el formato “AccXXXXXX1!” (10 caracteres, cumple requisitos de seguridad). Crea el usuario con activo=True y debe_cambiar_password=True. Devuelve password_temporal, nombre_familiar y email_familiar en la respuesta.</w:t>
+      </w:r>
+    </w:p>
+    <w:p>
+      <w:pPr>
+        <w:numPr>
+          <w:ilvl w:val="0"/>
+          <w:numId w:val="2"/>
+        </w:numPr>
+        <w:spacing w:after="40" w:before="40" w:line="276"/>
+      </w:pPr>
+      <w:r>
+        <w:rPr>
+          <w:rFonts w:ascii="Arial" w:cs="Arial" w:eastAsia="Arial" w:hAnsi="Arial"/>
+          <w:color w:val="4A5568"/>
+          <w:sz w:val="22"/>
+          <w:szCs w:val="22"/>
+        </w:rPr>
+        <w:t xml:space="preserve">Frontend (ContactosDerivados.jsx): al recibir password_temporal en la respuesta, muestra un modal “Simulación de envío de email” con los datos de acceso (nombre, email, contraseña con botón de copia). El terapeuta puede compartirlos con el familiar.</w:t>
+      </w:r>
+    </w:p>
+    <w:p>
+      <w:pPr>
+        <w:numPr>
+          <w:ilvl w:val="0"/>
+          <w:numId w:val="2"/>
+        </w:numPr>
+        <w:spacing w:after="40" w:before="40" w:line="276"/>
+      </w:pPr>
+      <w:r>
+        <w:rPr>
+          <w:rFonts w:ascii="Arial" w:cs="Arial" w:eastAsia="Arial" w:hAnsi="Arial"/>
+          <w:color w:val="4A5568"/>
+          <w:sz w:val="22"/>
+          <w:szCs w:val="22"/>
+        </w:rPr>
+        <w:t xml:space="preserve">Primer ingreso (AppShell.jsx): si user.debe_cambiar_password === true, se abre automáticamente el modal de cambio de contraseña, sin posibilidad de cerrarlo. Una vez cambiada exitosamente, updateUser({ debe_cambiar_password: false }) actualiza el estado y localStorage, y el modal se cierra tras 1,8 segundos.</w:t>
+      </w:r>
+    </w:p>
+    <w:p>
+      <w:pPr>
+        <w:numPr>
+          <w:ilvl w:val="0"/>
+          <w:numId w:val="2"/>
+        </w:numPr>
+        <w:spacing w:after="40" w:before="40" w:line="276"/>
+      </w:pPr>
+      <w:r>
+        <w:rPr>
+          <w:rFonts w:ascii="Arial" w:cs="Arial" w:eastAsia="Arial" w:hAnsi="Arial"/>
+          <w:color w:val="4A5568"/>
+          <w:sz w:val="22"/>
+          <w:szCs w:val="22"/>
+        </w:rPr>
+        <w:t xml:space="preserve">La columna debe_cambiar_password (BOOLEAN NOT NULL DEFAULT FALSE) se agregó al modelo Usuario. Requiere migración SQL en producción: ALTER TABLE usuarios ADD COLUMN IF NOT EXISTS debe_cambiar_password BOOLEAN NOT NULL DEFAULT FALSE;</w:t>
+      </w:r>
+    </w:p>
+    <w:p>
+      <w:pPr>
+        <w:spacing w:after="60" w:before="60" w:line="276"/>
+      </w:pPr>
+      <w:r>
+        <w:rPr>
+          <w:rFonts w:ascii="Arial" w:cs="Arial" w:eastAsia="Arial" w:hAnsi="Arial"/>
+          <w:b/>
+          <w:bCs/>
+          <w:color w:val="4A5568"/>
+          <w:sz w:val="22"/>
+          <w:szCs w:val="22"/>
+        </w:rPr>
+        <w:t xml:space="preserve">Archivos modificados:</w:t>
+      </w:r>
+    </w:p>
+    <w:p>
+      <w:pPr>
+        <w:numPr>
+          <w:ilvl w:val="0"/>
+          <w:numId w:val="2"/>
+        </w:numPr>
+        <w:spacing w:after="40" w:before="40" w:line="276"/>
+      </w:pPr>
+      <w:r>
+        <w:rPr>
+          <w:rFonts w:ascii="Arial" w:cs="Arial" w:eastAsia="Arial" w:hAnsi="Arial"/>
+          <w:color w:val="4A5568"/>
+          <w:sz w:val="22"/>
+          <w:szCs w:val="22"/>
+        </w:rPr>
+        <w:t xml:space="preserve">backend/app/models/usuario.py — columna debe_cambiar_password agregada.</w:t>
+      </w:r>
+    </w:p>
+    <w:p>
+      <w:pPr>
+        <w:numPr>
+          <w:ilvl w:val="0"/>
+          <w:numId w:val="2"/>
+        </w:numPr>
+        <w:spacing w:after="40" w:before="40" w:line="276"/>
+      </w:pPr>
+      <w:r>
+        <w:rPr>
+          <w:rFonts w:ascii="Arial" w:cs="Arial" w:eastAsia="Arial" w:hAnsi="Arial"/>
+          <w:color w:val="4A5568"/>
+          <w:sz w:val="22"/>
+          <w:szCs w:val="22"/>
+        </w:rPr>
+        <w:t xml:space="preserve">backend/app/api/auth_router.py — campo debe_cambiar_password incluido en la respuesta del endpoint /auth/login.</w:t>
+      </w:r>
+    </w:p>
+    <w:p>
+      <w:pPr>
+        <w:numPr>
+          <w:ilvl w:val="0"/>
+          <w:numId w:val="2"/>
+        </w:numPr>
+        <w:spacing w:after="40" w:before="40" w:line="276"/>
+      </w:pPr>
+      <w:r>
+        <w:rPr>
+          <w:rFonts w:ascii="Arial" w:cs="Arial" w:eastAsia="Arial" w:hAnsi="Arial"/>
+          <w:color w:val="4A5568"/>
+          <w:sz w:val="22"/>
+          <w:szCs w:val="22"/>
+        </w:rPr>
+        <w:t xml:space="preserve">backend/app/api/ter_int_contactos_router.py — contraseña temporal generada con secrets; activo=True; debe_cambiar_password=True; respuesta ampliada con password_temporal, nombre_familiar, email_familiar.</w:t>
+      </w:r>
+    </w:p>
+    <w:p>
+      <w:pPr>
+        <w:numPr>
+          <w:ilvl w:val="0"/>
+          <w:numId w:val="2"/>
+        </w:numPr>
+        <w:spacing w:after="40" w:before="40" w:line="276"/>
+      </w:pPr>
+      <w:r>
+        <w:rPr>
+          <w:rFonts w:ascii="Arial" w:cs="Arial" w:eastAsia="Arial" w:hAnsi="Arial"/>
+          <w:color w:val="4A5568"/>
+          <w:sz w:val="22"/>
+          <w:szCs w:val="22"/>
+        </w:rPr>
+        <w:t xml:space="preserve">backend/app/api/usuario_router.py — al cambiar contraseña exitosamente, limpia debe_cambiar_password=False.</w:t>
+      </w:r>
+    </w:p>
+    <w:p>
+      <w:pPr>
+        <w:numPr>
+          <w:ilvl w:val="0"/>
+          <w:numId w:val="2"/>
+        </w:numPr>
+        <w:spacing w:after="40" w:before="40" w:line="276"/>
+      </w:pPr>
+      <w:r>
+        <w:rPr>
+          <w:rFonts w:ascii="Arial" w:cs="Arial" w:eastAsia="Arial" w:hAnsi="Arial"/>
+          <w:color w:val="4A5568"/>
+          <w:sz w:val="22"/>
+          <w:szCs w:val="22"/>
+        </w:rPr>
+        <w:t xml:space="preserve">frontend/src/pages/terapeuta/interno/ContactosDerivados.jsx — componente ModalEmailSimulado con datos de acceso y botón de copia; estado emailModal en ContactoCard.</w:t>
+      </w:r>
+    </w:p>
+    <w:p>
+      <w:pPr>
+        <w:numPr>
+          <w:ilvl w:val="0"/>
+          <w:numId w:val="2"/>
+        </w:numPr>
+        <w:spacing w:after="40" w:before="40" w:line="276"/>
+      </w:pPr>
+      <w:r>
+        <w:rPr>
+          <w:rFonts w:ascii="Arial" w:cs="Arial" w:eastAsia="Arial" w:hAnsi="Arial"/>
+          <w:color w:val="4A5568"/>
+          <w:sz w:val="22"/>
+          <w:szCs w:val="22"/>
+        </w:rPr>
+        <w:t xml:space="preserve">frontend/src/components/layout/AppShell.jsx — estado forzarCambio; useEffect que detecta debe_cambiar_password al montar; modal bloqueado (sin X, sin click fuera) cuando es forzado.</w:t>
+      </w:r>
+    </w:p>
+    <w:p>
+      <w:pPr>
+        <w:numPr>
+          <w:ilvl w:val="0"/>
+          <w:numId w:val="2"/>
+        </w:numPr>
+        <w:spacing w:after="40" w:before="40" w:line="276"/>
+      </w:pPr>
+      <w:r>
+        <w:rPr>
+          <w:rFonts w:ascii="Arial" w:cs="Arial" w:eastAsia="Arial" w:hAnsi="Arial"/>
+          <w:color w:val="4A5568"/>
+          <w:sz w:val="22"/>
+          <w:szCs w:val="22"/>
+        </w:rPr>
+        <w:t xml:space="preserve">frontend/src/context/AuthContext.jsx — función updateUser agregada al contexto para actualizar campos parciales del usuario en estado y localStorage.</w:t>
+      </w:r>
+    </w:p>
+    <w:p>
+      <w:pPr>
+        <w:pStyle w:val="Heading2"/>
+        <w:spacing w:after="80" w:before="240"/>
+      </w:pPr>
+      <w:r>
+        <w:rPr>
+          <w:rFonts w:ascii="Arial" w:cs="Arial" w:eastAsia="Arial" w:hAnsi="Arial"/>
+          <w:b/>
+          <w:bCs/>
+          <w:color w:val="0D6B6E"/>
+          <w:sz w:val="26"/>
+          <w:szCs w:val="26"/>
+        </w:rPr>
+        <w:t xml:space="preserve">15.4 Correcciones de UX en la base de conocimiento del terapeuta interno</w:t>
+      </w:r>
+    </w:p>
+    <w:p>
+      <w:pPr>
+        <w:spacing w:after="60" w:before="60" w:line="276"/>
+      </w:pPr>
+      <w:r>
+        <w:rPr>
+          <w:rFonts w:ascii="Arial" w:cs="Arial" w:eastAsia="Arial" w:hAnsi="Arial"/>
+          <w:color w:val="4A5568"/>
+          <w:sz w:val="22"/>
+          <w:szCs w:val="22"/>
+        </w:rPr>
+        <w:t xml:space="preserve">Se identificaron y corrigieron dos defectos de presentación en la página Conocimiento.jsx del terapeuta interno:</w:t>
+      </w:r>
+    </w:p>
+    <w:p>
+      <w:pPr>
+        <w:numPr>
+          <w:ilvl w:val="0"/>
+          <w:numId w:val="2"/>
+        </w:numPr>
+        <w:spacing w:after="40" w:before="40" w:line="276"/>
+      </w:pPr>
+      <w:r>
+        <w:rPr>
+          <w:rFonts w:ascii="Arial" w:cs="Arial" w:eastAsia="Arial" w:hAnsi="Arial"/>
+          <w:color w:val="4A5568"/>
+          <w:sz w:val="22"/>
+          <w:szCs w:val="22"/>
+        </w:rPr>
+        <w:t xml:space="preserve">Duplicación de recursos validados: existía una sección “Recursos validados” con tarjetas de color ámbar en la parte superior de la página, que mostraba los mismos recursos que aparecían en la lista completa debajo. Se eliminó el bloque duplicado (líneas 362–397 del componente original). Ahora sólo existe la lista unificada con ícono de libro, igual al panel del admin.</w:t>
+      </w:r>
+    </w:p>
+    <w:p>
+      <w:pPr>
+        <w:numPr>
+          <w:ilvl w:val="0"/>
+          <w:numId w:val="2"/>
+        </w:numPr>
+        <w:spacing w:after="40" w:before="40" w:line="276"/>
+      </w:pPr>
+      <w:r>
+        <w:rPr>
+          <w:rFonts w:ascii="Arial" w:cs="Arial" w:eastAsia="Arial" w:hAnsi="Arial"/>
+          <w:color w:val="4A5568"/>
+          <w:sz w:val="22"/>
+          <w:szCs w:val="22"/>
+        </w:rPr>
+        <w:t xml:space="preserve">Estrella ausente en tarjetas individuales: la estrella (★) que indica que un recurso está validado aparecía en el encabezado de la sección pero no en cada tarjeta. Se agregó el ícono IcoStar junto al título de cada recurso validado en la lista. Se incorporó además borde lateral de color (teal para validados, ámbar para pendientes) para distinguir visualmente el estado de cada recurso.</w:t>
+      </w:r>
+    </w:p>
+    <w:p>
+      <w:pPr>
+        <w:spacing w:after="60" w:before="60" w:line="276"/>
+      </w:pPr>
+      <w:r>
+        <w:rPr>
+          <w:rFonts w:ascii="Arial" w:cs="Arial" w:eastAsia="Arial" w:hAnsi="Arial"/>
+          <w:b/>
+          <w:bCs/>
+          <w:color w:val="4A5568"/>
+          <w:sz w:val="22"/>
+          <w:szCs w:val="22"/>
+        </w:rPr>
+        <w:t xml:space="preserve">Archivos modificados:</w:t>
+      </w:r>
+    </w:p>
+    <w:p>
+      <w:pPr>
+        <w:numPr>
+          <w:ilvl w:val="0"/>
+          <w:numId w:val="2"/>
+        </w:numPr>
+        <w:spacing w:after="40" w:before="40" w:line="276"/>
+      </w:pPr>
+      <w:r>
+        <w:rPr>
+          <w:rFonts w:ascii="Arial" w:cs="Arial" w:eastAsia="Arial" w:hAnsi="Arial"/>
+          <w:color w:val="4A5568"/>
+          <w:sz w:val="22"/>
+          <w:szCs w:val="22"/>
+        </w:rPr>
+        <w:t xml:space="preserve">frontend/src/pages/terapeuta/interno/Conocimiento.jsx — eliminada sección “Destacados” (tarjetas ámbar duplicadas); borde lateral teal/amber en cada card de la lista unificada.</w:t>
+      </w:r>
+    </w:p>
+    <w:p>
+      <w:pPr>
+        <w:pStyle w:val="Heading2"/>
+        <w:spacing w:after="80" w:before="240"/>
+      </w:pPr>
+      <w:r>
+        <w:rPr>
+          <w:rFonts w:ascii="Arial" w:cs="Arial" w:eastAsia="Arial" w:hAnsi="Arial"/>
+          <w:b/>
+          <w:bCs/>
+          <w:color w:val="0D6B6E"/>
+          <w:sz w:val="26"/>
+          <w:szCs w:val="26"/>
+        </w:rPr>
+        <w:t xml:space="preserve">15.5 Diagnóstico del asistente IA: logging de errores en el pipeline RAG</w:t>
+      </w:r>
+    </w:p>
+    <w:p>
+      <w:pPr>
+        <w:spacing w:after="60" w:before="60" w:line="276"/>
+      </w:pPr>
+      <w:r>
+        <w:rPr>
+          <w:rFonts w:ascii="Arial" w:cs="Arial" w:eastAsia="Arial" w:hAnsi="Arial"/>
+          <w:color w:val="4A5568"/>
+          <w:sz w:val="22"/>
+          <w:szCs w:val="22"/>
+        </w:rPr>
+        <w:t xml:space="preserve">Se detectó que los endpoints /ia/chat-publico y /ia/chat-familiar tenían bloques except Exception: pass que silenciaban cualquier error en el pipeline RAG. Esto impedía diagnosticar por qué el asistente respondía con el mensaje de fallback “modo básico”. Se reemplazaron por:</w:t>
+      </w:r>
+    </w:p>
+    <w:p>
+      <w:pPr>
+        <w:numPr>
+          <w:ilvl w:val="0"/>
+          <w:numId w:val="2"/>
+        </w:numPr>
+        <w:spacing w:after="40" w:before="40" w:line="276"/>
+      </w:pPr>
+      <w:r>
+        <w:rPr>
+          <w:rFonts w:ascii="Arial" w:cs="Arial" w:eastAsia="Arial" w:hAnsi="Arial"/>
+          <w:color w:val="4A5568"/>
+          <w:sz w:val="22"/>
+          <w:szCs w:val="22"/>
+        </w:rPr>
+        <w:t xml:space="preserve">except Exception as exc: logging.error(“[chat-publico] Error en pipeline IA: %s\n%s”, exc, traceback.format_exc()) — permite ver el error real en los logs de Docker (docker compose logs backend --follow).</w:t>
+      </w:r>
+    </w:p>
+    <w:p>
+      <w:pPr>
+        <w:spacing w:after="60" w:before="60" w:line="276"/>
+      </w:pPr>
+      <w:r>
+        <w:rPr>
+          <w:rFonts w:ascii="Arial" w:cs="Arial" w:eastAsia="Arial" w:hAnsi="Arial"/>
+          <w:b/>
+          <w:bCs/>
+          <w:color w:val="4A5568"/>
+          <w:sz w:val="22"/>
+          <w:szCs w:val="22"/>
+        </w:rPr>
+        <w:t xml:space="preserve">Archivos modificados:</w:t>
+      </w:r>
+    </w:p>
+    <w:p>
+      <w:pPr>
+        <w:numPr>
+          <w:ilvl w:val="0"/>
+          <w:numId w:val="2"/>
+        </w:numPr>
+        <w:spacing w:after="40" w:before="40" w:line="276"/>
+      </w:pPr>
+      <w:r>
+        <w:rPr>
+          <w:rFonts w:ascii="Arial" w:cs="Arial" w:eastAsia="Arial" w:hAnsi="Arial"/>
+          <w:color w:val="4A5568"/>
+          <w:sz w:val="22"/>
+          <w:szCs w:val="22"/>
+        </w:rPr>
+        <w:t xml:space="preserve">backend/app/api/sesion_ia_router.py — except Exception: pass reemplazado por logging.error + traceback en ambos endpoints de chat.</w:t>
+      </w:r>
+    </w:p>
+    <w:p>
+      <w:pPr>
+        <w:pStyle w:val="Heading2"/>
+        <w:spacing w:after="80" w:before="240"/>
+      </w:pPr>
+      <w:r>
+        <w:rPr>
+          <w:rFonts w:ascii="Arial" w:cs="Arial" w:eastAsia="Arial" w:hAnsi="Arial"/>
+          <w:b/>
+          <w:bCs/>
+          <w:color w:val="0D6B6E"/>
+          <w:sz w:val="26"/>
+          <w:szCs w:val="26"/>
+        </w:rPr>
+        <w:t xml:space="preserve">15.6 Archivos modificados en esta iteración</w:t>
+      </w:r>
+    </w:p>
+    <w:p>
+      <w:pPr>
+        <w:numPr>
+          <w:ilvl w:val="0"/>
+          <w:numId w:val="2"/>
+        </w:numPr>
+        <w:spacing w:after="40" w:before="40" w:line="276"/>
+      </w:pPr>
+      <w:r>
+        <w:rPr>
+          <w:rFonts w:ascii="Arial" w:cs="Arial" w:eastAsia="Arial" w:hAnsi="Arial"/>
+          <w:color w:val="4A5568"/>
+          <w:sz w:val="22"/>
+          <w:szCs w:val="22"/>
+        </w:rPr>
+        <w:t xml:space="preserve">frontend/src/pages/LoginPage.jsx — rediseño completo a layout de dos paneles.</w:t>
+      </w:r>
+    </w:p>
+    <w:p>
+      <w:pPr>
+        <w:numPr>
+          <w:ilvl w:val="0"/>
+          <w:numId w:val="2"/>
+        </w:numPr>
+        <w:spacing w:after="40" w:before="40" w:line="276"/>
+      </w:pPr>
+      <w:r>
+        <w:rPr>
+          <w:rFonts w:ascii="Arial" w:cs="Arial" w:eastAsia="Arial" w:hAnsi="Arial"/>
+          <w:color w:val="4A5568"/>
+          <w:sz w:val="22"/>
+          <w:szCs w:val="22"/>
+        </w:rPr>
+        <w:t xml:space="preserve">frontend/src/styles/shell.css — nuevas clases para layout de login de dos paneles.</w:t>
+      </w:r>
+    </w:p>
+    <w:p>
+      <w:pPr>
+        <w:numPr>
+          <w:ilvl w:val="0"/>
+          <w:numId w:val="2"/>
+        </w:numPr>
+        <w:spacing w:after="40" w:before="40" w:line="276"/>
+      </w:pPr>
+      <w:r>
+        <w:rPr>
+          <w:rFonts w:ascii="Arial" w:cs="Arial" w:eastAsia="Arial" w:hAnsi="Arial"/>
+          <w:color w:val="4A5568"/>
+          <w:sz w:val="22"/>
+          <w:szCs w:val="22"/>
+        </w:rPr>
+        <w:t xml:space="preserve">frontend/src/pages/admin/Recursos.jsx — nueva página de administración de la base de conocimiento.</w:t>
+      </w:r>
+    </w:p>
+    <w:p>
+      <w:pPr>
+        <w:numPr>
+          <w:ilvl w:val="0"/>
+          <w:numId w:val="2"/>
+        </w:numPr>
+        <w:spacing w:after="40" w:before="40" w:line="276"/>
+      </w:pPr>
+      <w:r>
+        <w:rPr>
+          <w:rFonts w:ascii="Arial" w:cs="Arial" w:eastAsia="Arial" w:hAnsi="Arial"/>
+          <w:color w:val="4A5568"/>
+          <w:sz w:val="22"/>
+          <w:szCs w:val="22"/>
+        </w:rPr>
+        <w:t xml:space="preserve">frontend/src/router/index.jsx — ruta /admin/recursos y import AdminRecursos.</w:t>
+      </w:r>
+    </w:p>
+    <w:p>
+      <w:pPr>
+        <w:numPr>
+          <w:ilvl w:val="0"/>
+          <w:numId w:val="2"/>
+        </w:numPr>
+        <w:spacing w:after="40" w:before="40" w:line="276"/>
+      </w:pPr>
+      <w:r>
+        <w:rPr>
+          <w:rFonts w:ascii="Arial" w:cs="Arial" w:eastAsia="Arial" w:hAnsi="Arial"/>
+          <w:color w:val="4A5568"/>
+          <w:sz w:val="22"/>
+          <w:szCs w:val="22"/>
+        </w:rPr>
+        <w:t xml:space="preserve">frontend/src/components/layout/AppShell.jsx — SCREEN_TO_PATH actualizado; forzarCambio y useEffect para primer ingreso; updateUser integrado.</w:t>
+      </w:r>
+    </w:p>
+    <w:p>
+      <w:pPr>
+        <w:numPr>
+          <w:ilvl w:val="0"/>
+          <w:numId w:val="2"/>
+        </w:numPr>
+        <w:spacing w:after="40" w:before="40" w:line="276"/>
+      </w:pPr>
+      <w:r>
+        <w:rPr>
+          <w:rFonts w:ascii="Arial" w:cs="Arial" w:eastAsia="Arial" w:hAnsi="Arial"/>
+          <w:color w:val="4A5568"/>
+          <w:sz w:val="22"/>
+          <w:szCs w:val="22"/>
+        </w:rPr>
+        <w:t xml:space="preserve">frontend/src/context/AuthContext.jsx — función updateUser expuesta en el contexto.</w:t>
+      </w:r>
+    </w:p>
+    <w:p>
+      <w:pPr>
+        <w:numPr>
+          <w:ilvl w:val="0"/>
+          <w:numId w:val="2"/>
+        </w:numPr>
+        <w:spacing w:after="40" w:before="40" w:line="276"/>
+      </w:pPr>
+      <w:r>
+        <w:rPr>
+          <w:rFonts w:ascii="Arial" w:cs="Arial" w:eastAsia="Arial" w:hAnsi="Arial"/>
+          <w:color w:val="4A5568"/>
+          <w:sz w:val="22"/>
+          <w:szCs w:val="22"/>
+        </w:rPr>
+        <w:t xml:space="preserve">frontend/src/pages/terapeuta/interno/Conocimiento.jsx — sección duplicada eliminada; borde lateral de estado en lista.</w:t>
+      </w:r>
+    </w:p>
+    <w:p>
+      <w:pPr>
+        <w:numPr>
+          <w:ilvl w:val="0"/>
+          <w:numId w:val="2"/>
+        </w:numPr>
+        <w:spacing w:after="40" w:before="40" w:line="276"/>
+      </w:pPr>
+      <w:r>
+        <w:rPr>
+          <w:rFonts w:ascii="Arial" w:cs="Arial" w:eastAsia="Arial" w:hAnsi="Arial"/>
+          <w:color w:val="4A5568"/>
+          <w:sz w:val="22"/>
+          <w:szCs w:val="22"/>
+        </w:rPr>
+        <w:t xml:space="preserve">frontend/src/pages/terapeuta/interno/ContactosDerivados.jsx — modal simulación de email con datos de acceso del familiar.</w:t>
+      </w:r>
+    </w:p>
+    <w:p>
+      <w:pPr>
+        <w:numPr>
+          <w:ilvl w:val="0"/>
+          <w:numId w:val="2"/>
+        </w:numPr>
+        <w:spacing w:after="40" w:before="40" w:line="276"/>
+      </w:pPr>
+      <w:r>
+        <w:rPr>
+          <w:rFonts w:ascii="Arial" w:cs="Arial" w:eastAsia="Arial" w:hAnsi="Arial"/>
+          <w:color w:val="4A5568"/>
+          <w:sz w:val="22"/>
+          <w:szCs w:val="22"/>
+        </w:rPr>
+        <w:t xml:space="preserve">backend/app/models/usuario.py — columna debe_cambiar_password.</w:t>
+      </w:r>
+    </w:p>
+    <w:p>
+      <w:pPr>
+        <w:numPr>
+          <w:ilvl w:val="0"/>
+          <w:numId w:val="2"/>
+        </w:numPr>
+        <w:spacing w:after="40" w:before="40" w:line="276"/>
+      </w:pPr>
+      <w:r>
+        <w:rPr>
+          <w:rFonts w:ascii="Arial" w:cs="Arial" w:eastAsia="Arial" w:hAnsi="Arial"/>
+          <w:color w:val="4A5568"/>
+          <w:sz w:val="22"/>
+          <w:szCs w:val="22"/>
+        </w:rPr>
+        <w:t xml:space="preserve">backend/app/api/auth_router.py, ter_int_contactos_router.py, usuario_router.py — actualizados para soportar el flujo de contraseña temporal.</w:t>
+      </w:r>
+    </w:p>
+    <w:p>
+      <w:pPr>
+        <w:numPr>
+          <w:ilvl w:val="0"/>
+          <w:numId w:val="2"/>
+        </w:numPr>
+        <w:spacing w:after="40" w:before="40" w:line="276"/>
+      </w:pPr>
+      <w:r>
+        <w:rPr>
+          <w:rFonts w:ascii="Arial" w:cs="Arial" w:eastAsia="Arial" w:hAnsi="Arial"/>
+          <w:color w:val="4A5568"/>
+          <w:sz w:val="22"/>
+          <w:szCs w:val="22"/>
+        </w:rPr>
+        <w:t xml:space="preserve">backend/app/api/sesion_ia_router.py — logging de errores en pipeline RAG.</w:t>
+      </w:r>
+    </w:p>
+    <w:p>
+      <w:pPr>
+        <w:numPr>
+          <w:ilvl w:val="0"/>
+          <w:numId w:val="2"/>
+        </w:numPr>
+        <w:spacing w:after="40" w:before="40" w:line="276"/>
+      </w:pPr>
+      <w:r>
+        <w:rPr>
+          <w:rFonts w:ascii="Arial" w:cs="Arial" w:eastAsia="Arial" w:hAnsi="Arial"/>
+          <w:color w:val="4A5568"/>
+          <w:sz w:val="22"/>
+          <w:szCs w:val="22"/>
+        </w:rPr>
+        <w:t xml:space="preserve">backend/app/main.py — nav_config del rol admin actualizado con “Base de conocimiento”.</w:t>
+      </w:r>
+    </w:p>
     <w:sectPr>
       <w:headerReference w:type="default" r:id="rId7"/>
       <w:footerReference w:type="default" r:id="rId8"/>
